--- a/server/templates/reports/FO-PO-PSM-67-10 FORMATO PARA LA ELABORACIÓN DE INFORMES PREVIOS EN FUENTES FIJAS-plantilla.docx
+++ b/server/templates/reports/FO-PO-PSM-67-10 FORMATO PARA LA ELABORACIÓN DE INFORMES PREVIOS EN FUENTES FIJAS-plantilla.docx
@@ -62,7 +62,7 @@
           <w:sz w:val="36"/>
           <w:szCs w:val="36"/>
         </w:rPr>
-        <w:t xml:space="preserve">INFORME PREVIO DE MONITOREO DE EMISIONES EN FUENTES FIJAS </w:t>
+        <w:t>INFORME PREVIO DE MONITOREO DE EMISIONES EN FUENTES FIJAS </w:t>
       </w:r>
     </w:p>
     <w:p>
@@ -75,7 +75,6 @@
           <w:color w:val="303030"/>
           <w:sz w:val="28"/>
           <w:szCs w:val="28"/>
-          <w:highlight w:val="yellow"/>
         </w:rPr>
       </w:pPr>
     </w:p>
@@ -89,7 +88,6 @@
           <w:color w:val="303030"/>
           <w:sz w:val="28"/>
           <w:szCs w:val="28"/>
-          <w:highlight w:val="yellow"/>
         </w:rPr>
       </w:pPr>
     </w:p>
@@ -103,7 +101,6 @@
           <w:color w:val="303030"/>
           <w:sz w:val="28"/>
           <w:szCs w:val="28"/>
-          <w:highlight w:val="yellow"/>
         </w:rPr>
       </w:pPr>
     </w:p>
@@ -117,7 +114,6 @@
           <w:color w:val="303030"/>
           <w:sz w:val="28"/>
           <w:szCs w:val="28"/>
-          <w:highlight w:val="yellow"/>
         </w:rPr>
       </w:pPr>
     </w:p>
@@ -131,7 +127,6 @@
           <w:color w:val="303030"/>
           <w:sz w:val="28"/>
           <w:szCs w:val="28"/>
-          <w:highlight w:val="yellow"/>
         </w:rPr>
       </w:pPr>
     </w:p>
@@ -145,7 +140,6 @@
           <w:color w:val="303030"/>
           <w:sz w:val="28"/>
           <w:szCs w:val="28"/>
-          <w:highlight w:val="yellow"/>
         </w:rPr>
       </w:pPr>
     </w:p>
@@ -159,7 +153,6 @@
           <w:color w:val="303030"/>
           <w:sz w:val="22"/>
           <w:szCs w:val="22"/>
-          <w:highlight w:val="yellow"/>
         </w:rPr>
       </w:pPr>
     </w:p>
@@ -173,7 +166,6 @@
           <w:color w:val="303030"/>
           <w:sz w:val="22"/>
           <w:szCs w:val="22"/>
-          <w:highlight w:val="yellow"/>
         </w:rPr>
       </w:pPr>
     </w:p>
@@ -187,7 +179,6 @@
           <w:color w:val="303030"/>
           <w:sz w:val="68"/>
           <w:szCs w:val="68"/>
-          <w:highlight w:val="cyan"/>
         </w:rPr>
       </w:pPr>
       <w:r>
@@ -197,7 +188,6 @@
           <w:color w:val="303030"/>
           <w:sz w:val="68"/>
           <w:szCs w:val="68"/>
-          <w:highlight w:val="cyan"/>
         </w:rPr>
         <w:t>{var_1}</w:t>
       </w:r>
@@ -222,7 +212,6 @@
           <w:color w:val="303030"/>
           <w:sz w:val="40"/>
           <w:szCs w:val="40"/>
-          <w:highlight w:val="cyan"/>
         </w:rPr>
         <w:t>{var_2}</w:t>
       </w:r>
@@ -230,7 +219,6 @@
       <w:r>
         <w:rPr>
           <w:rStyle w:val="Refdecomentario"/>
-          <w:highlight w:val="cyan"/>
         </w:rPr>
       </w:r>
     </w:p>
@@ -244,7 +232,6 @@
           <w:color w:val="303030"/>
           <w:sz w:val="28"/>
           <w:szCs w:val="28"/>
-          <w:highlight w:val="yellow"/>
         </w:rPr>
       </w:pPr>
     </w:p>
@@ -258,7 +245,6 @@
           <w:color w:val="303030"/>
           <w:sz w:val="28"/>
           <w:szCs w:val="28"/>
-          <w:highlight w:val="yellow"/>
         </w:rPr>
       </w:pPr>
     </w:p>
@@ -272,7 +258,6 @@
           <w:color w:val="303030"/>
           <w:sz w:val="28"/>
           <w:szCs w:val="28"/>
-          <w:highlight w:val="yellow"/>
         </w:rPr>
       </w:pPr>
     </w:p>
@@ -286,7 +271,6 @@
           <w:color w:val="303030"/>
           <w:sz w:val="28"/>
           <w:szCs w:val="28"/>
-          <w:highlight w:val="yellow"/>
         </w:rPr>
       </w:pPr>
     </w:p>
@@ -300,7 +284,6 @@
           <w:color w:val="303030"/>
           <w:sz w:val="28"/>
           <w:szCs w:val="28"/>
-          <w:highlight w:val="yellow"/>
         </w:rPr>
       </w:pPr>
     </w:p>
@@ -314,7 +297,6 @@
           <w:color w:val="303030"/>
           <w:sz w:val="28"/>
           <w:szCs w:val="28"/>
-          <w:highlight w:val="yellow"/>
         </w:rPr>
       </w:pPr>
     </w:p>
@@ -328,7 +310,6 @@
           <w:color w:val="303030"/>
           <w:sz w:val="28"/>
           <w:szCs w:val="28"/>
-          <w:highlight w:val="yellow"/>
         </w:rPr>
       </w:pPr>
     </w:p>
@@ -351,7 +332,6 @@
           <w:color w:val="303030"/>
           <w:sz w:val="40"/>
           <w:szCs w:val="40"/>
-          <w:highlight w:val="cyan"/>
         </w:rPr>
         <w:t>{var_3}</w:t>
       </w:r>
@@ -362,7 +342,6 @@
           <w:color w:val="303030"/>
           <w:sz w:val="40"/>
           <w:szCs w:val="40"/>
-          <w:highlight w:val="cyan"/>
         </w:rPr>
       </w:r>
       <w:commentRangeStart w:id="1"/>
@@ -373,14 +352,12 @@
           <w:color w:val="303030"/>
           <w:sz w:val="40"/>
           <w:szCs w:val="40"/>
-          <w:highlight w:val="cyan"/>
         </w:rPr>
       </w:r>
       <w:commentRangeEnd w:id="1"/>
       <w:r>
         <w:rPr>
           <w:rStyle w:val="Refdecomentario"/>
-          <w:highlight w:val="cyan"/>
         </w:rPr>
       </w:r>
       <w:r>
@@ -391,7 +368,7 @@
           <w:sz w:val="40"/>
           <w:szCs w:val="40"/>
         </w:rPr>
-        <w:t xml:space="preserve"> </w:t>
+        <w:t> </w:t>
       </w:r>
     </w:p>
     <w:p>
@@ -404,7 +381,6 @@
           <w:color w:val="303030"/>
           <w:sz w:val="28"/>
           <w:szCs w:val="28"/>
-          <w:highlight w:val="yellow"/>
         </w:rPr>
       </w:pPr>
     </w:p>
@@ -418,7 +394,6 @@
           <w:color w:val="303030"/>
           <w:sz w:val="28"/>
           <w:szCs w:val="28"/>
-          <w:highlight w:val="yellow"/>
         </w:rPr>
       </w:pPr>
     </w:p>
@@ -432,7 +407,6 @@
           <w:color w:val="303030"/>
           <w:sz w:val="28"/>
           <w:szCs w:val="28"/>
-          <w:highlight w:val="yellow"/>
         </w:rPr>
       </w:pPr>
     </w:p>
@@ -446,7 +420,6 @@
           <w:color w:val="303030"/>
           <w:sz w:val="28"/>
           <w:szCs w:val="28"/>
-          <w:highlight w:val="yellow"/>
         </w:rPr>
       </w:pPr>
     </w:p>
@@ -460,7 +433,6 @@
           <w:color w:val="303030"/>
           <w:sz w:val="28"/>
           <w:szCs w:val="28"/>
-          <w:highlight w:val="yellow"/>
         </w:rPr>
       </w:pPr>
     </w:p>
@@ -474,7 +446,6 @@
           <w:color w:val="303030"/>
           <w:sz w:val="28"/>
           <w:szCs w:val="28"/>
-          <w:highlight w:val="yellow"/>
         </w:rPr>
       </w:pPr>
     </w:p>
@@ -488,7 +459,6 @@
           <w:color w:val="303030"/>
           <w:sz w:val="28"/>
           <w:szCs w:val="28"/>
-          <w:highlight w:val="yellow"/>
         </w:rPr>
       </w:pPr>
     </w:p>
@@ -502,7 +472,6 @@
           <w:color w:val="303030"/>
           <w:sz w:val="28"/>
           <w:szCs w:val="28"/>
-          <w:highlight w:val="yellow"/>
         </w:rPr>
       </w:pPr>
     </w:p>
@@ -516,7 +485,6 @@
           <w:color w:val="303030"/>
           <w:sz w:val="28"/>
           <w:szCs w:val="28"/>
-          <w:highlight w:val="yellow"/>
         </w:rPr>
       </w:pPr>
     </w:p>
@@ -542,7 +510,7 @@
           <w:sz w:val="36"/>
           <w:szCs w:val="40"/>
         </w:rPr>
-        <w:t xml:space="preserve">          </w:t>
+        <w:t>          </w:t>
       </w:r>
     </w:p>
     <w:p>
@@ -574,7 +542,7 @@
           <w:lang w:val="es-MX"/>
         </w:rPr>
         <w:lastRenderedPageBreak/>
-        <w:t xml:space="preserve">TABLA DE </w:t>
+        <w:t>TABLA DE </w:t>
       </w:r>
       <w:commentRangeStart w:id="10"/>
       <w:commentRangeStart w:id="11"/>
@@ -611,7 +579,6 @@
           <w:b/>
           <w:color w:val="303030"/>
           <w:sz w:val="28"/>
-          <w:highlight w:val="yellow"/>
           <w:lang w:val="es-MX"/>
         </w:rPr>
       </w:pPr>
@@ -1086,7 +1053,6 @@
             <w:noProof/>
             <w:sz w:val="22"/>
             <w:szCs w:val="22"/>
-            <w:highlight w:val="cyan"/>
           </w:rPr>
           <w:t>Descripción de los procesos a evaluar</w:t>
         </w:r>
@@ -1188,7 +1154,6 @@
             <w:noProof/>
             <w:sz w:val="22"/>
             <w:szCs w:val="22"/>
-            <w:highlight w:val="cyan"/>
           </w:rPr>
           <w:t>3.2</w:t>
         </w:r>
@@ -1212,7 +1177,6 @@
             <w:noProof/>
             <w:sz w:val="22"/>
             <w:szCs w:val="22"/>
-            <w:highlight w:val="cyan"/>
           </w:rPr>
           <w:t>Descripción de la fuente a evaluar</w:t>
         </w:r>
@@ -1317,7 +1281,6 @@
             <w:noProof/>
             <w:sz w:val="22"/>
             <w:szCs w:val="22"/>
-            <w:highlight w:val="cyan"/>
           </w:rPr>
           <w:t>3.2.1</w:t>
         </w:r>
@@ -1344,7 +1307,6 @@
             <w:noProof/>
             <w:sz w:val="22"/>
             <w:szCs w:val="22"/>
-            <w:highlight w:val="cyan"/>
           </w:rPr>
           <w:t>Registro fotográfico de la fuente a evaluar</w:t>
         </w:r>
@@ -1842,7 +1804,6 @@
             <w:noProof/>
             <w:sz w:val="22"/>
             <w:szCs w:val="22"/>
-            <w:highlight w:val="cyan"/>
           </w:rPr>
           <w:t>5.1</w:t>
         </w:r>
@@ -1867,7 +1828,7 @@
             <w:sz w:val="22"/>
             <w:szCs w:val="22"/>
           </w:rPr>
-          <w:t xml:space="preserve">Muestreo preliminar </w:t>
+          <w:t>Muestreo preliminar </w:t>
         </w:r>
         <w:r>
           <w:rPr>
@@ -1876,7 +1837,6 @@
             <w:noProof/>
             <w:sz w:val="22"/>
             <w:szCs w:val="22"/>
-            <w:highlight w:val="cyan"/>
           </w:rPr>
           <w:t>(EPA 1, 2, 3 y 4)</w:t>
         </w:r>
@@ -2614,7 +2574,7 @@
             <w:sz w:val="22"/>
             <w:szCs w:val="22"/>
           </w:rPr>
-          <w:t xml:space="preserve"> y SO</w:t>
+          <w:t> y SO</w:t>
         </w:r>
         <w:r>
           <w:rPr>
@@ -2627,7 +2587,7 @@
             <w:szCs w:val="22"/>
             <w:vertAlign w:val="subscript"/>
           </w:rPr>
-          <w:t xml:space="preserve">2 </w:t>
+          <w:t>2 </w:t>
         </w:r>
         <w:r>
           <w:rPr>
@@ -3969,7 +3929,7 @@
           <w:szCs w:val="32"/>
           <w:lang w:val="es-MX" w:eastAsia="es-MX"/>
         </w:rPr>
-        <w:t xml:space="preserve">ÍNDICE DE </w:t>
+        <w:t>ÍNDICE DE </w:t>
       </w:r>
       <w:commentRangeStart w:id="12"/>
       <w:r>
@@ -4045,7 +4005,6 @@
             <w:noProof/>
             <w:sz w:val="20"/>
             <w:szCs w:val="20"/>
-            <w:highlight w:val="cyan"/>
           </w:rPr>
           <w:t>Tabla 1. Registro fotográfico de la fuente</w:t>
         </w:r>
@@ -4156,7 +4115,7 @@
             <w:sz w:val="20"/>
             <w:szCs w:val="20"/>
           </w:rPr>
-          <w:t xml:space="preserve">. </w:t>
+          <w:t>. </w:t>
         </w:r>
         <w:r>
           <w:rPr>
@@ -4266,7 +4225,7 @@
             <w:szCs w:val="20"/>
             <w:lang w:val="es-ES_tradnl" w:eastAsia="es-ES"/>
           </w:rPr>
-          <w:t xml:space="preserve">Tabla 3. Métodos preliminares </w:t>
+          <w:t>Tabla 3. Métodos preliminares </w:t>
         </w:r>
         <w:r>
           <w:rPr>
@@ -4275,7 +4234,6 @@
             <w:noProof/>
             <w:sz w:val="20"/>
             <w:szCs w:val="20"/>
-            <w:highlight w:val="cyan"/>
             <w:lang w:val="es-ES_tradnl" w:eastAsia="es-ES"/>
           </w:rPr>
           <w:t>(EPA 1, 2, 3 y 4).</w:t>
@@ -4487,7 +4445,7 @@
             <w:sz w:val="20"/>
             <w:szCs w:val="20"/>
           </w:rPr>
-          <w:t xml:space="preserve">. </w:t>
+          <w:t>. </w:t>
         </w:r>
         <w:r>
           <w:rPr>
@@ -4696,7 +4654,7 @@
             <w:szCs w:val="20"/>
             <w:lang w:val="es-419"/>
           </w:rPr>
-          <w:t xml:space="preserve">Tabla 7. </w:t>
+          <w:t>Tabla 7. </w:t>
         </w:r>
         <w:r>
           <w:rPr>
@@ -4788,7 +4746,6 @@
           <w:color w:val="303030"/>
           <w:sz w:val="20"/>
           <w:szCs w:val="20"/>
-          <w:highlight w:val="yellow"/>
         </w:rPr>
       </w:pPr>
       <w:r>
@@ -4811,7 +4768,6 @@
           <w:color w:val="303030"/>
           <w:sz w:val="28"/>
           <w:szCs w:val="28"/>
-          <w:highlight w:val="yellow"/>
         </w:rPr>
       </w:pPr>
       <w:r>
@@ -4821,7 +4777,6 @@
           <w:color w:val="303030"/>
           <w:sz w:val="28"/>
           <w:szCs w:val="28"/>
-          <w:highlight w:val="yellow"/>
         </w:rPr>
         <w:br w:type="page"/>
       </w:r>
@@ -4846,7 +4801,7 @@
           <w:szCs w:val="32"/>
         </w:rPr>
         <w:lastRenderedPageBreak/>
-        <w:t xml:space="preserve">ÍNDICE DE </w:t>
+        <w:t>ÍNDICE DE </w:t>
       </w:r>
       <w:commentRangeStart w:id="13"/>
       <w:r>
@@ -4875,7 +4830,6 @@
           <w:color w:val="303030"/>
           <w:sz w:val="28"/>
           <w:szCs w:val="28"/>
-          <w:highlight w:val="yellow"/>
         </w:rPr>
       </w:pPr>
       <w:r>
@@ -4885,7 +4839,6 @@
           <w:color w:val="303030"/>
           <w:sz w:val="28"/>
           <w:szCs w:val="28"/>
-          <w:highlight w:val="yellow"/>
         </w:rPr>
         <w:br w:type="page"/>
       </w:r>
@@ -4910,7 +4863,7 @@
           <w:szCs w:val="32"/>
         </w:rPr>
         <w:lastRenderedPageBreak/>
-        <w:t xml:space="preserve">ÍNDICE DE </w:t>
+        <w:t>ÍNDICE DE </w:t>
       </w:r>
       <w:commentRangeStart w:id="14"/>
       <w:r>
@@ -4938,7 +4891,7 @@
           <w:sz w:val="32"/>
           <w:szCs w:val="32"/>
         </w:rPr>
-        <w:t xml:space="preserve"> </w:t>
+        <w:t> </w:t>
       </w:r>
     </w:p>
     <w:p>
@@ -4993,7 +4946,6 @@
             <w:noProof/>
             <w:sz w:val="20"/>
             <w:szCs w:val="20"/>
-            <w:highlight w:val="cyan"/>
           </w:rPr>
           <w:t>Fotografía 1. Nombre de la fuente</w:t>
         </w:r>
@@ -5077,7 +5029,6 @@
           <w:color w:val="303030"/>
           <w:sz w:val="28"/>
           <w:szCs w:val="28"/>
-          <w:highlight w:val="yellow"/>
         </w:rPr>
       </w:pPr>
       <w:r>
@@ -5098,7 +5049,6 @@
           <w:rFonts w:ascii="Avenir Next LT Pro" w:hAnsi="Avenir Next LT Pro" w:cs="Tahoma"/>
           <w:b/>
           <w:color w:val="303030"/>
-          <w:highlight w:val="yellow"/>
         </w:rPr>
       </w:pPr>
       <w:r>
@@ -5106,7 +5056,6 @@
           <w:rFonts w:ascii="Avenir Next LT Pro" w:hAnsi="Avenir Next LT Pro" w:cs="Tahoma"/>
           <w:b/>
           <w:color w:val="303030"/>
-          <w:highlight w:val="yellow"/>
         </w:rPr>
         <w:br w:type="page"/>
       </w:r>
@@ -5162,7 +5111,6 @@
           <w:color w:val="303030"/>
           <w:sz w:val="22"/>
           <w:szCs w:val="22"/>
-          <w:highlight w:val="cyan"/>
         </w:rPr>
         <w:t>{var_1}</w:t>
       </w:r>
@@ -5174,7 +5122,7 @@
           <w:sz w:val="22"/>
           <w:szCs w:val="22"/>
         </w:rPr>
-        <w:t xml:space="preserve">, </w:t>
+        <w:t>, </w:t>
       </w:r>
       <w:r>
         <w:rPr>
@@ -5183,7 +5131,7 @@
           <w:sz w:val="22"/>
           <w:szCs w:val="22"/>
         </w:rPr>
-        <w:t xml:space="preserve">a través del </w:t>
+        <w:t>a través del </w:t>
       </w:r>
       <w:r>
         <w:rPr>
@@ -5201,7 +5149,7 @@
           <w:sz w:val="22"/>
           <w:szCs w:val="22"/>
         </w:rPr>
-        <w:t xml:space="preserve"> </w:t>
+        <w:t> </w:t>
       </w:r>
       <w:r>
         <w:rPr>
@@ -5209,7 +5157,6 @@
           <w:color w:val="303030"/>
           <w:sz w:val="22"/>
           <w:szCs w:val="22"/>
-          <w:highlight w:val="cyan"/>
         </w:rPr>
         <w:t>{a_traves_del_representante_legal_1}</w:t>
       </w:r>
@@ -5229,7 +5176,7 @@
           <w:sz w:val="22"/>
           <w:szCs w:val="22"/>
         </w:rPr>
-        <w:t xml:space="preserve"> </w:t>
+        <w:t> identificado con cedula de ciudadanía No. </w:t>
       </w:r>
       <w:r>
         <w:rPr>
@@ -5238,7 +5185,7 @@
           <w:sz w:val="22"/>
           <w:szCs w:val="22"/>
         </w:rPr>
-        <w:t xml:space="preserve">identificado con cedula de ciudadanía No. </w:t>
+        <w:t>{identificado_con_cedula_de_ciudadania_no_1}</w:t>
       </w:r>
       <w:r>
         <w:rPr>
@@ -5246,9 +5193,8 @@
           <w:color w:val="303030"/>
           <w:sz w:val="22"/>
           <w:szCs w:val="22"/>
-          <w:highlight w:val="cyan"/>
-        </w:rPr>
-        <w:t>{identificado_con_cedula_de_ciudadania_no_1}</w:t>
+        </w:rPr>
+        <w:t>, </w:t>
       </w:r>
       <w:r>
         <w:rPr>
@@ -5257,7 +5203,7 @@
           <w:sz w:val="22"/>
           <w:szCs w:val="22"/>
         </w:rPr>
-        <w:t xml:space="preserve">, </w:t>
+        <w:t>contrató </w:t>
       </w:r>
       <w:r>
         <w:rPr>
@@ -5266,7 +5212,7 @@
           <w:sz w:val="22"/>
           <w:szCs w:val="22"/>
         </w:rPr>
-        <w:t xml:space="preserve">contrató </w:t>
+        <w:t>el servicio </w:t>
       </w:r>
       <w:r>
         <w:rPr>
@@ -5275,7 +5221,7 @@
           <w:sz w:val="22"/>
           <w:szCs w:val="22"/>
         </w:rPr>
-        <w:t xml:space="preserve">el servicio </w:t>
+        <w:t>de evaluación de emisiones atmosféricas </w:t>
       </w:r>
       <w:r>
         <w:rPr>
@@ -5284,7 +5230,7 @@
           <w:sz w:val="22"/>
           <w:szCs w:val="22"/>
         </w:rPr>
-        <w:t xml:space="preserve">de evaluación de emisiones atmosféricas </w:t>
+        <w:t>de fuentes fijas</w:t>
       </w:r>
       <w:r>
         <w:rPr>
@@ -5293,7 +5239,7 @@
           <w:sz w:val="22"/>
           <w:szCs w:val="22"/>
         </w:rPr>
-        <w:t>de fuentes fijas</w:t>
+        <w:t> por medición directa </w:t>
       </w:r>
       <w:r>
         <w:rPr>
@@ -5302,7 +5248,7 @@
           <w:sz w:val="22"/>
           <w:szCs w:val="22"/>
         </w:rPr>
-        <w:t xml:space="preserve"> por medición directa </w:t>
+        <w:t>en</w:t>
       </w:r>
       <w:r>
         <w:rPr>
@@ -5311,8 +5257,9 @@
           <w:sz w:val="22"/>
           <w:szCs w:val="22"/>
         </w:rPr>
-        <w:t>en</w:t>
-      </w:r>
+        <w:t> </w:t>
+      </w:r>
+      <w:commentRangeStart w:id="18"/>
       <w:r>
         <w:rPr>
           <w:rFonts w:ascii="Avenir Next LT Pro" w:hAnsi="Avenir Next LT Pro" w:cstheme="minorHAnsi"/>
@@ -5320,36 +5267,23 @@
           <w:sz w:val="22"/>
           <w:szCs w:val="22"/>
         </w:rPr>
-        <w:t xml:space="preserve"> </w:t>
-      </w:r>
-      <w:commentRangeStart w:id="18"/>
+        <w:t>{de_evaluacion_de_emisiones_atmosfericas_de_fuentes_1}</w:t>
+      </w:r>
       <w:r>
         <w:rPr>
           <w:rFonts w:ascii="Avenir Next LT Pro" w:hAnsi="Avenir Next LT Pro" w:cstheme="minorHAnsi"/>
           <w:color w:val="303030"/>
           <w:sz w:val="22"/>
           <w:szCs w:val="22"/>
-          <w:highlight w:val="cyan"/>
-        </w:rPr>
-        <w:t>{de_evaluacion_de_emisiones_atmosfericas_de_fuentes_1}</w:t>
-      </w:r>
+        </w:rPr>
+      </w:r>
+      <w:proofErr w:type="spellStart"/>
       <w:r>
         <w:rPr>
           <w:rFonts w:ascii="Avenir Next LT Pro" w:hAnsi="Avenir Next LT Pro" w:cstheme="minorHAnsi"/>
           <w:color w:val="303030"/>
           <w:sz w:val="22"/>
           <w:szCs w:val="22"/>
-          <w:highlight w:val="cyan"/>
-        </w:rPr>
-      </w:r>
-      <w:proofErr w:type="spellStart"/>
-      <w:r>
-        <w:rPr>
-          <w:rFonts w:ascii="Avenir Next LT Pro" w:hAnsi="Avenir Next LT Pro" w:cstheme="minorHAnsi"/>
-          <w:color w:val="303030"/>
-          <w:sz w:val="22"/>
-          <w:szCs w:val="22"/>
-          <w:highlight w:val="cyan"/>
         </w:rPr>
       </w:r>
       <w:commentRangeEnd w:id="18"/>
@@ -5377,7 +5311,7 @@
           <w:sz w:val="22"/>
           <w:szCs w:val="22"/>
         </w:rPr>
-        <w:t xml:space="preserve"> </w:t>
+        <w:t> </w:t>
       </w:r>
       <w:r>
         <w:rPr>
@@ -5386,7 +5320,7 @@
           <w:sz w:val="22"/>
           <w:szCs w:val="22"/>
         </w:rPr>
-        <w:t xml:space="preserve">la cual se encuentra </w:t>
+        <w:t>la cual se encuentra </w:t>
       </w:r>
       <w:r>
         <w:rPr>
@@ -5404,7 +5338,7 @@
           <w:sz w:val="22"/>
           <w:szCs w:val="22"/>
         </w:rPr>
-        <w:t xml:space="preserve">ones </w:t>
+        <w:t>ones </w:t>
       </w:r>
       <w:r>
         <w:rPr>
@@ -5422,7 +5356,7 @@
           <w:sz w:val="22"/>
           <w:szCs w:val="22"/>
         </w:rPr>
-        <w:t xml:space="preserve"> </w:t>
+        <w:t> </w:t>
       </w:r>
       <w:r>
         <w:rPr>
@@ -5430,7 +5364,6 @@
           <w:color w:val="303030"/>
           <w:sz w:val="22"/>
           <w:szCs w:val="22"/>
-          <w:highlight w:val="cyan"/>
         </w:rPr>
         <w:t>{la_cual_se_encuentra_ubicada_en_las_instalaciones__1}</w:t>
       </w:r>
@@ -5441,7 +5374,7 @@
           <w:sz w:val="22"/>
           <w:szCs w:val="22"/>
         </w:rPr>
-        <w:t xml:space="preserve">, </w:t>
+        <w:t>, </w:t>
       </w:r>
       <w:r>
         <w:rPr>
@@ -5468,7 +5401,7 @@
           <w:sz w:val="22"/>
           <w:szCs w:val="22"/>
         </w:rPr>
-        <w:t xml:space="preserve"> en</w:t>
+        <w:t> en</w:t>
       </w:r>
       <w:r>
         <w:rPr>
@@ -5477,7 +5410,7 @@
           <w:sz w:val="22"/>
           <w:szCs w:val="22"/>
         </w:rPr>
-        <w:t xml:space="preserve"> </w:t>
+        <w:t> </w:t>
       </w:r>
       <w:r>
         <w:rPr>
@@ -5485,7 +5418,6 @@
           <w:color w:val="303030"/>
           <w:sz w:val="22"/>
           <w:szCs w:val="22"/>
-          <w:highlight w:val="cyan"/>
         </w:rPr>
         <w:t>{localizado_en_1}</w:t>
       </w:r>
@@ -5495,7 +5427,6 @@
           <w:color w:val="303030"/>
           <w:sz w:val="22"/>
           <w:szCs w:val="22"/>
-          <w:highlight w:val="cyan"/>
         </w:rPr>
       </w:r>
       <w:r>
@@ -5505,7 +5436,7 @@
           <w:sz w:val="22"/>
           <w:szCs w:val="22"/>
         </w:rPr>
-        <w:t xml:space="preserve"> La organización tiene como actividad principal </w:t>
+        <w:t> La organización tiene como actividad principal </w:t>
       </w:r>
       <w:commentRangeStart w:id="19"/>
       <w:proofErr w:type="spellStart"/>
@@ -5515,7 +5446,6 @@
           <w:color w:val="303030"/>
           <w:sz w:val="22"/>
           <w:szCs w:val="22"/>
-          <w:highlight w:val="cyan"/>
         </w:rPr>
         <w:t>{en_la_organizacion_tiene_como_actividad_principal_1}</w:t>
       </w:r>
@@ -5526,7 +5456,6 @@
           <w:color w:val="303030"/>
           <w:sz w:val="22"/>
           <w:szCs w:val="22"/>
-          <w:highlight w:val="cyan"/>
         </w:rPr>
       </w:r>
       <w:commentRangeEnd w:id="19"/>
@@ -5574,7 +5503,7 @@
           <w:sz w:val="22"/>
           <w:szCs w:val="22"/>
         </w:rPr>
-        <w:t xml:space="preserve"> m</w:t>
+        <w:t> m</w:t>
       </w:r>
       <w:r>
         <w:rPr>
@@ -5592,7 +5521,7 @@
           <w:sz w:val="22"/>
           <w:szCs w:val="22"/>
         </w:rPr>
-        <w:t xml:space="preserve"> será desarrollad</w:t>
+        <w:t> será desarrollad</w:t>
       </w:r>
       <w:r>
         <w:rPr>
@@ -5610,7 +5539,7 @@
           <w:sz w:val="22"/>
           <w:szCs w:val="22"/>
         </w:rPr>
-        <w:t xml:space="preserve"> por </w:t>
+        <w:t> por </w:t>
       </w:r>
       <w:r>
         <w:rPr>
@@ -5640,7 +5569,7 @@
           <w:sz w:val="22"/>
           <w:szCs w:val="22"/>
         </w:rPr>
-        <w:t xml:space="preserve"> S.A</w:t>
+        <w:t> S.A</w:t>
       </w:r>
       <w:r>
         <w:rPr>
@@ -5659,7 +5588,7 @@
           <w:sz w:val="22"/>
           <w:szCs w:val="22"/>
         </w:rPr>
-        <w:t xml:space="preserve">, empresa acreditada por </w:t>
+        <w:t>, empresa acreditada por </w:t>
       </w:r>
       <w:r>
         <w:rPr>
@@ -5668,7 +5597,7 @@
           <w:sz w:val="22"/>
           <w:szCs w:val="22"/>
         </w:rPr>
-        <w:t xml:space="preserve">el Instituto de Hidrología, Meteorología y Estudios Ambientales de Colombia (IDEAM), a través de la Resolución </w:t>
+        <w:t>el Instituto de Hidrología, Meteorología y Estudios Ambientales de Colombia (IDEAM), a través de la Resolución </w:t>
       </w:r>
       <w:r>
         <w:rPr>
@@ -5676,7 +5605,6 @@
           <w:color w:val="303030"/>
           <w:sz w:val="22"/>
           <w:szCs w:val="22"/>
-          <w:highlight w:val="cyan"/>
         </w:rPr>
         <w:t>{erambiente_s_a_s_empresa_acreditada_por_el_institu_1}</w:t>
       </w:r>
@@ -5686,7 +5614,6 @@
           <w:color w:val="303030"/>
           <w:sz w:val="22"/>
           <w:szCs w:val="22"/>
-          <w:highlight w:val="cyan"/>
         </w:rPr>
       </w:r>
       <w:r>
@@ -5695,7 +5622,6 @@
           <w:color w:val="303030"/>
           <w:sz w:val="22"/>
           <w:szCs w:val="22"/>
-          <w:highlight w:val="cyan"/>
         </w:rPr>
       </w:r>
       <w:r>
@@ -5704,7 +5630,6 @@
           <w:color w:val="303030"/>
           <w:sz w:val="22"/>
           <w:szCs w:val="22"/>
-          <w:highlight w:val="cyan"/>
         </w:rPr>
       </w:r>
       <w:r>
@@ -5713,7 +5638,6 @@
           <w:color w:val="303030"/>
           <w:sz w:val="22"/>
           <w:szCs w:val="22"/>
-          <w:highlight w:val="cyan"/>
         </w:rPr>
       </w:r>
       <w:r>
@@ -5722,7 +5646,6 @@
           <w:color w:val="303030"/>
           <w:sz w:val="22"/>
           <w:szCs w:val="22"/>
-          <w:highlight w:val="cyan"/>
         </w:rPr>
       </w:r>
       <w:r>
@@ -5731,7 +5654,6 @@
           <w:color w:val="303030"/>
           <w:sz w:val="22"/>
           <w:szCs w:val="22"/>
-          <w:highlight w:val="cyan"/>
         </w:rPr>
       </w:r>
       <w:r>
@@ -5750,7 +5672,7 @@
           <w:sz w:val="22"/>
           <w:szCs w:val="22"/>
         </w:rPr>
-        <w:t xml:space="preserve"> producir información cuantitativa</w:t>
+        <w:t> producir información cuantitativa</w:t>
       </w:r>
       <w:r>
         <w:rPr>
@@ -5759,7 +5681,7 @@
           <w:sz w:val="22"/>
           <w:szCs w:val="22"/>
         </w:rPr>
-        <w:t xml:space="preserve">, </w:t>
+        <w:t>, </w:t>
       </w:r>
       <w:r>
         <w:rPr>
@@ -5777,7 +5699,7 @@
           <w:sz w:val="22"/>
           <w:szCs w:val="22"/>
         </w:rPr>
-        <w:t xml:space="preserve"> en la carrera 41 #73B – 72. </w:t>
+        <w:t> en la carrera 41 #73B – 72. </w:t>
       </w:r>
       <w:commentRangeStart w:id="20"/>
       <w:r>
@@ -5786,7 +5708,6 @@
           <w:color w:val="303030"/>
           <w:sz w:val="22"/>
           <w:szCs w:val="22"/>
-          <w:highlight w:val="cyan"/>
         </w:rPr>
         <w:t>{para_producir_informacion_cuantitativa_fisica_y_qu_1}</w:t>
       </w:r>
@@ -5803,7 +5724,6 @@
           <w:color w:val="303030"/>
           <w:sz w:val="22"/>
           <w:szCs w:val="22"/>
-          <w:highlight w:val="cyan"/>
         </w:rPr>
         <w:t>{fisica_y_quimica_para_los_estudios_o_analisis_ambi_1}</w:t>
       </w:r>
@@ -5813,7 +5733,6 @@
           <w:color w:val="303030"/>
           <w:sz w:val="22"/>
           <w:szCs w:val="22"/>
-          <w:highlight w:val="cyan"/>
         </w:rPr>
       </w:r>
       <w:r>
@@ -5822,7 +5741,6 @@
           <w:color w:val="303030"/>
           <w:sz w:val="22"/>
           <w:szCs w:val="22"/>
-          <w:highlight w:val="cyan"/>
         </w:rPr>
       </w:r>
       <w:r>
@@ -5831,7 +5749,6 @@
           <w:color w:val="303030"/>
           <w:sz w:val="22"/>
           <w:szCs w:val="22"/>
-          <w:highlight w:val="cyan"/>
         </w:rPr>
       </w:r>
       <w:r>
@@ -5840,7 +5757,6 @@
           <w:color w:val="303030"/>
           <w:sz w:val="22"/>
           <w:szCs w:val="22"/>
-          <w:highlight w:val="cyan"/>
         </w:rPr>
       </w:r>
       <w:r>
@@ -5849,7 +5765,6 @@
           <w:color w:val="303030"/>
           <w:sz w:val="22"/>
           <w:szCs w:val="22"/>
-          <w:highlight w:val="cyan"/>
         </w:rPr>
       </w:r>
       <w:r>
@@ -5858,7 +5773,6 @@
           <w:color w:val="303030"/>
           <w:sz w:val="22"/>
           <w:szCs w:val="22"/>
-          <w:highlight w:val="cyan"/>
         </w:rPr>
       </w:r>
       <w:r>
@@ -5867,7 +5781,6 @@
           <w:color w:val="303030"/>
           <w:sz w:val="22"/>
           <w:szCs w:val="22"/>
-          <w:highlight w:val="cyan"/>
         </w:rPr>
       </w:r>
       <w:r>
@@ -5876,7 +5789,6 @@
           <w:color w:val="303030"/>
           <w:sz w:val="22"/>
           <w:szCs w:val="22"/>
-          <w:highlight w:val="cyan"/>
         </w:rPr>
       </w:r>
       <w:r>
@@ -5885,7 +5797,6 @@
           <w:color w:val="303030"/>
           <w:sz w:val="22"/>
           <w:szCs w:val="22"/>
-          <w:highlight w:val="cyan"/>
         </w:rPr>
       </w:r>
       <w:r>
@@ -5894,7 +5805,6 @@
           <w:color w:val="303030"/>
           <w:sz w:val="22"/>
           <w:szCs w:val="22"/>
-          <w:highlight w:val="cyan"/>
         </w:rPr>
       </w:r>
       <w:r>
@@ -5903,7 +5813,6 @@
           <w:color w:val="303030"/>
           <w:sz w:val="22"/>
           <w:szCs w:val="22"/>
-          <w:highlight w:val="cyan"/>
         </w:rPr>
       </w:r>
       <w:r>
@@ -5912,7 +5821,6 @@
           <w:color w:val="303030"/>
           <w:sz w:val="22"/>
           <w:szCs w:val="22"/>
-          <w:highlight w:val="cyan"/>
         </w:rPr>
       </w:r>
       <w:r>
@@ -5921,7 +5829,6 @@
           <w:color w:val="303030"/>
           <w:sz w:val="22"/>
           <w:szCs w:val="22"/>
-          <w:highlight w:val="cyan"/>
         </w:rPr>
       </w:r>
       <w:r>
@@ -5930,7 +5837,6 @@
           <w:color w:val="303030"/>
           <w:sz w:val="22"/>
           <w:szCs w:val="22"/>
-          <w:highlight w:val="cyan"/>
         </w:rPr>
       </w:r>
       <w:r>
@@ -5939,7 +5845,6 @@
           <w:color w:val="303030"/>
           <w:sz w:val="22"/>
           <w:szCs w:val="22"/>
-          <w:highlight w:val="cyan"/>
         </w:rPr>
       </w:r>
       <w:r>
@@ -5948,7 +5853,6 @@
           <w:color w:val="303030"/>
           <w:sz w:val="22"/>
           <w:szCs w:val="22"/>
-          <w:highlight w:val="cyan"/>
         </w:rPr>
       </w:r>
     </w:p>
@@ -5971,7 +5875,7 @@
           <w:sz w:val="22"/>
           <w:szCs w:val="22"/>
         </w:rPr>
-        <w:t xml:space="preserve">La fecha programada para llevar a cabo la evaluación del estudio de emisiones atmosféricas </w:t>
+        <w:t>La fecha programada para llevar a cabo la evaluación del estudio de emisiones atmosféricas </w:t>
       </w:r>
       <w:r>
         <w:rPr>
@@ -5980,7 +5884,7 @@
           <w:sz w:val="22"/>
           <w:szCs w:val="22"/>
         </w:rPr>
-        <w:t xml:space="preserve">serán </w:t>
+        <w:t>serán </w:t>
       </w:r>
       <w:r>
         <w:rPr>
@@ -5989,7 +5893,7 @@
           <w:sz w:val="22"/>
           <w:szCs w:val="22"/>
         </w:rPr>
-        <w:t xml:space="preserve">el </w:t>
+        <w:t>el </w:t>
       </w:r>
       <w:r>
         <w:rPr>
@@ -5997,7 +5901,6 @@
           <w:color w:val="303030"/>
           <w:sz w:val="22"/>
           <w:szCs w:val="22"/>
-          <w:highlight w:val="cyan"/>
         </w:rPr>
         <w:t>{la_fecha_programada_para_llevar_a_cabo_la_evaluaci_1}</w:t>
       </w:r>
@@ -6007,7 +5910,6 @@
           <w:color w:val="303030"/>
           <w:sz w:val="22"/>
           <w:szCs w:val="22"/>
-          <w:highlight w:val="cyan"/>
         </w:rPr>
       </w:r>
       <w:r>
@@ -6016,7 +5918,6 @@
           <w:color w:val="303030"/>
           <w:sz w:val="22"/>
           <w:szCs w:val="22"/>
-          <w:highlight w:val="cyan"/>
         </w:rPr>
       </w:r>
       <w:r>
@@ -6025,7 +5926,6 @@
           <w:color w:val="303030"/>
           <w:sz w:val="22"/>
           <w:szCs w:val="22"/>
-          <w:highlight w:val="cyan"/>
         </w:rPr>
       </w:r>
       <w:r>
@@ -6034,7 +5934,6 @@
           <w:color w:val="303030"/>
           <w:sz w:val="22"/>
           <w:szCs w:val="22"/>
-          <w:highlight w:val="cyan"/>
         </w:rPr>
       </w:r>
       <w:r>
@@ -6043,7 +5942,6 @@
           <w:color w:val="303030"/>
           <w:sz w:val="22"/>
           <w:szCs w:val="22"/>
-          <w:highlight w:val="cyan"/>
         </w:rPr>
       </w:r>
       <w:r>
@@ -6053,7 +5951,7 @@
           <w:sz w:val="22"/>
           <w:szCs w:val="22"/>
         </w:rPr>
-        <w:t xml:space="preserve"> iniciando operaciones a las </w:t>
+        <w:t> iniciando operaciones a las </w:t>
       </w:r>
       <w:commentRangeStart w:id="21"/>
       <w:r>
@@ -6101,7 +5999,7 @@
           <w:sz w:val="22"/>
           <w:szCs w:val="22"/>
         </w:rPr>
-        <w:t xml:space="preserve">e </w:t>
+        <w:t>e </w:t>
       </w:r>
       <w:r>
         <w:rPr>
@@ -6110,7 +6008,6 @@
           <w:color w:val="303030"/>
           <w:sz w:val="22"/>
           <w:szCs w:val="22"/>
-          <w:highlight w:val="cyan"/>
         </w:rPr>
         <w:t>{var_1}</w:t>
       </w:r>
@@ -6132,7 +6029,7 @@
           <w:sz w:val="22"/>
           <w:szCs w:val="22"/>
         </w:rPr>
-        <w:t xml:space="preserve"> </w:t>
+        <w:t> </w:t>
       </w:r>
       <w:r>
         <w:rPr>
@@ -6150,7 +6047,7 @@
           <w:sz w:val="22"/>
           <w:szCs w:val="22"/>
         </w:rPr>
-        <w:t xml:space="preserve">do en la Resolución 909 de 2008 </w:t>
+        <w:t>do en la Resolución 909 de 2008 </w:t>
       </w:r>
       <w:r>
         <w:rPr>
@@ -6159,7 +6056,7 @@
           <w:sz w:val="22"/>
           <w:szCs w:val="22"/>
         </w:rPr>
-        <w:t xml:space="preserve">y en el “Protocolo para el Control y Vigilancia de la Contaminación Atmosférica Generada por fuentes Fijas” de </w:t>
+        <w:t>y en el “Protocolo para el Control y Vigilancia de la Contaminación Atmosférica Generada por fuentes Fijas” de </w:t>
       </w:r>
       <w:r>
         <w:rPr>
@@ -6177,7 +6074,7 @@
           <w:sz w:val="22"/>
           <w:szCs w:val="22"/>
         </w:rPr>
-        <w:t xml:space="preserve"> de 2010 del Ministerio de Ambiente, Vivienda y Desarrollo Territorial</w:t>
+        <w:t> de 2010 del Ministerio de Ambiente, Vivienda y Desarrollo Territorial</w:t>
       </w:r>
       <w:r>
         <w:rPr>
@@ -6186,7 +6083,7 @@
           <w:sz w:val="22"/>
           <w:szCs w:val="22"/>
         </w:rPr>
-        <w:t xml:space="preserve">, </w:t>
+        <w:t>, </w:t>
       </w:r>
       <w:r>
         <w:rPr>
@@ -6204,7 +6101,7 @@
           <w:sz w:val="22"/>
           <w:szCs w:val="22"/>
         </w:rPr>
-        <w:t xml:space="preserve"> Resolución 1309 de 2010.</w:t>
+        <w:t> Resolución 1309 de 2010.</w:t>
       </w:r>
     </w:p>
     <w:p>
@@ -6216,7 +6113,6 @@
           <w:color w:val="303030"/>
           <w:sz w:val="22"/>
           <w:szCs w:val="22"/>
-          <w:highlight w:val="yellow"/>
         </w:rPr>
       </w:pPr>
     </w:p>
@@ -6230,7 +6126,6 @@
           <w:color w:val="303030"/>
           <w:sz w:val="22"/>
           <w:szCs w:val="22"/>
-          <w:highlight w:val="yellow"/>
         </w:rPr>
       </w:pPr>
     </w:p>
@@ -6244,7 +6139,6 @@
           <w:color w:val="303030"/>
           <w:sz w:val="22"/>
           <w:szCs w:val="22"/>
-          <w:highlight w:val="yellow"/>
         </w:rPr>
       </w:pPr>
     </w:p>
@@ -6368,7 +6262,7 @@
           <w:sz w:val="22"/>
           <w:szCs w:val="22"/>
         </w:rPr>
-        <w:t xml:space="preserve"> de la fuente fija </w:t>
+        <w:t> de la fuente fija </w:t>
       </w:r>
       <w:r>
         <w:rPr>
@@ -6377,7 +6271,7 @@
           <w:sz w:val="22"/>
           <w:szCs w:val="22"/>
         </w:rPr>
-        <w:t xml:space="preserve">a evaluar </w:t>
+        <w:t>a evaluar </w:t>
       </w:r>
       <w:r>
         <w:rPr>
@@ -6386,7 +6280,7 @@
           <w:sz w:val="22"/>
           <w:szCs w:val="22"/>
         </w:rPr>
-        <w:t xml:space="preserve">por medición directa </w:t>
+        <w:t>por medición directa </w:t>
       </w:r>
       <w:r>
         <w:rPr>
@@ -6404,7 +6298,7 @@
           <w:sz w:val="22"/>
           <w:szCs w:val="22"/>
         </w:rPr>
-        <w:t xml:space="preserve"> </w:t>
+        <w:t> </w:t>
       </w:r>
       <w:r>
         <w:rPr>
@@ -6413,7 +6307,7 @@
           <w:sz w:val="22"/>
           <w:szCs w:val="22"/>
         </w:rPr>
-        <w:t xml:space="preserve">Material </w:t>
+        <w:t>Material </w:t>
       </w:r>
       <w:commentRangeStart w:id="30"/>
       <w:r>
@@ -6422,7 +6316,6 @@
           <w:color w:val="303030"/>
           <w:sz w:val="22"/>
           <w:szCs w:val="22"/>
-          <w:highlight w:val="cyan"/>
         </w:rPr>
         <w:t>{a_evaluar_por_medicion_directa_de_material_1}</w:t>
       </w:r>
@@ -6432,7 +6325,6 @@
           <w:color w:val="303030"/>
           <w:sz w:val="22"/>
           <w:szCs w:val="22"/>
-          <w:highlight w:val="cyan"/>
         </w:rPr>
       </w:r>
       <w:r>
@@ -6441,7 +6333,6 @@
           <w:color w:val="303030"/>
           <w:sz w:val="22"/>
           <w:szCs w:val="22"/>
-          <w:highlight w:val="cyan"/>
         </w:rPr>
       </w:r>
       <w:r>
@@ -6450,7 +6341,6 @@
           <w:color w:val="303030"/>
           <w:sz w:val="22"/>
           <w:szCs w:val="22"/>
-          <w:highlight w:val="cyan"/>
           <w:vertAlign w:val="subscript"/>
         </w:rPr>
       </w:r>
@@ -6460,7 +6350,6 @@
           <w:color w:val="303030"/>
           <w:sz w:val="22"/>
           <w:szCs w:val="22"/>
-          <w:highlight w:val="cyan"/>
         </w:rPr>
       </w:r>
       <w:r>
@@ -6469,7 +6358,6 @@
           <w:color w:val="303030"/>
           <w:sz w:val="22"/>
           <w:szCs w:val="22"/>
-          <w:highlight w:val="cyan"/>
         </w:rPr>
       </w:r>
       <w:r>
@@ -6478,7 +6366,6 @@
           <w:color w:val="303030"/>
           <w:sz w:val="22"/>
           <w:szCs w:val="22"/>
-          <w:highlight w:val="cyan"/>
         </w:rPr>
       </w:r>
       <w:r>
@@ -6487,7 +6374,6 @@
           <w:color w:val="303030"/>
           <w:sz w:val="22"/>
           <w:szCs w:val="22"/>
-          <w:highlight w:val="cyan"/>
         </w:rPr>
       </w:r>
       <w:r>
@@ -6496,7 +6382,6 @@
           <w:color w:val="303030"/>
           <w:sz w:val="22"/>
           <w:szCs w:val="22"/>
-          <w:highlight w:val="cyan"/>
         </w:rPr>
       </w:r>
       <w:proofErr w:type="spellStart"/>
@@ -6506,7 +6391,6 @@
           <w:color w:val="303030"/>
           <w:sz w:val="22"/>
           <w:szCs w:val="22"/>
-          <w:highlight w:val="cyan"/>
         </w:rPr>
       </w:r>
       <w:proofErr w:type="spellEnd"/>
@@ -6516,7 +6400,6 @@
           <w:color w:val="303030"/>
           <w:sz w:val="22"/>
           <w:szCs w:val="22"/>
-          <w:highlight w:val="cyan"/>
         </w:rPr>
       </w:r>
       <w:r>
@@ -6525,7 +6408,6 @@
           <w:color w:val="303030"/>
           <w:sz w:val="22"/>
           <w:szCs w:val="22"/>
-          <w:highlight w:val="cyan"/>
         </w:rPr>
       </w:r>
       <w:r>
@@ -6534,7 +6416,6 @@
           <w:color w:val="303030"/>
           <w:sz w:val="22"/>
           <w:szCs w:val="22"/>
-          <w:highlight w:val="cyan"/>
         </w:rPr>
       </w:r>
       <w:r>
@@ -6543,7 +6424,6 @@
           <w:color w:val="303030"/>
           <w:sz w:val="22"/>
           <w:szCs w:val="22"/>
-          <w:highlight w:val="cyan"/>
         </w:rPr>
       </w:r>
       <w:r>
@@ -6552,7 +6432,6 @@
           <w:color w:val="303030"/>
           <w:sz w:val="22"/>
           <w:szCs w:val="22"/>
-          <w:highlight w:val="cyan"/>
         </w:rPr>
       </w:r>
       <w:r>
@@ -6561,7 +6440,6 @@
           <w:color w:val="303030"/>
           <w:sz w:val="22"/>
           <w:szCs w:val="22"/>
-          <w:highlight w:val="cyan"/>
         </w:rPr>
       </w:r>
       <w:r>
@@ -6571,7 +6449,7 @@
           <w:sz w:val="22"/>
           <w:szCs w:val="22"/>
         </w:rPr>
-        <w:t xml:space="preserve"> </w:t>
+        <w:t> </w:t>
       </w:r>
       <w:commentRangeEnd w:id="30"/>
       <w:r>
@@ -6587,7 +6465,7 @@
           <w:sz w:val="22"/>
           <w:szCs w:val="22"/>
         </w:rPr>
-        <w:t xml:space="preserve">perteneciente a </w:t>
+        <w:t>perteneciente a </w:t>
       </w:r>
       <w:r>
         <w:rPr>
@@ -6596,7 +6474,6 @@
           <w:color w:val="303030"/>
           <w:sz w:val="22"/>
           <w:szCs w:val="22"/>
-          <w:highlight w:val="cyan"/>
         </w:rPr>
         <w:t>{var_1}</w:t>
       </w:r>
@@ -6607,7 +6484,7 @@
           <w:sz w:val="22"/>
           <w:szCs w:val="22"/>
         </w:rPr>
-        <w:t xml:space="preserve">, </w:t>
+        <w:t>, </w:t>
       </w:r>
       <w:r>
         <w:rPr>
@@ -6625,7 +6502,7 @@
           <w:sz w:val="22"/>
           <w:szCs w:val="22"/>
         </w:rPr>
-        <w:t xml:space="preserve"> actualmente MADS</w:t>
+        <w:t> actualmente MADS</w:t>
       </w:r>
       <w:r>
         <w:rPr>
@@ -6672,7 +6549,7 @@
           <w:szCs w:val="28"/>
           <w:lang w:val="es-MX"/>
         </w:rPr>
-        <w:t xml:space="preserve">2.2 Objetivos </w:t>
+        <w:t>2.2 Objetivos </w:t>
       </w:r>
       <w:commentRangeStart w:id="34"/>
       <w:r>
@@ -6705,7 +6582,6 @@
           <w:color w:val="303030"/>
           <w:sz w:val="22"/>
           <w:szCs w:val="22"/>
-          <w:highlight w:val="yellow"/>
           <w:lang w:val="es-MX"/>
         </w:rPr>
       </w:pPr>
@@ -6760,7 +6636,6 @@
           <w:color w:val="303030"/>
           <w:sz w:val="22"/>
           <w:szCs w:val="28"/>
-          <w:highlight w:val="cyan"/>
         </w:rPr>
       </w:pPr>
       <w:r>
@@ -6769,7 +6644,6 @@
           <w:color w:val="303030"/>
           <w:sz w:val="22"/>
           <w:szCs w:val="22"/>
-          <w:highlight w:val="cyan"/>
         </w:rPr>
         <w:t>{var_4}</w:t>
       </w:r>
@@ -6786,7 +6660,6 @@
           <w:color w:val="303030"/>
           <w:sz w:val="22"/>
           <w:szCs w:val="28"/>
-          <w:highlight w:val="cyan"/>
         </w:rPr>
       </w:pPr>
     </w:p>
@@ -6805,7 +6678,6 @@
           <w:color w:val="303030"/>
           <w:sz w:val="22"/>
           <w:szCs w:val="22"/>
-          <w:highlight w:val="cyan"/>
         </w:rPr>
       </w:pPr>
       <w:r>
@@ -6814,7 +6686,6 @@
           <w:color w:val="303030"/>
           <w:sz w:val="22"/>
           <w:szCs w:val="22"/>
-          <w:highlight w:val="cyan"/>
         </w:rPr>
         <w:t>{var_5}</w:t>
       </w:r>
@@ -6850,7 +6721,6 @@
           <w:color w:val="303030"/>
           <w:sz w:val="22"/>
           <w:szCs w:val="28"/>
-          <w:highlight w:val="cyan"/>
         </w:rPr>
       </w:pPr>
       <w:r>
@@ -6859,7 +6729,6 @@
           <w:color w:val="303030"/>
           <w:sz w:val="22"/>
           <w:szCs w:val="22"/>
-          <w:highlight w:val="cyan"/>
         </w:rPr>
         <w:t>{var_6}</w:t>
       </w:r>
@@ -6870,7 +6739,6 @@
           <w:color w:val="303030"/>
           <w:sz w:val="22"/>
           <w:szCs w:val="22"/>
-          <w:highlight w:val="cyan"/>
         </w:rPr>
       </w:r>
       <w:commentRangeEnd w:id="35"/>
@@ -6886,7 +6754,6 @@
           <w:color w:val="303030"/>
           <w:sz w:val="22"/>
           <w:szCs w:val="22"/>
-          <w:highlight w:val="cyan"/>
         </w:rPr>
         <w:t>{var_7}</w:t>
       </w:r>
@@ -6896,7 +6763,6 @@
           <w:color w:val="303030"/>
           <w:sz w:val="22"/>
           <w:szCs w:val="22"/>
-          <w:highlight w:val="cyan"/>
           <w:vertAlign w:val="subscript"/>
         </w:rPr>
       </w:r>
@@ -6906,7 +6772,6 @@
           <w:color w:val="303030"/>
           <w:sz w:val="22"/>
           <w:szCs w:val="22"/>
-          <w:highlight w:val="cyan"/>
         </w:rPr>
       </w:r>
       <w:r>
@@ -6915,7 +6780,6 @@
           <w:color w:val="303030"/>
           <w:sz w:val="22"/>
           <w:szCs w:val="22"/>
-          <w:highlight w:val="cyan"/>
           <w:vertAlign w:val="subscript"/>
         </w:rPr>
       </w:r>
@@ -6925,7 +6789,6 @@
           <w:color w:val="303030"/>
           <w:sz w:val="22"/>
           <w:szCs w:val="22"/>
-          <w:highlight w:val="cyan"/>
         </w:rPr>
       </w:r>
       <w:proofErr w:type="spellStart"/>
@@ -6935,7 +6798,6 @@
           <w:color w:val="303030"/>
           <w:sz w:val="22"/>
           <w:szCs w:val="22"/>
-          <w:highlight w:val="cyan"/>
         </w:rPr>
       </w:r>
       <w:proofErr w:type="spellEnd"/>
@@ -6945,7 +6807,6 @@
           <w:color w:val="303030"/>
           <w:sz w:val="22"/>
           <w:szCs w:val="22"/>
-          <w:highlight w:val="cyan"/>
         </w:rPr>
       </w:r>
     </w:p>
@@ -6988,7 +6849,7 @@
           <w:sz w:val="22"/>
           <w:szCs w:val="22"/>
         </w:rPr>
-        <w:t xml:space="preserve">Cuantificar por </w:t>
+        <w:t>Cuantificar por </w:t>
       </w:r>
       <w:r>
         <w:rPr>
@@ -6997,7 +6858,7 @@
           <w:sz w:val="22"/>
           <w:szCs w:val="22"/>
         </w:rPr>
-        <w:t xml:space="preserve">medición directa la emisión </w:t>
+        <w:t>medición directa la emisión </w:t>
       </w:r>
       <w:r>
         <w:rPr>
@@ -7006,7 +6867,7 @@
           <w:sz w:val="22"/>
           <w:szCs w:val="22"/>
         </w:rPr>
-        <w:t xml:space="preserve">de los contaminantes </w:t>
+        <w:t>de los contaminantes </w:t>
       </w:r>
       <w:r>
         <w:rPr>
@@ -7015,7 +6876,7 @@
           <w:sz w:val="22"/>
           <w:szCs w:val="22"/>
         </w:rPr>
-        <w:t xml:space="preserve">Material </w:t>
+        <w:t>Material </w:t>
       </w:r>
       <w:r>
         <w:rPr>
@@ -7023,7 +6884,6 @@
           <w:color w:val="303030"/>
           <w:sz w:val="22"/>
           <w:szCs w:val="22"/>
-          <w:highlight w:val="cyan"/>
         </w:rPr>
         <w:t>{a_evaluar_por_medicion_directa_de_material_1}</w:t>
       </w:r>
@@ -7033,7 +6893,6 @@
           <w:color w:val="303030"/>
           <w:sz w:val="22"/>
           <w:szCs w:val="22"/>
-          <w:highlight w:val="cyan"/>
           <w:vertAlign w:val="subscript"/>
         </w:rPr>
       </w:r>
@@ -7043,7 +6902,6 @@
           <w:color w:val="303030"/>
           <w:sz w:val="22"/>
           <w:szCs w:val="22"/>
-          <w:highlight w:val="cyan"/>
         </w:rPr>
       </w:r>
       <w:proofErr w:type="spellStart"/>
@@ -7053,7 +6911,6 @@
           <w:color w:val="303030"/>
           <w:sz w:val="22"/>
           <w:szCs w:val="22"/>
-          <w:highlight w:val="cyan"/>
         </w:rPr>
       </w:r>
       <w:proofErr w:type="spellEnd"/>
@@ -7063,7 +6920,6 @@
           <w:color w:val="303030"/>
           <w:sz w:val="22"/>
           <w:szCs w:val="22"/>
-          <w:highlight w:val="cyan"/>
         </w:rPr>
       </w:r>
       <w:r>
@@ -7072,7 +6928,6 @@
           <w:color w:val="303030"/>
           <w:sz w:val="22"/>
           <w:szCs w:val="22"/>
-          <w:highlight w:val="cyan"/>
         </w:rPr>
       </w:r>
       <w:r>
@@ -7081,7 +6936,6 @@
           <w:color w:val="303030"/>
           <w:sz w:val="22"/>
           <w:szCs w:val="22"/>
-          <w:highlight w:val="cyan"/>
         </w:rPr>
       </w:r>
       <w:r>
@@ -7091,7 +6945,7 @@
           <w:sz w:val="22"/>
           <w:szCs w:val="22"/>
         </w:rPr>
-        <w:t xml:space="preserve"> </w:t>
+        <w:t> </w:t>
       </w:r>
       <w:r>
         <w:rPr>
@@ -7109,7 +6963,7 @@
           <w:sz w:val="22"/>
           <w:szCs w:val="22"/>
         </w:rPr>
-        <w:t xml:space="preserve"> la fuente de emisión.</w:t>
+        <w:t> la fuente de emisión.</w:t>
       </w:r>
       <w:r>
         <w:rPr>
@@ -7118,7 +6972,7 @@
           <w:sz w:val="22"/>
           <w:szCs w:val="22"/>
         </w:rPr>
-        <w:t xml:space="preserve"> </w:t>
+        <w:t> </w:t>
       </w:r>
       <w:r>
         <w:rPr>
@@ -7127,7 +6981,7 @@
           <w:sz w:val="22"/>
           <w:szCs w:val="22"/>
         </w:rPr>
-        <w:t xml:space="preserve"> </w:t>
+        <w:t> </w:t>
       </w:r>
     </w:p>
     <w:p>
@@ -7139,7 +6993,6 @@
           <w:color w:val="303030"/>
           <w:sz w:val="22"/>
           <w:szCs w:val="22"/>
-          <w:highlight w:val="yellow"/>
         </w:rPr>
       </w:pPr>
     </w:p>
@@ -7167,7 +7020,7 @@
           <w:sz w:val="22"/>
           <w:szCs w:val="22"/>
         </w:rPr>
-        <w:t xml:space="preserve">Establecer la </w:t>
+        <w:t>Establecer la </w:t>
       </w:r>
       <w:r>
         <w:rPr>
@@ -7176,7 +7029,7 @@
           <w:sz w:val="22"/>
           <w:szCs w:val="22"/>
         </w:rPr>
-        <w:t xml:space="preserve">comparación de las concentraciones determinadas con </w:t>
+        <w:t>comparación de las concentraciones determinadas con </w:t>
       </w:r>
       <w:r>
         <w:rPr>
@@ -7203,7 +7056,7 @@
           <w:sz w:val="22"/>
           <w:szCs w:val="22"/>
         </w:rPr>
-        <w:t xml:space="preserve"> </w:t>
+        <w:t> </w:t>
       </w:r>
       <w:r>
         <w:rPr>
@@ -7279,7 +7132,7 @@
           <w:sz w:val="40"/>
           <w:szCs w:val="40"/>
         </w:rPr>
-        <w:t xml:space="preserve"> </w:t>
+        <w:t> </w:t>
       </w:r>
     </w:p>
     <w:p>
@@ -7304,7 +7157,6 @@
           <w:rFonts w:ascii="Avenir Next LT Pro" w:hAnsi="Avenir Next LT Pro"/>
           <w:i w:val="0"/>
           <w:color w:val="303030"/>
-          <w:highlight w:val="cyan"/>
         </w:rPr>
         <w:t>{var_8}</w:t>
       </w:r>
@@ -7314,7 +7166,6 @@
           <w:rFonts w:ascii="Avenir Next LT Pro" w:hAnsi="Avenir Next LT Pro"/>
           <w:i w:val="0"/>
           <w:color w:val="303030"/>
-          <w:highlight w:val="cyan"/>
         </w:rPr>
       </w:r>
       <w:bookmarkStart w:id="43" w:name="_Toc80092697"/>
@@ -7348,7 +7199,6 @@
           <w:rFonts w:ascii="Avenir Next LT Pro" w:hAnsi="Avenir Next LT Pro"/>
           <w:i w:val="0"/>
           <w:color w:val="303030"/>
-          <w:highlight w:val="cyan"/>
         </w:rPr>
       </w:pPr>
       <w:bookmarkStart w:id="45" w:name="_Toc208413255"/>
@@ -7357,7 +7207,6 @@
           <w:rFonts w:ascii="Avenir Next LT Pro" w:hAnsi="Avenir Next LT Pro"/>
           <w:i w:val="0"/>
           <w:color w:val="303030"/>
-          <w:highlight w:val="cyan"/>
         </w:rPr>
         <w:t>{var_9}</w:t>
       </w:r>
@@ -7366,7 +7215,6 @@
           <w:rFonts w:ascii="Avenir Next LT Pro" w:hAnsi="Avenir Next LT Pro"/>
           <w:i w:val="0"/>
           <w:color w:val="303030"/>
-          <w:highlight w:val="cyan"/>
         </w:rPr>
       </w:r>
       <w:commentRangeStart w:id="46"/>
@@ -7375,7 +7223,6 @@
           <w:rFonts w:ascii="Avenir Next LT Pro" w:hAnsi="Avenir Next LT Pro"/>
           <w:i w:val="0"/>
           <w:color w:val="303030"/>
-          <w:highlight w:val="cyan"/>
         </w:rPr>
       </w:r>
       <w:commentRangeEnd w:id="46"/>
@@ -7395,7 +7242,6 @@
           <w:rFonts w:ascii="Avenir Next LT Pro" w:hAnsi="Avenir Next LT Pro"/>
           <w:i w:val="0"/>
           <w:color w:val="303030"/>
-          <w:highlight w:val="cyan"/>
         </w:rPr>
         <w:t>{var_10}</w:t>
       </w:r>
@@ -7407,7 +7253,6 @@
           <w:rFonts w:ascii="Avenir Next LT Pro" w:hAnsi="Avenir Next LT Pro"/>
           <w:i w:val="0"/>
           <w:color w:val="303030"/>
-          <w:highlight w:val="cyan"/>
         </w:rPr>
       </w:r>
     </w:p>
@@ -7418,7 +7263,6 @@
           <w:color w:val="303030"/>
           <w:sz w:val="22"/>
           <w:szCs w:val="22"/>
-          <w:highlight w:val="cyan"/>
         </w:rPr>
       </w:pPr>
     </w:p>
@@ -7434,7 +7278,6 @@
           <w:color w:val="303030"/>
           <w:sz w:val="24"/>
           <w:szCs w:val="24"/>
-          <w:highlight w:val="cyan"/>
         </w:rPr>
       </w:pPr>
       <w:bookmarkStart w:id="47" w:name="_Toc80092699"/>
@@ -7445,7 +7288,6 @@
           <w:color w:val="303030"/>
           <w:sz w:val="24"/>
           <w:szCs w:val="24"/>
-          <w:highlight w:val="cyan"/>
         </w:rPr>
         <w:t>{var_11}</w:t>
       </w:r>
@@ -7457,7 +7299,6 @@
           <w:color w:val="303030"/>
           <w:sz w:val="24"/>
           <w:szCs w:val="24"/>
-          <w:highlight w:val="cyan"/>
         </w:rPr>
       </w:r>
     </w:p>
@@ -7470,7 +7311,6 @@
           <w:color w:val="303030"/>
           <w:sz w:val="18"/>
           <w:szCs w:val="18"/>
-          <w:highlight w:val="cyan"/>
         </w:rPr>
       </w:pPr>
     </w:p>
@@ -7483,7 +7323,6 @@
           <w:color w:val="303030"/>
           <w:sz w:val="20"/>
           <w:szCs w:val="20"/>
-          <w:highlight w:val="cyan"/>
         </w:rPr>
       </w:pPr>
       <w:bookmarkStart w:id="49" w:name="_Toc8222708"/>
@@ -7496,7 +7335,6 @@
           <w:color w:val="303030"/>
           <w:sz w:val="20"/>
           <w:szCs w:val="20"/>
-          <w:highlight w:val="cyan"/>
         </w:rPr>
         <w:t>{var_12}</w:t>
       </w:r>
@@ -7507,7 +7345,6 @@
           <w:color w:val="303030"/>
           <w:sz w:val="20"/>
           <w:szCs w:val="20"/>
-          <w:highlight w:val="cyan"/>
         </w:rPr>
       </w:r>
       <w:r>
@@ -7517,7 +7354,6 @@
           <w:color w:val="303030"/>
           <w:sz w:val="20"/>
           <w:szCs w:val="20"/>
-          <w:highlight w:val="cyan"/>
         </w:rPr>
       </w:r>
       <w:r>
@@ -7527,7 +7363,6 @@
           <w:color w:val="303030"/>
           <w:sz w:val="20"/>
           <w:szCs w:val="20"/>
-          <w:highlight w:val="cyan"/>
         </w:rPr>
       </w:r>
       <w:r>
@@ -7538,7 +7373,6 @@
           <w:color w:val="303030"/>
           <w:sz w:val="20"/>
           <w:szCs w:val="20"/>
-          <w:highlight w:val="cyan"/>
         </w:rPr>
       </w:r>
       <w:r>
@@ -7548,7 +7382,6 @@
           <w:color w:val="303030"/>
           <w:sz w:val="20"/>
           <w:szCs w:val="20"/>
-          <w:highlight w:val="cyan"/>
         </w:rPr>
       </w:r>
       <w:r>
@@ -7558,7 +7391,6 @@
           <w:color w:val="303030"/>
           <w:sz w:val="20"/>
           <w:szCs w:val="20"/>
-          <w:highlight w:val="cyan"/>
         </w:rPr>
       </w:r>
       <w:r>
@@ -7569,7 +7401,6 @@
           <w:color w:val="303030"/>
           <w:sz w:val="20"/>
           <w:szCs w:val="20"/>
-          <w:highlight w:val="cyan"/>
         </w:rPr>
       </w:r>
       <w:bookmarkEnd w:id="49"/>
@@ -7581,7 +7412,6 @@
           <w:color w:val="303030"/>
           <w:sz w:val="20"/>
           <w:szCs w:val="20"/>
-          <w:highlight w:val="cyan"/>
         </w:rPr>
       </w:r>
       <w:bookmarkEnd w:id="50"/>
@@ -7614,7 +7444,6 @@
         <w:tc>
           <w:tcPr>
             <w:tcW w:w="5000" w:type="pct"/>
-            <w:shd w:val="clear" w:color="auto" w:fill="004CAB"/>
           </w:tcPr>
           <w:p>
             <w:pPr>
@@ -7625,7 +7454,6 @@
                 <w:color w:val="303030"/>
                 <w:sz w:val="20"/>
                 <w:szCs w:val="20"/>
-                <w:highlight w:val="cyan"/>
               </w:rPr>
             </w:pPr>
             <w:r>
@@ -7635,7 +7463,6 @@
                 <w:color w:val="FFFFFF" w:themeColor="background1"/>
                 <w:sz w:val="20"/>
                 <w:szCs w:val="20"/>
-                <w:highlight w:val="cyan"/>
               </w:rPr>
               <w:t>{var_24}</w:t>
             </w:r>
@@ -7659,7 +7486,6 @@
                 <w:b/>
                 <w:noProof/>
                 <w:color w:val="303030"/>
-                <w:highlight w:val="cyan"/>
                 <w:lang w:eastAsia="es-CO"/>
               </w:rPr>
             </w:pPr>
@@ -7683,7 +7509,6 @@
               <w:rPr>
                 <w:rFonts w:ascii="Avenir Next LT Pro" w:hAnsi="Avenir Next LT Pro"/>
                 <w:color w:val="303030"/>
-                <w:highlight w:val="cyan"/>
               </w:rPr>
             </w:pPr>
             <w:bookmarkStart w:id="52" w:name="_Toc197071776"/>
@@ -7691,7 +7516,6 @@
               <w:rPr>
                 <w:rFonts w:ascii="Avenir Next LT Pro" w:hAnsi="Avenir Next LT Pro"/>
                 <w:color w:val="303030"/>
-                <w:highlight w:val="cyan"/>
               </w:rPr>
               <w:t>{var_25}</w:t>
             </w:r>
@@ -7699,21 +7523,18 @@
               <w:rPr>
                 <w:rFonts w:ascii="Avenir Next LT Pro" w:hAnsi="Avenir Next LT Pro"/>
                 <w:color w:val="303030"/>
-                <w:highlight w:val="cyan"/>
               </w:rPr>
             </w:r>
             <w:r>
               <w:rPr>
                 <w:rFonts w:ascii="Avenir Next LT Pro" w:hAnsi="Avenir Next LT Pro"/>
                 <w:color w:val="303030"/>
-                <w:highlight w:val="cyan"/>
               </w:rPr>
             </w:r>
             <w:r>
               <w:rPr>
                 <w:rFonts w:ascii="Avenir Next LT Pro" w:hAnsi="Avenir Next LT Pro"/>
                 <w:color w:val="303030"/>
-                <w:highlight w:val="cyan"/>
               </w:rPr>
             </w:r>
             <w:r>
@@ -7721,28 +7542,24 @@
                 <w:rFonts w:ascii="Avenir Next LT Pro" w:hAnsi="Avenir Next LT Pro"/>
                 <w:noProof/>
                 <w:color w:val="303030"/>
-                <w:highlight w:val="cyan"/>
               </w:rPr>
             </w:r>
             <w:r>
               <w:rPr>
                 <w:rFonts w:ascii="Avenir Next LT Pro" w:hAnsi="Avenir Next LT Pro"/>
                 <w:color w:val="303030"/>
-                <w:highlight w:val="cyan"/>
               </w:rPr>
             </w:r>
             <w:r>
               <w:rPr>
                 <w:rFonts w:ascii="Avenir Next LT Pro" w:hAnsi="Avenir Next LT Pro"/>
                 <w:color w:val="303030"/>
-                <w:highlight w:val="cyan"/>
               </w:rPr>
             </w:r>
             <w:r>
               <w:rPr>
                 <w:rFonts w:ascii="Avenir Next LT Pro" w:hAnsi="Avenir Next LT Pro"/>
                 <w:color w:val="303030"/>
-                <w:highlight w:val="cyan"/>
               </w:rPr>
             </w:r>
             <w:bookmarkEnd w:id="52"/>
@@ -7770,7 +7587,6 @@
           <w:i/>
           <w:color w:val="303030"/>
           <w:sz w:val="20"/>
-          <w:highlight w:val="cyan"/>
         </w:rPr>
         <w:t>{var_13}</w:t>
       </w:r>
@@ -7780,7 +7596,6 @@
           <w:i/>
           <w:color w:val="303030"/>
           <w:sz w:val="20"/>
-          <w:highlight w:val="cyan"/>
         </w:rPr>
       </w:r>
       <w:r>
@@ -7789,7 +7604,6 @@
           <w:i/>
           <w:color w:val="303030"/>
           <w:sz w:val="20"/>
-          <w:highlight w:val="cyan"/>
         </w:rPr>
       </w:r>
       <w:r>
@@ -7798,7 +7612,6 @@
           <w:i/>
           <w:color w:val="303030"/>
           <w:sz w:val="20"/>
-          <w:highlight w:val="cyan"/>
         </w:rPr>
       </w:r>
       <w:r>
@@ -7807,7 +7620,6 @@
           <w:i/>
           <w:color w:val="303030"/>
           <w:sz w:val="20"/>
-          <w:highlight w:val="cyan"/>
         </w:rPr>
       </w:r>
       <w:r>
@@ -7816,7 +7628,6 @@
           <w:i/>
           <w:color w:val="303030"/>
           <w:sz w:val="20"/>
-          <w:highlight w:val="cyan"/>
         </w:rPr>
       </w:r>
     </w:p>
@@ -7828,7 +7639,6 @@
           <w:color w:val="303030"/>
           <w:sz w:val="20"/>
           <w:szCs w:val="20"/>
-          <w:highlight w:val="yellow"/>
         </w:rPr>
       </w:pPr>
       <w:r>
@@ -7837,7 +7647,6 @@
           <w:i/>
           <w:color w:val="303030"/>
           <w:sz w:val="20"/>
-          <w:highlight w:val="yellow"/>
         </w:rPr>
         <w:br w:type="page"/>
       </w:r>
@@ -7880,7 +7689,7 @@
           <w:sz w:val="40"/>
           <w:szCs w:val="40"/>
         </w:rPr>
-        <w:t xml:space="preserve"> </w:t>
+        <w:t> </w:t>
       </w:r>
     </w:p>
     <w:p>
@@ -7939,7 +7748,6 @@
         <w:tc>
           <w:tcPr>
             <w:tcW w:w="2566" w:type="pct"/>
-            <w:shd w:val="clear" w:color="auto" w:fill="auto"/>
             <w:vAlign w:val="center"/>
           </w:tcPr>
           <w:p>
@@ -7971,7 +7779,6 @@
         <w:tc>
           <w:tcPr>
             <w:tcW w:w="2434" w:type="pct"/>
-            <w:shd w:val="clear" w:color="auto" w:fill="auto"/>
           </w:tcPr>
           <w:p>
             <w:pPr>
@@ -7996,7 +7803,6 @@
         <w:tc>
           <w:tcPr>
             <w:tcW w:w="2566" w:type="pct"/>
-            <w:shd w:val="clear" w:color="auto" w:fill="auto"/>
             <w:vAlign w:val="center"/>
           </w:tcPr>
           <w:p>
@@ -8028,7 +7834,6 @@
         <w:tc>
           <w:tcPr>
             <w:tcW w:w="2434" w:type="pct"/>
-            <w:shd w:val="clear" w:color="auto" w:fill="auto"/>
           </w:tcPr>
           <w:p>
             <w:pPr>
@@ -8053,7 +7858,6 @@
         <w:tc>
           <w:tcPr>
             <w:tcW w:w="2566" w:type="pct"/>
-            <w:shd w:val="clear" w:color="auto" w:fill="auto"/>
             <w:vAlign w:val="center"/>
           </w:tcPr>
           <w:p>
@@ -8085,7 +7889,6 @@
         <w:tc>
           <w:tcPr>
             <w:tcW w:w="2434" w:type="pct"/>
-            <w:shd w:val="clear" w:color="auto" w:fill="auto"/>
           </w:tcPr>
           <w:p>
             <w:pPr>
@@ -8110,7 +7913,6 @@
         <w:tc>
           <w:tcPr>
             <w:tcW w:w="2566" w:type="pct"/>
-            <w:shd w:val="clear" w:color="auto" w:fill="auto"/>
             <w:vAlign w:val="center"/>
           </w:tcPr>
           <w:p>
@@ -8142,7 +7944,6 @@
         <w:tc>
           <w:tcPr>
             <w:tcW w:w="2434" w:type="pct"/>
-            <w:shd w:val="clear" w:color="auto" w:fill="auto"/>
           </w:tcPr>
           <w:p>
             <w:pPr>
@@ -8167,7 +7968,6 @@
         <w:tc>
           <w:tcPr>
             <w:tcW w:w="2566" w:type="pct"/>
-            <w:shd w:val="clear" w:color="auto" w:fill="auto"/>
           </w:tcPr>
           <w:p>
             <w:pPr>
@@ -8198,7 +7998,6 @@
         <w:tc>
           <w:tcPr>
             <w:tcW w:w="2434" w:type="pct"/>
-            <w:shd w:val="clear" w:color="auto" w:fill="auto"/>
           </w:tcPr>
           <w:p>
             <w:pPr>
@@ -8223,7 +8022,6 @@
         <w:tc>
           <w:tcPr>
             <w:tcW w:w="2566" w:type="pct"/>
-            <w:shd w:val="clear" w:color="auto" w:fill="auto"/>
           </w:tcPr>
           <w:p>
             <w:pPr>
@@ -8254,7 +8052,6 @@
         <w:tc>
           <w:tcPr>
             <w:tcW w:w="2434" w:type="pct"/>
-            <w:shd w:val="clear" w:color="auto" w:fill="auto"/>
           </w:tcPr>
           <w:p>
             <w:pPr>
@@ -8277,7 +8074,6 @@
         <w:tc>
           <w:tcPr>
             <w:tcW w:w="2566" w:type="pct"/>
-            <w:shd w:val="clear" w:color="auto" w:fill="auto"/>
           </w:tcPr>
           <w:p>
             <w:pPr>
@@ -8308,7 +8104,6 @@
         <w:tc>
           <w:tcPr>
             <w:tcW w:w="2434" w:type="pct"/>
-            <w:shd w:val="clear" w:color="auto" w:fill="auto"/>
           </w:tcPr>
           <w:p>
             <w:pPr>
@@ -8331,7 +8126,6 @@
         <w:tc>
           <w:tcPr>
             <w:tcW w:w="2566" w:type="pct"/>
-            <w:shd w:val="clear" w:color="auto" w:fill="auto"/>
           </w:tcPr>
           <w:p>
             <w:pPr>
@@ -8362,7 +8156,6 @@
         <w:tc>
           <w:tcPr>
             <w:tcW w:w="2434" w:type="pct"/>
-            <w:shd w:val="clear" w:color="auto" w:fill="auto"/>
           </w:tcPr>
           <w:p>
             <w:pPr>
@@ -8398,7 +8191,7 @@
           <w:szCs w:val="22"/>
           <w:lang w:val="es-ES_tradnl" w:eastAsia="es-ES"/>
         </w:rPr>
-        <w:t xml:space="preserve">Para la planeación previa a la evaluación de las mediciones atmosféricas de las fuentes fijas se programa una visita técnica con el fin de conocer las condiciones locativas de las fuentes (accesibilidad, altura, puertos, entre otras), dejando como resultado el cronograma de actividades a seguir para el desarrollo del estudio (Ver Anexo 1). Llegada la fecha de monitoreo se diligenciarán los </w:t>
+        <w:t>Para la planeación previa a la evaluación de las mediciones atmosféricas de las fuentes fijas se programa una visita técnica con el fin de conocer las condiciones locativas de las fuentes (accesibilidad, altura, puertos, entre otras), dejando como resultado el cronograma de actividades a seguir para el desarrollo del estudio (Ver Anexo 1). Llegada la fecha de monitoreo se diligenciarán los </w:t>
       </w:r>
       <w:commentRangeStart w:id="59"/>
       <w:r>
@@ -8426,7 +8219,7 @@
           <w:szCs w:val="22"/>
           <w:lang w:val="es-ES_tradnl" w:eastAsia="es-ES"/>
         </w:rPr>
-        <w:t xml:space="preserve"> </w:t>
+        <w:t> </w:t>
       </w:r>
       <w:r>
         <w:rPr>
@@ -8434,7 +8227,6 @@
           <w:color w:val="303030"/>
           <w:sz w:val="22"/>
           <w:szCs w:val="22"/>
-          <w:highlight w:val="cyan"/>
           <w:lang w:val="es-ES_tradnl" w:eastAsia="es-ES"/>
         </w:rPr>
         <w:t>{para_la_planeacion_previa_a_la_evaluacion_de_las_m_1}</w:t>
@@ -8447,7 +8239,7 @@
           <w:szCs w:val="22"/>
           <w:lang w:val="es-ES_tradnl" w:eastAsia="es-ES"/>
         </w:rPr>
-        <w:t xml:space="preserve"> por medio de los cuales se garantiza la aplicación adecuada de los procedimientos internos que básicamente describen los métodos EPA adoptados para la determinación de los contaminantes.</w:t>
+        <w:t> por medio de los cuales se garantiza la aplicación adecuada de los procedimientos internos que básicamente describen los métodos EPA adoptados para la determinación de los contaminantes.</w:t>
       </w:r>
       <w:r>
         <w:rPr>
@@ -8456,7 +8248,7 @@
           <w:spacing w:val="-3"/>
           <w:lang w:val="es-ES_tradnl" w:eastAsia="es-ES"/>
         </w:rPr>
-        <w:t xml:space="preserve"> </w:t>
+        <w:t> </w:t>
       </w:r>
     </w:p>
     <w:p>
@@ -8466,7 +8258,6 @@
           <w:color w:val="303030"/>
           <w:sz w:val="22"/>
           <w:szCs w:val="22"/>
-          <w:highlight w:val="yellow"/>
         </w:rPr>
       </w:pPr>
       <w:r>
@@ -8475,7 +8266,6 @@
           <w:color w:val="303030"/>
           <w:sz w:val="22"/>
           <w:szCs w:val="22"/>
-          <w:highlight w:val="yellow"/>
         </w:rPr>
         <w:br w:type="page"/>
       </w:r>
@@ -8518,7 +8308,7 @@
           <w:sz w:val="40"/>
           <w:szCs w:val="40"/>
         </w:rPr>
-        <w:t xml:space="preserve"> </w:t>
+        <w:t> </w:t>
       </w:r>
     </w:p>
     <w:p>
@@ -8539,7 +8329,7 @@
           <w:sz w:val="22"/>
           <w:szCs w:val="22"/>
         </w:rPr>
-        <w:t xml:space="preserve">La evaluación de emisiones atmosféricas se realizará con base en los siguientes métodos y procedimientos aceptados por el </w:t>
+        <w:t>La evaluación de emisiones atmosféricas se realizará con base en los siguientes métodos y procedimientos aceptados por el </w:t>
       </w:r>
       <w:r>
         <w:rPr>
@@ -8584,7 +8374,7 @@
           <w:sz w:val="22"/>
           <w:szCs w:val="22"/>
         </w:rPr>
-        <w:t xml:space="preserve">, </w:t>
+        <w:t>, </w:t>
       </w:r>
       <w:r>
         <w:rPr>
@@ -8618,7 +8408,7 @@
           <w:sz w:val="20"/>
           <w:szCs w:val="20"/>
         </w:rPr>
-        <w:t xml:space="preserve">Tabla </w:t>
+        <w:t>Tabla </w:t>
       </w:r>
       <w:r>
         <w:rPr>
@@ -8679,7 +8469,7 @@
           <w:sz w:val="20"/>
           <w:szCs w:val="20"/>
         </w:rPr>
-        <w:t xml:space="preserve">. </w:t>
+        <w:t>. </w:t>
       </w:r>
       <w:proofErr w:type="gramStart"/>
       <w:r>
@@ -8700,7 +8490,7 @@
           <w:sz w:val="20"/>
           <w:szCs w:val="20"/>
         </w:rPr>
-        <w:t xml:space="preserve"> a ser evaluada</w:t>
+        <w:t> a ser evaluada</w:t>
       </w:r>
       <w:proofErr w:type="gramEnd"/>
       <w:r>
@@ -8711,7 +8501,7 @@
           <w:sz w:val="20"/>
           <w:szCs w:val="20"/>
         </w:rPr>
-        <w:t xml:space="preserve"> por muestreo directo en chimenea.</w:t>
+        <w:t> por muestreo directo en chimenea.</w:t>
       </w:r>
       <w:bookmarkEnd w:id="63"/>
       <w:bookmarkEnd w:id="64"/>
@@ -8743,7 +8533,6 @@
         <w:tc>
           <w:tcPr>
             <w:tcW w:w="1202" w:type="pct"/>
-            <w:shd w:val="clear" w:color="auto" w:fill="004CAB"/>
             <w:vAlign w:val="center"/>
           </w:tcPr>
           <w:p>
@@ -8777,7 +8566,6 @@
         <w:tc>
           <w:tcPr>
             <w:tcW w:w="2168" w:type="pct"/>
-            <w:shd w:val="clear" w:color="auto" w:fill="004CAB"/>
             <w:vAlign w:val="center"/>
           </w:tcPr>
           <w:p>
@@ -8830,7 +8618,6 @@
         <w:tc>
           <w:tcPr>
             <w:tcW w:w="1631" w:type="pct"/>
-            <w:shd w:val="clear" w:color="auto" w:fill="004CAB"/>
             <w:vAlign w:val="center"/>
           </w:tcPr>
           <w:p>
@@ -8881,7 +8668,6 @@
           <w:tcPr>
             <w:tcW w:w="1202" w:type="pct"/>
             <w:vMerge w:val="restart"/>
-            <w:shd w:val="clear" w:color="auto" w:fill="auto"/>
             <w:vAlign w:val="center"/>
           </w:tcPr>
           <w:p>
@@ -8905,7 +8691,6 @@
                 <w:color w:val="303030"/>
                 <w:sz w:val="20"/>
                 <w:szCs w:val="20"/>
-                <w:highlight w:val="cyan"/>
                 <w:lang w:val="es-MX"/>
               </w:rPr>
               <w:t>{var_47}</w:t>
@@ -8915,7 +8700,6 @@
         <w:tc>
           <w:tcPr>
             <w:tcW w:w="2168" w:type="pct"/>
-            <w:shd w:val="clear" w:color="auto" w:fill="auto"/>
             <w:vAlign w:val="center"/>
           </w:tcPr>
           <w:p>
@@ -8930,7 +8714,6 @@
                 <w:color w:val="303030"/>
                 <w:sz w:val="20"/>
                 <w:szCs w:val="20"/>
-                <w:highlight w:val="cyan"/>
                 <w:lang w:val="es-MX"/>
               </w:rPr>
             </w:pPr>
@@ -8941,7 +8724,6 @@
                 <w:color w:val="303030"/>
                 <w:sz w:val="20"/>
                 <w:szCs w:val="20"/>
-                <w:highlight w:val="cyan"/>
                 <w:lang w:val="es-MX"/>
               </w:rPr>
               <w:t>{var_27}</w:t>
@@ -8951,7 +8733,6 @@
         <w:tc>
           <w:tcPr>
             <w:tcW w:w="1631" w:type="pct"/>
-            <w:shd w:val="clear" w:color="auto" w:fill="auto"/>
             <w:vAlign w:val="center"/>
           </w:tcPr>
           <w:p>
@@ -8965,7 +8746,6 @@
                 <w:color w:val="303030"/>
                 <w:sz w:val="20"/>
                 <w:szCs w:val="20"/>
-                <w:highlight w:val="cyan"/>
                 <w:lang w:val="es-MX"/>
               </w:rPr>
             </w:pPr>
@@ -8975,7 +8755,6 @@
                 <w:color w:val="303030"/>
                 <w:sz w:val="20"/>
                 <w:szCs w:val="20"/>
-                <w:highlight w:val="cyan"/>
                 <w:lang w:val="es-MX"/>
               </w:rPr>
               <w:t>{var_28}</w:t>
@@ -8991,7 +8770,6 @@
           <w:tcPr>
             <w:tcW w:w="1202" w:type="pct"/>
             <w:vMerge/>
-            <w:shd w:val="clear" w:color="auto" w:fill="auto"/>
             <w:vAlign w:val="center"/>
           </w:tcPr>
           <w:p>
@@ -9014,7 +8792,6 @@
         <w:tc>
           <w:tcPr>
             <w:tcW w:w="2168" w:type="pct"/>
-            <w:shd w:val="clear" w:color="auto" w:fill="auto"/>
             <w:vAlign w:val="center"/>
           </w:tcPr>
           <w:p>
@@ -9029,7 +8806,6 @@
                 <w:color w:val="303030"/>
                 <w:sz w:val="20"/>
                 <w:szCs w:val="20"/>
-                <w:highlight w:val="cyan"/>
                 <w:lang w:val="es-MX"/>
               </w:rPr>
             </w:pPr>
@@ -9040,7 +8816,6 @@
                 <w:color w:val="303030"/>
                 <w:sz w:val="20"/>
                 <w:szCs w:val="20"/>
-                <w:highlight w:val="cyan"/>
                 <w:lang w:val="es-MX"/>
               </w:rPr>
               <w:t>{var_30}</w:t>
@@ -9052,7 +8827,6 @@
                 <w:color w:val="303030"/>
                 <w:sz w:val="20"/>
                 <w:szCs w:val="20"/>
-                <w:highlight w:val="cyan"/>
                 <w:vertAlign w:val="subscript"/>
                 <w:lang w:val="es-MX"/>
               </w:rPr>
@@ -9064,7 +8838,6 @@
                 <w:color w:val="303030"/>
                 <w:sz w:val="20"/>
                 <w:szCs w:val="20"/>
-                <w:highlight w:val="cyan"/>
                 <w:lang w:val="es-MX"/>
               </w:rPr>
             </w:r>
@@ -9073,7 +8846,6 @@
         <w:tc>
           <w:tcPr>
             <w:tcW w:w="1631" w:type="pct"/>
-            <w:shd w:val="clear" w:color="auto" w:fill="auto"/>
             <w:vAlign w:val="center"/>
           </w:tcPr>
           <w:p>
@@ -9087,7 +8859,6 @@
                 <w:color w:val="303030"/>
                 <w:sz w:val="20"/>
                 <w:szCs w:val="20"/>
-                <w:highlight w:val="cyan"/>
                 <w:lang w:val="es-MX"/>
               </w:rPr>
             </w:pPr>
@@ -9097,7 +8868,6 @@
                 <w:color w:val="303030"/>
                 <w:sz w:val="20"/>
                 <w:szCs w:val="20"/>
-                <w:highlight w:val="cyan"/>
                 <w:lang w:val="es-MX"/>
               </w:rPr>
               <w:t>{var_31}</w:t>
@@ -9113,7 +8883,6 @@
           <w:tcPr>
             <w:tcW w:w="1202" w:type="pct"/>
             <w:vMerge/>
-            <w:shd w:val="clear" w:color="auto" w:fill="auto"/>
             <w:vAlign w:val="center"/>
           </w:tcPr>
           <w:p>
@@ -9135,7 +8904,6 @@
         <w:tc>
           <w:tcPr>
             <w:tcW w:w="2168" w:type="pct"/>
-            <w:shd w:val="clear" w:color="auto" w:fill="auto"/>
             <w:vAlign w:val="center"/>
           </w:tcPr>
           <w:p>
@@ -9149,7 +8917,6 @@
                 <w:color w:val="303030"/>
                 <w:sz w:val="20"/>
                 <w:szCs w:val="20"/>
-                <w:highlight w:val="cyan"/>
                 <w:lang w:val="es-MX"/>
               </w:rPr>
             </w:pPr>
@@ -9159,7 +8926,6 @@
                 <w:color w:val="303030"/>
                 <w:sz w:val="20"/>
                 <w:szCs w:val="20"/>
-                <w:highlight w:val="cyan"/>
               </w:rPr>
               <w:t>{var_33}</w:t>
             </w:r>
@@ -9169,7 +8935,6 @@
                 <w:color w:val="303030"/>
                 <w:sz w:val="20"/>
                 <w:szCs w:val="20"/>
-                <w:highlight w:val="cyan"/>
               </w:rPr>
             </w:r>
             <w:r>
@@ -9178,7 +8943,6 @@
                 <w:color w:val="303030"/>
                 <w:sz w:val="20"/>
                 <w:szCs w:val="20"/>
-                <w:highlight w:val="cyan"/>
               </w:rPr>
             </w:r>
             <w:proofErr w:type="spellStart"/>
@@ -9188,7 +8952,6 @@
                 <w:color w:val="303030"/>
                 <w:sz w:val="20"/>
                 <w:szCs w:val="20"/>
-                <w:highlight w:val="cyan"/>
               </w:rPr>
             </w:r>
             <w:proofErr w:type="spellEnd"/>
@@ -9198,7 +8961,6 @@
                 <w:color w:val="303030"/>
                 <w:sz w:val="20"/>
                 <w:szCs w:val="20"/>
-                <w:highlight w:val="cyan"/>
               </w:rPr>
             </w:r>
           </w:p>
@@ -9206,7 +8968,6 @@
         <w:tc>
           <w:tcPr>
             <w:tcW w:w="1631" w:type="pct"/>
-            <w:shd w:val="clear" w:color="auto" w:fill="auto"/>
             <w:vAlign w:val="center"/>
           </w:tcPr>
           <w:p>
@@ -9218,7 +8979,6 @@
               <w:rPr>
                 <w:rFonts w:ascii="Avenir Next LT Pro" w:hAnsi="Avenir Next LT Pro"/>
                 <w:color w:val="303030"/>
-                <w:highlight w:val="cyan"/>
               </w:rPr>
             </w:pPr>
             <w:r>
@@ -9227,7 +8987,6 @@
                 <w:color w:val="303030"/>
                 <w:sz w:val="20"/>
                 <w:szCs w:val="20"/>
-                <w:highlight w:val="cyan"/>
                 <w:lang w:val="es-MX"/>
               </w:rPr>
               <w:t>{var_34}</w:t>
@@ -9243,7 +9002,6 @@
           <w:tcPr>
             <w:tcW w:w="1202" w:type="pct"/>
             <w:vMerge/>
-            <w:shd w:val="clear" w:color="auto" w:fill="auto"/>
             <w:vAlign w:val="center"/>
           </w:tcPr>
           <w:p>
@@ -9265,7 +9023,6 @@
         <w:tc>
           <w:tcPr>
             <w:tcW w:w="2168" w:type="pct"/>
-            <w:shd w:val="clear" w:color="auto" w:fill="auto"/>
             <w:vAlign w:val="center"/>
           </w:tcPr>
           <w:p>
@@ -9279,7 +9036,6 @@
                 <w:color w:val="303030"/>
                 <w:sz w:val="20"/>
                 <w:szCs w:val="20"/>
-                <w:highlight w:val="cyan"/>
               </w:rPr>
             </w:pPr>
             <w:r>
@@ -9288,7 +9044,6 @@
                 <w:color w:val="303030"/>
                 <w:sz w:val="20"/>
                 <w:szCs w:val="20"/>
-                <w:highlight w:val="cyan"/>
               </w:rPr>
               <w:t>{var_36}</w:t>
             </w:r>
@@ -9297,7 +9052,6 @@
         <w:tc>
           <w:tcPr>
             <w:tcW w:w="1631" w:type="pct"/>
-            <w:shd w:val="clear" w:color="auto" w:fill="auto"/>
             <w:vAlign w:val="center"/>
           </w:tcPr>
           <w:p>
@@ -9311,7 +9065,6 @@
                 <w:color w:val="303030"/>
                 <w:sz w:val="20"/>
                 <w:szCs w:val="20"/>
-                <w:highlight w:val="cyan"/>
                 <w:lang w:val="es-MX"/>
               </w:rPr>
             </w:pPr>
@@ -9321,7 +9074,6 @@
                 <w:color w:val="303030"/>
                 <w:sz w:val="20"/>
                 <w:szCs w:val="20"/>
-                <w:highlight w:val="cyan"/>
                 <w:lang w:val="es-MX"/>
               </w:rPr>
               <w:t>{var_37}</w:t>
@@ -9337,7 +9089,6 @@
           <w:tcPr>
             <w:tcW w:w="1202" w:type="pct"/>
             <w:vMerge/>
-            <w:shd w:val="clear" w:color="auto" w:fill="auto"/>
             <w:vAlign w:val="center"/>
           </w:tcPr>
           <w:p>
@@ -9359,7 +9110,6 @@
         <w:tc>
           <w:tcPr>
             <w:tcW w:w="2168" w:type="pct"/>
-            <w:shd w:val="clear" w:color="auto" w:fill="auto"/>
             <w:vAlign w:val="center"/>
           </w:tcPr>
           <w:p>
@@ -9373,7 +9123,6 @@
                 <w:color w:val="303030"/>
                 <w:sz w:val="20"/>
                 <w:szCs w:val="20"/>
-                <w:highlight w:val="cyan"/>
               </w:rPr>
             </w:pPr>
             <w:r>
@@ -9382,7 +9131,6 @@
                 <w:color w:val="303030"/>
                 <w:sz w:val="20"/>
                 <w:szCs w:val="20"/>
-                <w:highlight w:val="cyan"/>
               </w:rPr>
               <w:t>{var_39}</w:t>
             </w:r>
@@ -9391,7 +9139,6 @@
         <w:tc>
           <w:tcPr>
             <w:tcW w:w="1631" w:type="pct"/>
-            <w:shd w:val="clear" w:color="auto" w:fill="auto"/>
             <w:vAlign w:val="center"/>
           </w:tcPr>
           <w:p>
@@ -9405,7 +9152,6 @@
                 <w:color w:val="303030"/>
                 <w:sz w:val="20"/>
                 <w:szCs w:val="20"/>
-                <w:highlight w:val="cyan"/>
                 <w:lang w:val="es-MX"/>
               </w:rPr>
             </w:pPr>
@@ -9415,7 +9161,6 @@
                 <w:color w:val="303030"/>
                 <w:sz w:val="20"/>
                 <w:szCs w:val="20"/>
-                <w:highlight w:val="cyan"/>
                 <w:lang w:val="es-MX"/>
               </w:rPr>
               <w:t>{var_40}</w:t>
@@ -9426,7 +9171,6 @@
                 <w:color w:val="303030"/>
                 <w:sz w:val="20"/>
                 <w:szCs w:val="20"/>
-                <w:highlight w:val="cyan"/>
                 <w:lang w:val="es-MX"/>
               </w:rPr>
             </w:r>
@@ -9436,7 +9180,6 @@
                 <w:color w:val="303030"/>
                 <w:sz w:val="20"/>
                 <w:szCs w:val="20"/>
-                <w:highlight w:val="cyan"/>
                 <w:lang w:val="es-MX"/>
               </w:rPr>
             </w:r>
@@ -9446,7 +9189,6 @@
                 <w:color w:val="303030"/>
                 <w:sz w:val="20"/>
                 <w:szCs w:val="20"/>
-                <w:highlight w:val="cyan"/>
                 <w:lang w:val="es-MX"/>
               </w:rPr>
             </w:r>
@@ -9456,7 +9198,6 @@
                 <w:color w:val="303030"/>
                 <w:sz w:val="20"/>
                 <w:szCs w:val="20"/>
-                <w:highlight w:val="cyan"/>
                 <w:lang w:val="es-MX"/>
               </w:rPr>
             </w:r>
@@ -9466,7 +9207,6 @@
                 <w:color w:val="303030"/>
                 <w:sz w:val="20"/>
                 <w:szCs w:val="20"/>
-                <w:highlight w:val="cyan"/>
                 <w:lang w:val="es-MX"/>
               </w:rPr>
             </w:r>
@@ -9481,7 +9221,6 @@
           <w:tcPr>
             <w:tcW w:w="1202" w:type="pct"/>
             <w:vMerge/>
-            <w:shd w:val="clear" w:color="auto" w:fill="auto"/>
             <w:vAlign w:val="center"/>
           </w:tcPr>
           <w:p>
@@ -9503,7 +9242,6 @@
         <w:tc>
           <w:tcPr>
             <w:tcW w:w="2168" w:type="pct"/>
-            <w:shd w:val="clear" w:color="auto" w:fill="auto"/>
             <w:vAlign w:val="center"/>
           </w:tcPr>
           <w:p>
@@ -9517,7 +9255,6 @@
                 <w:color w:val="303030"/>
                 <w:sz w:val="20"/>
                 <w:szCs w:val="20"/>
-                <w:highlight w:val="cyan"/>
               </w:rPr>
             </w:pPr>
             <w:r>
@@ -9526,7 +9263,6 @@
                 <w:color w:val="303030"/>
                 <w:sz w:val="20"/>
                 <w:szCs w:val="20"/>
-                <w:highlight w:val="cyan"/>
               </w:rPr>
               <w:t>{var_42}</w:t>
             </w:r>
@@ -9535,7 +9271,6 @@
         <w:tc>
           <w:tcPr>
             <w:tcW w:w="1631" w:type="pct"/>
-            <w:shd w:val="clear" w:color="auto" w:fill="auto"/>
             <w:vAlign w:val="center"/>
           </w:tcPr>
           <w:p>
@@ -9549,7 +9284,6 @@
                 <w:color w:val="303030"/>
                 <w:sz w:val="20"/>
                 <w:szCs w:val="20"/>
-                <w:highlight w:val="cyan"/>
                 <w:lang w:val="es-MX"/>
               </w:rPr>
             </w:pPr>
@@ -9559,7 +9293,6 @@
                 <w:color w:val="303030"/>
                 <w:sz w:val="20"/>
                 <w:szCs w:val="20"/>
-                <w:highlight w:val="cyan"/>
                 <w:lang w:val="es-MX"/>
               </w:rPr>
               <w:t>{var_43}</w:t>
@@ -9575,7 +9308,6 @@
           <w:tcPr>
             <w:tcW w:w="1202" w:type="pct"/>
             <w:vMerge/>
-            <w:shd w:val="clear" w:color="auto" w:fill="auto"/>
             <w:vAlign w:val="center"/>
           </w:tcPr>
           <w:p>
@@ -9597,7 +9329,6 @@
         <w:tc>
           <w:tcPr>
             <w:tcW w:w="2168" w:type="pct"/>
-            <w:shd w:val="clear" w:color="auto" w:fill="auto"/>
             <w:vAlign w:val="center"/>
           </w:tcPr>
           <w:p>
@@ -9611,7 +9342,6 @@
                 <w:color w:val="303030"/>
                 <w:sz w:val="20"/>
                 <w:szCs w:val="20"/>
-                <w:highlight w:val="cyan"/>
               </w:rPr>
             </w:pPr>
             <w:r>
@@ -9620,7 +9350,6 @@
                 <w:color w:val="303030"/>
                 <w:sz w:val="20"/>
                 <w:szCs w:val="20"/>
-                <w:highlight w:val="cyan"/>
               </w:rPr>
               <w:t>{var_45}</w:t>
             </w:r>
@@ -9629,7 +9358,6 @@
         <w:tc>
           <w:tcPr>
             <w:tcW w:w="1631" w:type="pct"/>
-            <w:shd w:val="clear" w:color="auto" w:fill="auto"/>
             <w:vAlign w:val="center"/>
           </w:tcPr>
           <w:p>
@@ -9643,7 +9371,6 @@
                 <w:color w:val="303030"/>
                 <w:sz w:val="20"/>
                 <w:szCs w:val="20"/>
-                <w:highlight w:val="cyan"/>
                 <w:lang w:val="es-MX"/>
               </w:rPr>
             </w:pPr>
@@ -9653,7 +9380,6 @@
                 <w:color w:val="303030"/>
                 <w:sz w:val="20"/>
                 <w:szCs w:val="20"/>
-                <w:highlight w:val="cyan"/>
                 <w:lang w:val="es-MX"/>
               </w:rPr>
               <w:t>{var_46}</w:t>
@@ -9664,7 +9390,6 @@
                 <w:color w:val="303030"/>
                 <w:sz w:val="20"/>
                 <w:szCs w:val="20"/>
-                <w:highlight w:val="cyan"/>
                 <w:lang w:val="es-MX"/>
               </w:rPr>
             </w:r>
@@ -9679,7 +9404,6 @@
           <w:tcPr>
             <w:tcW w:w="1202" w:type="pct"/>
             <w:vMerge/>
-            <w:shd w:val="clear" w:color="auto" w:fill="auto"/>
             <w:vAlign w:val="center"/>
           </w:tcPr>
           <w:p>
@@ -9701,7 +9425,6 @@
         <w:tc>
           <w:tcPr>
             <w:tcW w:w="2168" w:type="pct"/>
-            <w:shd w:val="clear" w:color="auto" w:fill="auto"/>
             <w:vAlign w:val="center"/>
           </w:tcPr>
           <w:p>
@@ -9715,7 +9438,6 @@
                 <w:color w:val="303030"/>
                 <w:sz w:val="20"/>
                 <w:szCs w:val="20"/>
-                <w:highlight w:val="cyan"/>
               </w:rPr>
             </w:pPr>
             <w:r>
@@ -9724,7 +9446,6 @@
                 <w:color w:val="303030"/>
                 <w:sz w:val="20"/>
                 <w:szCs w:val="20"/>
-                <w:highlight w:val="cyan"/>
               </w:rPr>
               <w:t>{var_48}</w:t>
             </w:r>
@@ -9734,7 +9455,6 @@
                 <w:color w:val="303030"/>
                 <w:sz w:val="20"/>
                 <w:szCs w:val="20"/>
-                <w:highlight w:val="cyan"/>
               </w:rPr>
             </w:r>
             <w:r>
@@ -9743,7 +9463,6 @@
                 <w:color w:val="303030"/>
                 <w:sz w:val="20"/>
                 <w:szCs w:val="20"/>
-                <w:highlight w:val="cyan"/>
               </w:rPr>
             </w:r>
           </w:p>
@@ -9751,7 +9470,6 @@
         <w:tc>
           <w:tcPr>
             <w:tcW w:w="1631" w:type="pct"/>
-            <w:shd w:val="clear" w:color="auto" w:fill="auto"/>
             <w:vAlign w:val="center"/>
           </w:tcPr>
           <w:p>
@@ -9766,7 +9484,6 @@
                 <w:color w:val="303030"/>
                 <w:sz w:val="20"/>
                 <w:szCs w:val="20"/>
-                <w:highlight w:val="cyan"/>
                 <w:lang w:val="es-MX"/>
               </w:rPr>
             </w:pPr>
@@ -9776,7 +9493,6 @@
                 <w:color w:val="303030"/>
                 <w:sz w:val="20"/>
                 <w:szCs w:val="20"/>
-                <w:highlight w:val="cyan"/>
                 <w:lang w:val="es-MX"/>
               </w:rPr>
               <w:t>{var_49}</w:t>
@@ -9788,7 +9504,6 @@
                 <w:color w:val="303030"/>
                 <w:sz w:val="20"/>
                 <w:szCs w:val="20"/>
-                <w:highlight w:val="cyan"/>
                 <w:lang w:val="es-MX"/>
               </w:rPr>
             </w:r>
@@ -9799,7 +9514,6 @@
                 <w:color w:val="303030"/>
                 <w:sz w:val="20"/>
                 <w:szCs w:val="20"/>
-                <w:highlight w:val="cyan"/>
                 <w:lang w:val="es-MX"/>
               </w:rPr>
             </w:r>
@@ -9809,7 +9523,6 @@
                 <w:color w:val="303030"/>
                 <w:sz w:val="20"/>
                 <w:szCs w:val="20"/>
-                <w:highlight w:val="cyan"/>
                 <w:lang w:val="es-MX"/>
               </w:rPr>
             </w:r>
@@ -9820,7 +9533,6 @@
                 <w:color w:val="303030"/>
                 <w:sz w:val="20"/>
                 <w:szCs w:val="20"/>
-                <w:highlight w:val="cyan"/>
                 <w:lang w:val="es-MX"/>
               </w:rPr>
             </w:r>
@@ -9831,7 +9543,6 @@
                 <w:color w:val="303030"/>
                 <w:sz w:val="20"/>
                 <w:szCs w:val="20"/>
-                <w:highlight w:val="cyan"/>
                 <w:lang w:val="es-MX"/>
               </w:rPr>
             </w:r>
@@ -9848,7 +9559,6 @@
                 <w:color w:val="303030"/>
                 <w:sz w:val="20"/>
                 <w:szCs w:val="20"/>
-                <w:highlight w:val="cyan"/>
                 <w:lang w:val="es-MX"/>
               </w:rPr>
             </w:pPr>
@@ -9858,7 +9568,6 @@
                 <w:color w:val="303030"/>
                 <w:sz w:val="20"/>
                 <w:szCs w:val="20"/>
-                <w:highlight w:val="cyan"/>
                 <w:lang w:val="es-MX"/>
               </w:rPr>
               <w:t>{var_50}</w:t>
@@ -9906,7 +9615,7 @@
           <w:sz w:val="20"/>
           <w:szCs w:val="20"/>
         </w:rPr>
-        <w:t xml:space="preserve"> </w:t>
+        <w:t> </w:t>
       </w:r>
       <w:r>
         <w:rPr>
@@ -9915,7 +9624,6 @@
           <w:color w:val="303030"/>
           <w:sz w:val="20"/>
           <w:szCs w:val="20"/>
-          <w:highlight w:val="cyan"/>
         </w:rPr>
         <w:t>{fuente_serambiente_s_a_s_1}</w:t>
       </w:r>
@@ -9927,7 +9635,7 @@
           <w:sz w:val="20"/>
           <w:szCs w:val="20"/>
         </w:rPr>
-        <w:t xml:space="preserve">. </w:t>
+        <w:t>. </w:t>
       </w:r>
     </w:p>
     <w:p>
@@ -9941,7 +9649,6 @@
           <w:rFonts w:ascii="Avenir Next LT Pro" w:hAnsi="Avenir Next LT Pro"/>
           <w:i w:val="0"/>
           <w:color w:val="303030"/>
-          <w:highlight w:val="cyan"/>
         </w:rPr>
       </w:pPr>
       <w:bookmarkStart w:id="66" w:name="_Toc208413260"/>
@@ -9953,14 +9660,13 @@
           <w:i w:val="0"/>
           <w:color w:val="303030"/>
         </w:rPr>
-        <w:t xml:space="preserve">Muestreo preliminar </w:t>
+        <w:t>Muestreo preliminar </w:t>
       </w:r>
       <w:r>
         <w:rPr>
           <w:rFonts w:ascii="Avenir Next LT Pro" w:hAnsi="Avenir Next LT Pro"/>
           <w:i w:val="0"/>
           <w:color w:val="303030"/>
-          <w:highlight w:val="cyan"/>
         </w:rPr>
         <w:t>{muestreo_preliminar_1}</w:t>
       </w:r>
@@ -9991,7 +9697,7 @@
           <w:szCs w:val="20"/>
           <w:lang w:val="es-ES_tradnl" w:eastAsia="es-ES"/>
         </w:rPr>
-        <w:t xml:space="preserve">Tabla </w:t>
+        <w:t>Tabla </w:t>
       </w:r>
       <w:r>
         <w:rPr>
@@ -10058,7 +9764,7 @@
           <w:szCs w:val="20"/>
           <w:lang w:val="es-ES_tradnl" w:eastAsia="es-ES"/>
         </w:rPr>
-        <w:t xml:space="preserve">. Métodos </w:t>
+        <w:t>. Métodos </w:t>
       </w:r>
       <w:commentRangeStart w:id="72"/>
       <w:r>
@@ -10088,7 +9794,7 @@
           <w:szCs w:val="20"/>
           <w:lang w:val="es-ES_tradnl" w:eastAsia="es-ES"/>
         </w:rPr>
-        <w:t xml:space="preserve"> </w:t>
+        <w:t> </w:t>
       </w:r>
       <w:r>
         <w:rPr>
@@ -10097,7 +9803,6 @@
           <w:color w:val="303030"/>
           <w:sz w:val="20"/>
           <w:szCs w:val="20"/>
-          <w:highlight w:val="cyan"/>
           <w:lang w:val="es-ES_tradnl" w:eastAsia="es-ES"/>
         </w:rPr>
         <w:t>{metodos_preliminares_1}</w:t>
@@ -10110,7 +9815,6 @@
           <w:color w:val="303030"/>
           <w:sz w:val="20"/>
           <w:szCs w:val="20"/>
-          <w:highlight w:val="cyan"/>
           <w:lang w:val="es-ES_tradnl" w:eastAsia="es-ES"/>
         </w:rPr>
       </w:r>
@@ -10143,7 +9847,6 @@
         <w:tc>
           <w:tcPr>
             <w:tcW w:w="1924" w:type="pct"/>
-            <w:shd w:val="clear" w:color="auto" w:fill="004CAB"/>
           </w:tcPr>
           <w:p>
             <w:pPr>
@@ -10174,7 +9877,6 @@
         <w:tc>
           <w:tcPr>
             <w:tcW w:w="3076" w:type="pct"/>
-            <w:shd w:val="clear" w:color="auto" w:fill="004CAB"/>
           </w:tcPr>
           <w:p>
             <w:pPr>
@@ -10222,7 +9924,6 @@
                 <w:color w:val="303030"/>
                 <w:sz w:val="20"/>
                 <w:szCs w:val="20"/>
-                <w:highlight w:val="cyan"/>
                 <w:lang w:eastAsia="es-ES"/>
               </w:rPr>
             </w:pPr>
@@ -10234,7 +9935,6 @@
                 <w:color w:val="303030"/>
                 <w:sz w:val="20"/>
                 <w:szCs w:val="20"/>
-                <w:highlight w:val="cyan"/>
                 <w:lang w:eastAsia="es-ES"/>
               </w:rPr>
               <w:t>{var_51}</w:t>
@@ -10245,7 +9945,6 @@
                 <w:color w:val="303030"/>
                 <w:sz w:val="20"/>
                 <w:szCs w:val="20"/>
-                <w:highlight w:val="cyan"/>
                 <w:lang w:eastAsia="es-ES"/>
               </w:rPr>
             </w:r>
@@ -10266,7 +9965,6 @@
                 <w:color w:val="303030"/>
                 <w:sz w:val="20"/>
                 <w:szCs w:val="20"/>
-                <w:highlight w:val="cyan"/>
                 <w:lang w:eastAsia="es-ES"/>
               </w:rPr>
             </w:pPr>
@@ -10276,7 +9974,6 @@
                 <w:color w:val="303030"/>
                 <w:sz w:val="20"/>
                 <w:szCs w:val="20"/>
-                <w:highlight w:val="cyan"/>
                 <w:lang w:eastAsia="es-ES"/>
               </w:rPr>
               <w:t>{var_52}</w:t>
@@ -10287,7 +9984,6 @@
                 <w:color w:val="303030"/>
                 <w:sz w:val="20"/>
                 <w:szCs w:val="20"/>
-                <w:highlight w:val="cyan"/>
                 <w:lang w:eastAsia="es-ES"/>
               </w:rPr>
             </w:r>
@@ -10297,7 +9993,6 @@
                 <w:color w:val="303030"/>
                 <w:sz w:val="20"/>
                 <w:szCs w:val="20"/>
-                <w:highlight w:val="cyan"/>
                 <w:lang w:eastAsia="es-ES"/>
               </w:rPr>
             </w:r>
@@ -10307,7 +10002,6 @@
                 <w:color w:val="303030"/>
                 <w:sz w:val="20"/>
                 <w:szCs w:val="20"/>
-                <w:highlight w:val="cyan"/>
                 <w:lang w:eastAsia="es-ES"/>
               </w:rPr>
             </w:r>
@@ -10331,7 +10025,6 @@
                 <w:color w:val="303030"/>
                 <w:sz w:val="20"/>
                 <w:szCs w:val="20"/>
-                <w:highlight w:val="cyan"/>
                 <w:lang w:eastAsia="es-ES"/>
               </w:rPr>
             </w:pPr>
@@ -10342,7 +10035,6 @@
                 <w:color w:val="303030"/>
                 <w:sz w:val="20"/>
                 <w:szCs w:val="20"/>
-                <w:highlight w:val="cyan"/>
                 <w:lang w:eastAsia="es-ES"/>
               </w:rPr>
               <w:t>{var_53}</w:t>
@@ -10353,7 +10045,6 @@
                 <w:color w:val="303030"/>
                 <w:sz w:val="20"/>
                 <w:szCs w:val="20"/>
-                <w:highlight w:val="cyan"/>
                 <w:lang w:eastAsia="es-ES"/>
               </w:rPr>
             </w:r>
@@ -10374,7 +10065,6 @@
                 <w:color w:val="303030"/>
                 <w:sz w:val="20"/>
                 <w:szCs w:val="20"/>
-                <w:highlight w:val="cyan"/>
                 <w:lang w:eastAsia="es-ES"/>
               </w:rPr>
             </w:pPr>
@@ -10384,7 +10074,6 @@
                 <w:color w:val="303030"/>
                 <w:sz w:val="20"/>
                 <w:szCs w:val="20"/>
-                <w:highlight w:val="cyan"/>
                 <w:lang w:eastAsia="es-ES"/>
               </w:rPr>
               <w:t>{var_54}</w:t>
@@ -10409,7 +10098,6 @@
                 <w:color w:val="303030"/>
                 <w:sz w:val="20"/>
                 <w:szCs w:val="20"/>
-                <w:highlight w:val="cyan"/>
                 <w:lang w:eastAsia="es-ES"/>
               </w:rPr>
             </w:pPr>
@@ -10420,7 +10108,6 @@
                 <w:color w:val="303030"/>
                 <w:sz w:val="20"/>
                 <w:szCs w:val="20"/>
-                <w:highlight w:val="cyan"/>
                 <w:lang w:eastAsia="es-ES"/>
               </w:rPr>
               <w:t>{var_55}</w:t>
@@ -10431,7 +10118,6 @@
                 <w:color w:val="303030"/>
                 <w:sz w:val="20"/>
                 <w:szCs w:val="20"/>
-                <w:highlight w:val="cyan"/>
                 <w:lang w:eastAsia="es-ES"/>
               </w:rPr>
             </w:r>
@@ -10452,7 +10138,6 @@
                 <w:color w:val="303030"/>
                 <w:sz w:val="20"/>
                 <w:szCs w:val="20"/>
-                <w:highlight w:val="cyan"/>
                 <w:lang w:eastAsia="es-ES"/>
               </w:rPr>
             </w:pPr>
@@ -10462,7 +10147,6 @@
                 <w:color w:val="303030"/>
                 <w:sz w:val="20"/>
                 <w:szCs w:val="20"/>
-                <w:highlight w:val="cyan"/>
                 <w:lang w:eastAsia="es-ES"/>
               </w:rPr>
               <w:t>{var_56}</w:t>
@@ -10473,7 +10157,6 @@
                 <w:color w:val="303030"/>
                 <w:sz w:val="20"/>
                 <w:szCs w:val="20"/>
-                <w:highlight w:val="cyan"/>
                 <w:vertAlign w:val="subscript"/>
                 <w:lang w:eastAsia="es-ES"/>
               </w:rPr>
@@ -10484,7 +10167,6 @@
                 <w:color w:val="303030"/>
                 <w:sz w:val="20"/>
                 <w:szCs w:val="20"/>
-                <w:highlight w:val="cyan"/>
                 <w:lang w:eastAsia="es-ES"/>
               </w:rPr>
             </w:r>
@@ -10494,7 +10176,6 @@
                 <w:color w:val="303030"/>
                 <w:sz w:val="20"/>
                 <w:szCs w:val="20"/>
-                <w:highlight w:val="cyan"/>
                 <w:vertAlign w:val="subscript"/>
                 <w:lang w:eastAsia="es-ES"/>
               </w:rPr>
@@ -10505,7 +10186,6 @@
                 <w:color w:val="303030"/>
                 <w:sz w:val="20"/>
                 <w:szCs w:val="20"/>
-                <w:highlight w:val="cyan"/>
                 <w:lang w:eastAsia="es-ES"/>
               </w:rPr>
             </w:r>
@@ -10516,7 +10196,6 @@
                 <w:color w:val="303030"/>
                 <w:sz w:val="20"/>
                 <w:szCs w:val="20"/>
-                <w:highlight w:val="cyan"/>
                 <w:lang w:eastAsia="es-ES"/>
               </w:rPr>
             </w:r>
@@ -10527,7 +10206,6 @@
                 <w:color w:val="303030"/>
                 <w:sz w:val="20"/>
                 <w:szCs w:val="20"/>
-                <w:highlight w:val="cyan"/>
                 <w:lang w:eastAsia="es-ES"/>
               </w:rPr>
             </w:r>
@@ -10551,7 +10229,6 @@
                 <w:color w:val="303030"/>
                 <w:sz w:val="20"/>
                 <w:szCs w:val="20"/>
-                <w:highlight w:val="cyan"/>
                 <w:lang w:eastAsia="es-ES"/>
               </w:rPr>
             </w:pPr>
@@ -10562,7 +10239,6 @@
                 <w:color w:val="303030"/>
                 <w:sz w:val="20"/>
                 <w:szCs w:val="20"/>
-                <w:highlight w:val="cyan"/>
                 <w:lang w:eastAsia="es-ES"/>
               </w:rPr>
               <w:t>{var_57}</w:t>
@@ -10573,7 +10249,6 @@
                 <w:color w:val="303030"/>
                 <w:sz w:val="20"/>
                 <w:szCs w:val="20"/>
-                <w:highlight w:val="cyan"/>
                 <w:lang w:eastAsia="es-ES"/>
               </w:rPr>
             </w:r>
@@ -10594,7 +10269,6 @@
                 <w:color w:val="303030"/>
                 <w:sz w:val="20"/>
                 <w:szCs w:val="20"/>
-                <w:highlight w:val="cyan"/>
                 <w:lang w:eastAsia="es-ES"/>
               </w:rPr>
             </w:pPr>
@@ -10604,7 +10278,6 @@
                 <w:color w:val="303030"/>
                 <w:sz w:val="20"/>
                 <w:szCs w:val="20"/>
-                <w:highlight w:val="cyan"/>
                 <w:lang w:eastAsia="es-ES"/>
               </w:rPr>
               <w:t>{var_58}</w:t>
@@ -10634,7 +10307,7 @@
           <w:szCs w:val="22"/>
           <w:lang w:eastAsia="es-ES"/>
         </w:rPr>
-        <w:t xml:space="preserve">Fuente: </w:t>
+        <w:t>Fuente: </w:t>
       </w:r>
       <w:r>
         <w:rPr>
@@ -10643,7 +10316,6 @@
           <w:color w:val="303030"/>
           <w:sz w:val="20"/>
           <w:szCs w:val="22"/>
-          <w:highlight w:val="cyan"/>
           <w:lang w:eastAsia="es-ES"/>
         </w:rPr>
         <w:t>{fuente_1}</w:t>
@@ -10656,7 +10328,6 @@
           <w:color w:val="303030"/>
           <w:sz w:val="20"/>
           <w:szCs w:val="22"/>
-          <w:highlight w:val="cyan"/>
           <w:lang w:eastAsia="es-ES"/>
         </w:rPr>
       </w:r>
@@ -10703,7 +10374,6 @@
           <w:color w:val="303030"/>
           <w:sz w:val="22"/>
           <w:szCs w:val="22"/>
-          <w:highlight w:val="cyan"/>
           <w:lang w:val="es-ES_tradnl" w:eastAsia="es-ES"/>
         </w:rPr>
       </w:pPr>
@@ -10715,7 +10385,7 @@
           <w:szCs w:val="22"/>
           <w:lang w:val="es-ES_tradnl" w:eastAsia="es-ES"/>
         </w:rPr>
-        <w:t xml:space="preserve">Para determinar parámetros que son fundamentales para la realización de los muestreos isocinéticos, se llevó a cabo un muestreo preliminar donde se aplicaron los métodos </w:t>
+        <w:t>Para determinar parámetros que son fundamentales para la realización de los muestreos isocinéticos, se llevó a cabo un muestreo preliminar donde se aplicaron los métodos </w:t>
       </w:r>
       <w:r>
         <w:rPr>
@@ -10723,7 +10393,6 @@
           <w:color w:val="303030"/>
           <w:sz w:val="22"/>
           <w:szCs w:val="22"/>
-          <w:highlight w:val="cyan"/>
           <w:lang w:val="es-ES_tradnl" w:eastAsia="es-ES"/>
         </w:rPr>
         <w:t>{para_determinar_parametros_que_son_fundamentales_p_1}</w:t>
@@ -10742,7 +10411,6 @@
           <w:color w:val="303030"/>
           <w:sz w:val="22"/>
           <w:szCs w:val="22"/>
-          <w:highlight w:val="cyan"/>
           <w:lang w:val="es-ES_tradnl" w:eastAsia="es-ES"/>
         </w:rPr>
       </w:pPr>
@@ -10752,7 +10420,6 @@
           <w:color w:val="303030"/>
           <w:sz w:val="22"/>
           <w:szCs w:val="22"/>
-          <w:highlight w:val="cyan"/>
           <w:lang w:val="es-ES_tradnl" w:eastAsia="es-ES"/>
         </w:rPr>
         <w:t>{var_14}</w:t>
@@ -10764,7 +10431,6 @@
           <w:color w:val="303030"/>
           <w:sz w:val="22"/>
           <w:szCs w:val="22"/>
-          <w:highlight w:val="cyan"/>
           <w:lang w:val="es-ES_tradnl" w:eastAsia="es-ES"/>
         </w:rPr>
       </w:r>
@@ -10775,7 +10441,6 @@
           <w:color w:val="303030"/>
           <w:sz w:val="22"/>
           <w:szCs w:val="22"/>
-          <w:highlight w:val="cyan"/>
           <w:lang w:val="es-ES_tradnl" w:eastAsia="es-ES"/>
         </w:rPr>
       </w:r>
@@ -10793,7 +10458,6 @@
           <w:color w:val="303030"/>
           <w:sz w:val="22"/>
           <w:szCs w:val="22"/>
-          <w:highlight w:val="cyan"/>
           <w:lang w:val="es-ES_tradnl" w:eastAsia="es-ES"/>
         </w:rPr>
       </w:pPr>
@@ -10803,7 +10467,6 @@
           <w:color w:val="303030"/>
           <w:sz w:val="22"/>
           <w:szCs w:val="22"/>
-          <w:highlight w:val="cyan"/>
           <w:lang w:val="es-ES_tradnl" w:eastAsia="es-ES"/>
         </w:rPr>
         <w:t>{var_15}</w:t>
@@ -10822,7 +10485,6 @@
           <w:color w:val="303030"/>
           <w:sz w:val="22"/>
           <w:szCs w:val="22"/>
-          <w:highlight w:val="cyan"/>
           <w:lang w:val="es-ES_tradnl" w:eastAsia="es-ES"/>
         </w:rPr>
       </w:pPr>
@@ -10832,7 +10494,6 @@
           <w:color w:val="303030"/>
           <w:sz w:val="22"/>
           <w:szCs w:val="22"/>
-          <w:highlight w:val="cyan"/>
           <w:lang w:val="es-ES_tradnl" w:eastAsia="es-ES"/>
         </w:rPr>
         <w:t>{var_16}</w:t>
@@ -10844,7 +10505,6 @@
           <w:color w:val="303030"/>
           <w:sz w:val="22"/>
           <w:szCs w:val="22"/>
-          <w:highlight w:val="cyan"/>
           <w:lang w:val="es-ES_tradnl" w:eastAsia="es-ES"/>
         </w:rPr>
       </w:r>
@@ -10855,7 +10515,6 @@
           <w:color w:val="303030"/>
           <w:sz w:val="22"/>
           <w:szCs w:val="22"/>
-          <w:highlight w:val="cyan"/>
           <w:lang w:val="es-ES_tradnl" w:eastAsia="es-ES"/>
         </w:rPr>
       </w:r>
@@ -10873,7 +10532,6 @@
           <w:color w:val="303030"/>
           <w:sz w:val="22"/>
           <w:szCs w:val="22"/>
-          <w:highlight w:val="cyan"/>
           <w:lang w:val="es-ES_tradnl" w:eastAsia="es-ES"/>
         </w:rPr>
       </w:pPr>
@@ -10883,7 +10541,6 @@
           <w:color w:val="303030"/>
           <w:sz w:val="22"/>
           <w:szCs w:val="22"/>
-          <w:highlight w:val="cyan"/>
           <w:lang w:val="es-ES_tradnl" w:eastAsia="es-ES"/>
         </w:rPr>
         <w:t>{var_17}</w:t>
@@ -10902,7 +10559,6 @@
           <w:color w:val="303030"/>
           <w:sz w:val="22"/>
           <w:szCs w:val="22"/>
-          <w:highlight w:val="cyan"/>
           <w:lang w:val="es-ES_tradnl" w:eastAsia="es-ES"/>
         </w:rPr>
       </w:pPr>
@@ -10912,7 +10568,6 @@
           <w:color w:val="303030"/>
           <w:sz w:val="22"/>
           <w:szCs w:val="22"/>
-          <w:highlight w:val="cyan"/>
           <w:lang w:val="es-ES_tradnl" w:eastAsia="es-ES"/>
         </w:rPr>
         <w:t>{var_18}</w:t>
@@ -10931,7 +10586,6 @@
           <w:color w:val="303030"/>
           <w:sz w:val="22"/>
           <w:szCs w:val="22"/>
-          <w:highlight w:val="cyan"/>
           <w:lang w:val="es-ES_tradnl" w:eastAsia="es-ES"/>
         </w:rPr>
       </w:pPr>
@@ -10941,7 +10595,6 @@
           <w:color w:val="303030"/>
           <w:sz w:val="22"/>
           <w:szCs w:val="22"/>
-          <w:highlight w:val="cyan"/>
           <w:lang w:val="es-ES_tradnl" w:eastAsia="es-ES"/>
         </w:rPr>
         <w:t>{var_19}</w:t>
@@ -10953,7 +10606,6 @@
           <w:color w:val="303030"/>
           <w:sz w:val="22"/>
           <w:szCs w:val="22"/>
-          <w:highlight w:val="cyan"/>
           <w:lang w:val="es-ES_tradnl" w:eastAsia="es-ES"/>
         </w:rPr>
       </w:r>
@@ -10964,7 +10616,6 @@
           <w:color w:val="303030"/>
           <w:sz w:val="22"/>
           <w:szCs w:val="22"/>
-          <w:highlight w:val="cyan"/>
           <w:lang w:val="es-ES_tradnl" w:eastAsia="es-ES"/>
         </w:rPr>
       </w:r>
@@ -10982,7 +10633,6 @@
           <w:color w:val="303030"/>
           <w:sz w:val="22"/>
           <w:szCs w:val="22"/>
-          <w:highlight w:val="cyan"/>
           <w:lang w:val="es-ES_tradnl" w:eastAsia="es-ES"/>
         </w:rPr>
       </w:pPr>
@@ -10992,7 +10642,6 @@
           <w:color w:val="303030"/>
           <w:sz w:val="22"/>
           <w:szCs w:val="22"/>
-          <w:highlight w:val="cyan"/>
           <w:lang w:val="es-ES_tradnl" w:eastAsia="es-ES"/>
         </w:rPr>
         <w:t>{var_20}</w:t>
@@ -11020,7 +10669,6 @@
           <w:color w:val="303030"/>
           <w:sz w:val="22"/>
           <w:szCs w:val="22"/>
-          <w:highlight w:val="cyan"/>
           <w:lang w:val="es-ES_tradnl" w:eastAsia="es-ES"/>
         </w:rPr>
         <w:t>{var_21}</w:t>
@@ -11033,7 +10681,7 @@
           <w:szCs w:val="22"/>
           <w:lang w:val="es-ES_tradnl" w:eastAsia="es-ES"/>
         </w:rPr>
-        <w:t xml:space="preserve"> </w:t>
+        <w:t> </w:t>
       </w:r>
     </w:p>
     <w:p>
@@ -11056,7 +10704,7 @@
           <w:i w:val="0"/>
           <w:color w:val="303030"/>
         </w:rPr>
-        <w:t xml:space="preserve">Métodos de toma de </w:t>
+        <w:t>Métodos de toma de </w:t>
       </w:r>
       <w:commentRangeStart w:id="75"/>
       <w:r>
@@ -11088,7 +10736,7 @@
           <w:i w:val="0"/>
           <w:color w:val="303030"/>
         </w:rPr>
-        <w:t xml:space="preserve"> </w:t>
+        <w:t> </w:t>
       </w:r>
     </w:p>
     <w:p>
@@ -11145,7 +10793,7 @@
           <w:sz w:val="22"/>
           <w:szCs w:val="22"/>
         </w:rPr>
-        <w:t xml:space="preserve">Las partículas se extraen </w:t>
+        <w:t>Las partículas se extraen </w:t>
       </w:r>
       <w:proofErr w:type="spellStart"/>
       <w:r>
@@ -11165,7 +10813,7 @@
           <w:sz w:val="22"/>
           <w:szCs w:val="22"/>
         </w:rPr>
-        <w:t xml:space="preserve"> de la fuente y se recolectan en un filtro de fibra de vidrio mantenido a una temperatura de 120 ± 14°C. La masa de MP, que incluye </w:t>
+        <w:t> de la fuente y se recolectan en un filtro de fibra de vidrio mantenido a una temperatura de 120 ± 14°C. La masa de MP, que incluye </w:t>
       </w:r>
       <w:r>
         <w:rPr>
@@ -11209,16 +10857,7 @@
           <w:sz w:val="24"/>
           <w:szCs w:val="24"/>
         </w:rPr>
-        <w:t xml:space="preserve"> (EPA </w:t>
-      </w:r>
-      <w:r>
-        <w:rPr>
-          <w:rFonts w:ascii="Avenir Next LT Pro" w:eastAsia="Arial Unicode MS" w:hAnsi="Avenir Next LT Pro"/>
-          <w:color w:val="303030"/>
-          <w:sz w:val="24"/>
-          <w:szCs w:val="24"/>
-        </w:rPr>
-        <w:t>6)</w:t>
+        <w:t> (EPA 6)</w:t>
       </w:r>
       <w:bookmarkEnd w:id="77"/>
     </w:p>
@@ -11260,7 +10899,7 @@
           <w:sz w:val="22"/>
           <w:szCs w:val="22"/>
         </w:rPr>
-        <w:t xml:space="preserve"> y el</w:t>
+        <w:t> y el </w:t>
       </w:r>
       <w:r>
         <w:rPr>
@@ -11269,7 +10908,7 @@
           <w:sz w:val="22"/>
           <w:szCs w:val="22"/>
         </w:rPr>
-        <w:t xml:space="preserve"> </w:t>
+        <w:t>SO</w:t>
       </w:r>
       <w:r>
         <w:rPr>
@@ -11277,8 +10916,9 @@
           <w:color w:val="303030"/>
           <w:sz w:val="22"/>
           <w:szCs w:val="22"/>
-        </w:rPr>
-        <w:t>SO</w:t>
+          <w:vertAlign w:val="subscript"/>
+        </w:rPr>
+        <w:t>3</w:t>
       </w:r>
       <w:r>
         <w:rPr>
@@ -11286,9 +10926,18 @@
           <w:color w:val="303030"/>
           <w:sz w:val="22"/>
           <w:szCs w:val="22"/>
+        </w:rPr>
+        <w:t> incluyendo cualquier fracción de ácido sulfúrico, son separados; el SO</w:t>
+      </w:r>
+      <w:r>
+        <w:rPr>
+          <w:rFonts w:ascii="Avenir Next LT Pro" w:eastAsia="Arial Unicode MS" w:hAnsi="Avenir Next LT Pro" w:cstheme="minorHAnsi"/>
+          <w:color w:val="303030"/>
+          <w:sz w:val="22"/>
+          <w:szCs w:val="22"/>
           <w:vertAlign w:val="subscript"/>
         </w:rPr>
-        <w:t>3</w:t>
+        <w:t>2</w:t>
       </w:r>
       <w:r>
         <w:rPr>
@@ -11297,7 +10946,7 @@
           <w:sz w:val="22"/>
           <w:szCs w:val="22"/>
         </w:rPr>
-        <w:t xml:space="preserve"> incluyendo cualquier fracción de ácido sulfúrico, son separados; el SO</w:t>
+        <w:t> es </w:t>
       </w:r>
       <w:r>
         <w:rPr>
@@ -11305,10 +10954,10 @@
           <w:color w:val="303030"/>
           <w:sz w:val="22"/>
           <w:szCs w:val="22"/>
-          <w:vertAlign w:val="subscript"/>
-        </w:rPr>
-        <w:t>2</w:t>
-      </w:r>
+        </w:rPr>
+        <w:t>obtenido por el método de titulación con </w:t>
+      </w:r>
+      <w:proofErr w:type="spellStart"/>
       <w:r>
         <w:rPr>
           <w:rFonts w:ascii="Avenir Next LT Pro" w:eastAsia="Arial Unicode MS" w:hAnsi="Avenir Next LT Pro" w:cstheme="minorHAnsi"/>
@@ -11316,8 +10965,9 @@
           <w:sz w:val="22"/>
           <w:szCs w:val="22"/>
         </w:rPr>
-        <w:t xml:space="preserve"> es</w:t>
-      </w:r>
+        <w:t>torina</w:t>
+      </w:r>
+      <w:proofErr w:type="spellEnd"/>
       <w:r>
         <w:rPr>
           <w:rFonts w:ascii="Avenir Next LT Pro" w:eastAsia="Arial Unicode MS" w:hAnsi="Avenir Next LT Pro" w:cstheme="minorHAnsi"/>
@@ -11325,36 +10975,7 @@
           <w:sz w:val="22"/>
           <w:szCs w:val="22"/>
         </w:rPr>
-        <w:t xml:space="preserve"> </w:t>
-      </w:r>
-      <w:r>
-        <w:rPr>
-          <w:rFonts w:ascii="Avenir Next LT Pro" w:eastAsia="Arial Unicode MS" w:hAnsi="Avenir Next LT Pro" w:cstheme="minorHAnsi"/>
-          <w:color w:val="303030"/>
-          <w:sz w:val="22"/>
-          <w:szCs w:val="22"/>
-        </w:rPr>
-        <w:t xml:space="preserve">obtenido por el método de titulación con </w:t>
-      </w:r>
-      <w:proofErr w:type="spellStart"/>
-      <w:r>
-        <w:rPr>
-          <w:rFonts w:ascii="Avenir Next LT Pro" w:eastAsia="Arial Unicode MS" w:hAnsi="Avenir Next LT Pro" w:cstheme="minorHAnsi"/>
-          <w:color w:val="303030"/>
-          <w:sz w:val="22"/>
-          <w:szCs w:val="22"/>
-        </w:rPr>
-        <w:t>torina</w:t>
-      </w:r>
-      <w:proofErr w:type="spellEnd"/>
-      <w:r>
-        <w:rPr>
-          <w:rFonts w:ascii="Avenir Next LT Pro" w:eastAsia="Arial Unicode MS" w:hAnsi="Avenir Next LT Pro" w:cstheme="minorHAnsi"/>
-          <w:color w:val="303030"/>
-          <w:sz w:val="22"/>
-          <w:szCs w:val="22"/>
-        </w:rPr>
-        <w:t xml:space="preserve"> de Bario.</w:t>
+        <w:t> de Bario.</w:t>
       </w:r>
     </w:p>
     <w:p>
@@ -11388,16 +11009,7 @@
           <w:sz w:val="24"/>
           <w:szCs w:val="24"/>
         </w:rPr>
-        <w:t xml:space="preserve"> (EPA </w:t>
-      </w:r>
-      <w:r>
-        <w:rPr>
-          <w:rFonts w:ascii="Avenir Next LT Pro" w:eastAsia="Arial Unicode MS" w:hAnsi="Avenir Next LT Pro"/>
-          <w:color w:val="303030"/>
-          <w:sz w:val="24"/>
-          <w:szCs w:val="24"/>
-        </w:rPr>
-        <w:t>7)</w:t>
+        <w:t> (EPA 7)</w:t>
       </w:r>
       <w:bookmarkEnd w:id="78"/>
     </w:p>
@@ -11420,7 +11032,7 @@
           <w:sz w:val="22"/>
           <w:szCs w:val="22"/>
         </w:rPr>
-        <w:t>Una muestra de gas es recolectada en un balón de vidrio previamente colocado al</w:t>
+        <w:t>Una muestra de gas es recolectada en un balón de vidrio previamente colocado al </w:t>
       </w:r>
       <w:r>
         <w:rPr>
@@ -11429,7 +11041,7 @@
           <w:sz w:val="22"/>
           <w:szCs w:val="22"/>
         </w:rPr>
-        <w:t xml:space="preserve"> </w:t>
+        <w:t>vacío, con una solución absorbente de ácido sulfúrico y peróxido de hidrógeno, </w:t>
       </w:r>
       <w:r>
         <w:rPr>
@@ -11438,34 +11050,7 @@
           <w:sz w:val="22"/>
           <w:szCs w:val="22"/>
         </w:rPr>
-        <w:t>vacío, con una solución absorbente de ácido sulfúrico y peróxido de hidrógeno,</w:t>
-      </w:r>
-      <w:r>
-        <w:rPr>
-          <w:rFonts w:ascii="Avenir Next LT Pro" w:eastAsia="Arial Unicode MS" w:hAnsi="Avenir Next LT Pro" w:cstheme="minorHAnsi"/>
-          <w:color w:val="303030"/>
-          <w:sz w:val="22"/>
-          <w:szCs w:val="22"/>
-        </w:rPr>
-        <w:t xml:space="preserve"> </w:t>
-      </w:r>
-      <w:r>
-        <w:rPr>
-          <w:rFonts w:ascii="Avenir Next LT Pro" w:eastAsia="Arial Unicode MS" w:hAnsi="Avenir Next LT Pro" w:cstheme="minorHAnsi"/>
-          <w:color w:val="303030"/>
-          <w:sz w:val="22"/>
-          <w:szCs w:val="22"/>
-        </w:rPr>
-        <w:t>luego los óxidos de nitrógeno, con excepción del óxido nitroso, son determinados</w:t>
-      </w:r>
-      <w:r>
-        <w:rPr>
-          <w:rFonts w:ascii="Avenir Next LT Pro" w:eastAsia="Arial Unicode MS" w:hAnsi="Avenir Next LT Pro" w:cstheme="minorHAnsi"/>
-          <w:color w:val="303030"/>
-          <w:sz w:val="22"/>
-          <w:szCs w:val="22"/>
-        </w:rPr>
-        <w:t xml:space="preserve"> </w:t>
+        <w:t>luego los óxidos de nitrógeno, con excepción del óxido nitroso, son determinados </w:t>
       </w:r>
       <w:r>
         <w:rPr>
@@ -11518,16 +11103,7 @@
           <w:sz w:val="24"/>
           <w:szCs w:val="24"/>
         </w:rPr>
-        <w:t>S</w:t>
-      </w:r>
-      <w:r>
-        <w:rPr>
-          <w:rFonts w:ascii="Avenir Next LT Pro" w:eastAsia="Arial Unicode MS" w:hAnsi="Avenir Next LT Pro"/>
-          <w:color w:val="303030"/>
-          <w:sz w:val="24"/>
-          <w:szCs w:val="24"/>
-        </w:rPr>
-        <w:t>O</w:t>
+        <w:t>SO</w:t>
       </w:r>
       <w:r>
         <w:rPr>
@@ -11546,7 +11122,7 @@
           <w:sz w:val="24"/>
           <w:szCs w:val="24"/>
         </w:rPr>
-        <w:t xml:space="preserve"> </w:t>
+        <w:t> y</w:t>
       </w:r>
       <w:r>
         <w:rPr>
@@ -11555,25 +11131,7 @@
           <w:sz w:val="24"/>
           <w:szCs w:val="24"/>
         </w:rPr>
-        <w:t>y</w:t>
-      </w:r>
-      <w:r>
-        <w:rPr>
-          <w:rFonts w:ascii="Avenir Next LT Pro" w:eastAsia="Arial Unicode MS" w:hAnsi="Avenir Next LT Pro"/>
-          <w:color w:val="303030"/>
-          <w:sz w:val="24"/>
-          <w:szCs w:val="24"/>
-        </w:rPr>
-        <w:t xml:space="preserve"> S</w:t>
-      </w:r>
-      <w:r>
-        <w:rPr>
-          <w:rFonts w:ascii="Avenir Next LT Pro" w:eastAsia="Arial Unicode MS" w:hAnsi="Avenir Next LT Pro"/>
-          <w:color w:val="303030"/>
-          <w:sz w:val="24"/>
-          <w:szCs w:val="24"/>
-        </w:rPr>
-        <w:t>O</w:t>
+        <w:t> SO</w:t>
       </w:r>
       <w:r>
         <w:rPr>
@@ -11583,17 +11141,7 @@
           <w:szCs w:val="24"/>
           <w:vertAlign w:val="subscript"/>
         </w:rPr>
-        <w:t>2</w:t>
-      </w:r>
-      <w:r>
-        <w:rPr>
-          <w:rFonts w:ascii="Avenir Next LT Pro" w:eastAsia="Arial Unicode MS" w:hAnsi="Avenir Next LT Pro"/>
-          <w:color w:val="303030"/>
-          <w:sz w:val="24"/>
-          <w:szCs w:val="24"/>
-          <w:vertAlign w:val="subscript"/>
-        </w:rPr>
-        <w:t xml:space="preserve"> </w:t>
+        <w:t>2 </w:t>
       </w:r>
       <w:r>
         <w:rPr>
@@ -11631,7 +11179,7 @@
           <w:sz w:val="22"/>
           <w:szCs w:val="22"/>
         </w:rPr>
-        <w:t xml:space="preserve">Una muestra de gas es extraída </w:t>
+        <w:t>Una muestra de gas es extraída </w:t>
       </w:r>
       <w:proofErr w:type="spellStart"/>
       <w:r>
@@ -11651,7 +11199,7 @@
           <w:sz w:val="22"/>
           <w:szCs w:val="22"/>
         </w:rPr>
-        <w:t xml:space="preserve"> de la chimenea. El H</w:t>
+        <w:t> de la chimenea. El H</w:t>
       </w:r>
       <w:r>
         <w:rPr>
@@ -11689,7 +11237,7 @@
           <w:sz w:val="22"/>
           <w:szCs w:val="22"/>
         </w:rPr>
-        <w:t xml:space="preserve"> y el SO</w:t>
+        <w:t> y el SO</w:t>
       </w:r>
       <w:r>
         <w:rPr>
@@ -11708,7 +11256,7 @@
           <w:sz w:val="22"/>
           <w:szCs w:val="22"/>
         </w:rPr>
-        <w:t xml:space="preserve"> incluyendo sus fracciones son separados y medidos por el método de titulación con </w:t>
+        <w:t> incluyendo sus fracciones son separados y medidos por el método de titulación con </w:t>
       </w:r>
       <w:proofErr w:type="spellStart"/>
       <w:r>
@@ -11728,7 +11276,7 @@
           <w:sz w:val="22"/>
           <w:szCs w:val="22"/>
         </w:rPr>
-        <w:t xml:space="preserve"> de Bario.</w:t>
+        <w:t> de Bario.</w:t>
       </w:r>
     </w:p>
     <w:p>
@@ -11753,7 +11301,7 @@
           <w:sz w:val="24"/>
           <w:szCs w:val="24"/>
         </w:rPr>
-        <w:t xml:space="preserve">Monóxido de Carbono </w:t>
+        <w:t>Monóxido de Carbono </w:t>
       </w:r>
       <w:r>
         <w:rPr>
@@ -11762,16 +11310,7 @@
           <w:sz w:val="24"/>
           <w:szCs w:val="24"/>
         </w:rPr>
-        <w:t xml:space="preserve">(EPA </w:t>
-      </w:r>
-      <w:r>
-        <w:rPr>
-          <w:rFonts w:ascii="Avenir Next LT Pro" w:eastAsia="Arial Unicode MS" w:hAnsi="Avenir Next LT Pro"/>
-          <w:color w:val="303030"/>
-          <w:sz w:val="24"/>
-          <w:szCs w:val="24"/>
-        </w:rPr>
-        <w:t>10)</w:t>
+        <w:t>(EPA 10)</w:t>
       </w:r>
       <w:bookmarkEnd w:id="80"/>
     </w:p>
@@ -11809,7 +11348,7 @@
           <w:sz w:val="22"/>
           <w:szCs w:val="22"/>
         </w:rPr>
-        <w:t xml:space="preserve">a muestra de </w:t>
+        <w:t>a muestra de </w:t>
       </w:r>
       <w:r>
         <w:rPr>
@@ -11818,7 +11357,7 @@
           <w:sz w:val="22"/>
           <w:szCs w:val="22"/>
         </w:rPr>
-        <w:t xml:space="preserve">gases puede ser analizada en un periodo no mayor a 24 horas posterior a la toma, siempre y cuando se asegure que el análisis se realice bajos condiciones de presión y temperatura similares a las presentes en el sitio de muestra. Antes del análisis de la muestra se debe realizar la verificación del equipo; luego de recuperar la muestra conectar la bolsa </w:t>
+        <w:t>gases puede ser analizada en un periodo no mayor a 24 horas posterior a la toma, siempre y cuando se asegure que el análisis se realice bajos condiciones de presión y temperatura similares a las presentes en el sitio de muestra. Antes del análisis de la muestra se debe realizar la verificación del equipo; luego de recuperar la muestra conectar la bolsa </w:t>
       </w:r>
       <w:proofErr w:type="spellStart"/>
       <w:r>
@@ -11838,7 +11377,7 @@
           <w:sz w:val="22"/>
           <w:szCs w:val="22"/>
         </w:rPr>
-        <w:t xml:space="preserve"> al Intel del equipo, encienda el equipo de medición de CO y espere cinco minutos hasta que se configure, estabilice y arroje valores de medición. Abra la válvula de la bolsa </w:t>
+        <w:t> al Intel del equipo, encienda el equipo de medición de CO y espere cinco minutos hasta que se configure, estabilice y arroje valores de medición. Abra la válvula de la bolsa </w:t>
       </w:r>
       <w:proofErr w:type="spellStart"/>
       <w:r>
@@ -11858,7 +11397,7 @@
           <w:sz w:val="22"/>
           <w:szCs w:val="22"/>
         </w:rPr>
-        <w:t xml:space="preserve">, analice la muestra de gas y registre en la planilla de campo en intervalos de treinta segundos ocho lecturas de concentración, el promedio de </w:t>
+        <w:t>, analice la muestra de gas y registre en la planilla de campo en intervalos de treinta segundos ocho lecturas de concentración, el promedio de </w:t>
       </w:r>
       <w:proofErr w:type="gramStart"/>
       <w:r>
@@ -11878,7 +11417,7 @@
           <w:sz w:val="22"/>
           <w:szCs w:val="22"/>
         </w:rPr>
-        <w:t xml:space="preserve"> será la concentración reportada.</w:t>
+        <w:t> será la concentración reportada.</w:t>
       </w:r>
     </w:p>
     <w:p>
@@ -11934,7 +11473,7 @@
           <w:sz w:val="24"/>
           <w:szCs w:val="24"/>
         </w:rPr>
-        <w:t xml:space="preserve">–p–Dioxinas Policloradas y </w:t>
+        <w:t>–p–Dioxinas Policloradas y </w:t>
       </w:r>
       <w:proofErr w:type="spellStart"/>
       <w:r>
@@ -11954,7 +11493,7 @@
           <w:sz w:val="24"/>
           <w:szCs w:val="24"/>
         </w:rPr>
-        <w:t xml:space="preserve"> policlorados </w:t>
+        <w:t> policlorados </w:t>
       </w:r>
       <w:r>
         <w:rPr>
@@ -11963,7 +11502,7 @@
           <w:sz w:val="24"/>
           <w:szCs w:val="24"/>
         </w:rPr>
-        <w:t xml:space="preserve">(D&amp;F) </w:t>
+        <w:t>(D&amp;F) </w:t>
       </w:r>
       <w:r>
         <w:rPr>
@@ -11972,16 +11511,7 @@
           <w:sz w:val="24"/>
           <w:szCs w:val="24"/>
         </w:rPr>
-        <w:t xml:space="preserve">(EPA </w:t>
-      </w:r>
-      <w:r>
-        <w:rPr>
-          <w:rFonts w:ascii="Avenir Next LT Pro" w:eastAsia="Arial Unicode MS" w:hAnsi="Avenir Next LT Pro"/>
-          <w:color w:val="303030"/>
-          <w:sz w:val="24"/>
-          <w:szCs w:val="24"/>
-        </w:rPr>
-        <w:t>23)</w:t>
+        <w:t>(EPA 23)</w:t>
       </w:r>
       <w:bookmarkEnd w:id="81"/>
     </w:p>
@@ -12010,7 +11540,7 @@
           <w:sz w:val="22"/>
           <w:szCs w:val="22"/>
         </w:rPr>
-        <w:t xml:space="preserve">Consiste en extraer </w:t>
+        <w:t>Consiste en extraer </w:t>
       </w:r>
       <w:proofErr w:type="spellStart"/>
       <w:r>
@@ -12030,7 +11560,7 @@
           <w:sz w:val="22"/>
           <w:szCs w:val="22"/>
         </w:rPr>
-        <w:t xml:space="preserve"> una muestra desde una corriente de gas mediante una sonda de muestreo, un filtro de fibra de vidrio y una columna empacada de material adsorbente, resina XAD-2.</w:t>
+        <w:t> una muestra desde una corriente de gas mediante una sonda de muestreo, un filtro de fibra de vidrio y una columna empacada de material adsorbente, resina XAD-2.</w:t>
       </w:r>
     </w:p>
     <w:p>
@@ -12062,7 +11592,7 @@
           <w:sz w:val="22"/>
           <w:szCs w:val="22"/>
         </w:rPr>
-        <w:t xml:space="preserve">Debido a que la resina XAD-2 necesita trabajar a una temperatura inferior de 50°C, se debe agregar un refrigerante entre la caja caliente y el cartucho de resina XAD2, alimentada con una bomba </w:t>
+        <w:t>Debido a que la resina XAD-2 necesita trabajar a una temperatura inferior de 50°C, se debe agregar un refrigerante entre la caja caliente y el cartucho de resina XAD2, alimentada con una bomba </w:t>
       </w:r>
       <w:proofErr w:type="spellStart"/>
       <w:r>
@@ -12082,7 +11612,7 @@
           <w:sz w:val="22"/>
           <w:szCs w:val="22"/>
         </w:rPr>
-        <w:t xml:space="preserve"> sumergida en el baño del agua de los burbujeadores.</w:t>
+        <w:t> sumergida en el baño del agua de los burbujeadores.</w:t>
       </w:r>
     </w:p>
     <w:p>
@@ -12114,16 +11644,7 @@
           <w:sz w:val="22"/>
           <w:szCs w:val="22"/>
         </w:rPr>
-        <w:t>Las mediciones de dioxinas y furanos se realizarán solo cuando la rata de emisión de material particulado supere los 0.5 Kg/h según lo establecido en el protocolo para el control y vigilancia de la contaminación atmosférica generada por fuentes fijas emitido por MAVDT</w:t>
-      </w:r>
-      <w:r>
-        <w:rPr>
-          <w:rFonts w:ascii="Avenir Next LT Pro" w:hAnsi="Avenir Next LT Pro"/>
-          <w:color w:val="303030"/>
-          <w:sz w:val="22"/>
-          <w:szCs w:val="22"/>
-        </w:rPr>
-        <w:t>.</w:t>
+        <w:t>Las mediciones de dioxinas y furanos se realizarán solo cuando la rata de emisión de material particulado supere los 0.5 Kg/h según lo establecido en el protocolo para el control y vigilancia de la contaminación atmosférica generada por fuentes fijas emitido por MAVDT.</w:t>
       </w:r>
     </w:p>
     <w:p>
@@ -12157,16 +11678,7 @@
           <w:sz w:val="24"/>
           <w:szCs w:val="24"/>
         </w:rPr>
-        <w:t>oncentración gaseosa orgánica total</w:t>
-      </w:r>
-      <w:r>
-        <w:rPr>
-          <w:rFonts w:ascii="Avenir Next LT Pro" w:eastAsia="Arial Unicode MS" w:hAnsi="Avenir Next LT Pro"/>
-          <w:color w:val="303030"/>
-          <w:sz w:val="24"/>
-          <w:szCs w:val="24"/>
-        </w:rPr>
-        <w:t xml:space="preserve"> (EPA 25A)</w:t>
+        <w:t>oncentración gaseosa orgánica total (EPA 25A)</w:t>
       </w:r>
       <w:bookmarkEnd w:id="82"/>
     </w:p>
@@ -12197,7 +11709,7 @@
           <w:sz w:val="22"/>
           <w:szCs w:val="22"/>
         </w:rPr>
-        <w:t xml:space="preserve">e extrae una muestra de gas de la </w:t>
+        <w:t>e extrae una muestra de gas de la </w:t>
       </w:r>
       <w:r>
         <w:rPr>
@@ -12240,7 +11752,7 @@
           <w:sz w:val="24"/>
           <w:szCs w:val="24"/>
         </w:rPr>
-        <w:t xml:space="preserve"> (EPA 26A)</w:t>
+        <w:t> (EPA 26A)</w:t>
       </w:r>
       <w:bookmarkEnd w:id="83"/>
     </w:p>
@@ -12318,7 +11830,7 @@
           <w:sz w:val="22"/>
           <w:szCs w:val="22"/>
         </w:rPr>
-        <w:t xml:space="preserve">Es aplicable a los monitoreos Isocinéticos de metales realizados por </w:t>
+        <w:t>Es aplicable a los monitoreos Isocinéticos de metales realizados por </w:t>
       </w:r>
       <w:proofErr w:type="spellStart"/>
       <w:r>
@@ -12338,7 +11850,7 @@
           <w:sz w:val="22"/>
           <w:szCs w:val="22"/>
         </w:rPr>
-        <w:t xml:space="preserve"> </w:t>
+        <w:t> </w:t>
       </w:r>
       <w:r>
         <w:rPr>
@@ -12356,7 +11868,7 @@
           <w:sz w:val="22"/>
           <w:szCs w:val="22"/>
         </w:rPr>
-        <w:t xml:space="preserve"> </w:t>
+        <w:t> </w:t>
       </w:r>
       <w:proofErr w:type="gramStart"/>
       <w:r>
@@ -12376,7 +11888,7 @@
           <w:sz w:val="22"/>
           <w:szCs w:val="22"/>
         </w:rPr>
-        <w:t xml:space="preserve"> la normatividad colombiana, el siguiente cuadro muestra los metales que pueden ser determinados aplicando e</w:t>
+        <w:t> la normatividad colombiana, el siguiente cuadro muestra los metales que pueden ser determinados aplicando el</w:t>
       </w:r>
       <w:r>
         <w:rPr>
@@ -12385,25 +11897,7 @@
           <w:sz w:val="22"/>
           <w:szCs w:val="22"/>
         </w:rPr>
-        <w:t>l</w:t>
-      </w:r>
-      <w:r>
-        <w:rPr>
-          <w:rFonts w:ascii="Avenir Next LT Pro" w:hAnsi="Avenir Next LT Pro"/>
-          <w:color w:val="303030"/>
-          <w:sz w:val="22"/>
-          <w:szCs w:val="22"/>
-        </w:rPr>
-        <w:t xml:space="preserve"> procedimiento</w:t>
-      </w:r>
-      <w:r>
-        <w:rPr>
-          <w:rFonts w:ascii="Avenir Next LT Pro" w:hAnsi="Avenir Next LT Pro"/>
-          <w:color w:val="303030"/>
-          <w:sz w:val="22"/>
-          <w:szCs w:val="22"/>
-        </w:rPr>
-        <w:t xml:space="preserve"> PO-PSM-07 MONITOREO ISOCINÉTICO</w:t>
+        <w:t> procedimiento PO-PSM-07 MONITOREO ISOCINÉTICO</w:t>
       </w:r>
       <w:r>
         <w:rPr>
@@ -12438,7 +11932,7 @@
           <w:szCs w:val="20"/>
           <w:lang w:val="es-ES_tradnl" w:eastAsia="es-ES"/>
         </w:rPr>
-        <w:t xml:space="preserve">Tabla </w:t>
+        <w:t>Tabla </w:t>
       </w:r>
       <w:r>
         <w:rPr>
@@ -12547,7 +12041,6 @@
           <w:tcPr>
             <w:tcW w:w="5000" w:type="pct"/>
             <w:gridSpan w:val="2"/>
-            <w:shd w:val="clear" w:color="auto" w:fill="004CAB"/>
             <w:vAlign w:val="center"/>
           </w:tcPr>
           <w:p>
@@ -13075,7 +12568,7 @@
           <w:szCs w:val="20"/>
           <w:lang w:eastAsia="es-ES"/>
         </w:rPr>
-        <w:t xml:space="preserve">Fuente: SERAMBIENTE S.A.S </w:t>
+        <w:t>Fuente: SERAMBIENTE S.A.S </w:t>
       </w:r>
       <w:commentRangeStart w:id="86"/>
       <w:r>
@@ -13126,7 +12619,7 @@
           <w:sz w:val="22"/>
           <w:szCs w:val="22"/>
         </w:rPr>
-        <w:t xml:space="preserve">Una muestra de gas es extraída </w:t>
+        <w:t>Una muestra de gas es extraída </w:t>
       </w:r>
       <w:proofErr w:type="spellStart"/>
       <w:r>
@@ -13146,7 +12639,7 @@
           <w:sz w:val="22"/>
           <w:szCs w:val="22"/>
         </w:rPr>
-        <w:t xml:space="preserve"> de la fuente, las partículas son recolectadas en la línea de muestreo y el filtro, mientras que las emisiones de metales son recolectadas en soluciones absorbentes (HNO</w:t>
+        <w:t> de la fuente, las partículas son recolectadas en la línea de muestreo y el filtro, mientras que las emisiones de metales son recolectadas en soluciones absorbentes (HNO</w:t>
       </w:r>
       <w:r>
         <w:rPr>
@@ -13222,16 +12715,7 @@
           <w:sz w:val="22"/>
           <w:szCs w:val="22"/>
         </w:rPr>
-        <w:t>) solo para el Hg</w:t>
-      </w:r>
-      <w:r>
-        <w:rPr>
-          <w:rFonts w:ascii="Avenir Next LT Pro" w:hAnsi="Avenir Next LT Pro"/>
-          <w:color w:val="303030"/>
-          <w:sz w:val="22"/>
-          <w:szCs w:val="22"/>
-        </w:rPr>
-        <w:t>.</w:t>
+        <w:t>) solo para el Hg.</w:t>
       </w:r>
     </w:p>
     <w:p>
@@ -13272,7 +12756,7 @@
           <w:color w:val="303030"/>
           <w:lang w:val="es-MX"/>
         </w:rPr>
-        <w:t xml:space="preserve"> Equipos de Muestreo</w:t>
+        <w:t> Equipos de Muestreo</w:t>
       </w:r>
       <w:bookmarkEnd w:id="87"/>
       <w:bookmarkEnd w:id="88"/>
@@ -13297,7 +12781,7 @@
           <w:sz w:val="22"/>
           <w:szCs w:val="22"/>
         </w:rPr>
-        <w:t xml:space="preserve">Para el desarrollo de los muestreos se empleará un muestreador isocinético que cumple con los requerimientos exigidos en la </w:t>
+        <w:t>Para el desarrollo de los muestreos se empleará un muestreador isocinético que cumple con los requerimientos exigidos en la </w:t>
       </w:r>
       <w:r>
         <w:rPr>
@@ -13306,7 +12790,7 @@
           <w:sz w:val="22"/>
           <w:szCs w:val="22"/>
         </w:rPr>
-        <w:t xml:space="preserve">Resolución 909 </w:t>
+        <w:t>Resolución 909 </w:t>
       </w:r>
       <w:r>
         <w:rPr>
@@ -13336,7 +12820,7 @@
           <w:sz w:val="22"/>
           <w:szCs w:val="22"/>
         </w:rPr>
-        <w:t xml:space="preserve">A </w:t>
+        <w:t>A </w:t>
       </w:r>
       <w:r>
         <w:rPr>
@@ -13354,7 +12838,7 @@
           <w:sz w:val="22"/>
           <w:szCs w:val="22"/>
         </w:rPr>
-        <w:t xml:space="preserve"> </w:t>
+        <w:t> </w:t>
       </w:r>
       <w:r>
         <w:rPr>
@@ -13363,7 +12847,7 @@
           <w:sz w:val="22"/>
           <w:szCs w:val="22"/>
         </w:rPr>
-        <w:t xml:space="preserve">en la </w:t>
+        <w:t>en la </w:t>
       </w:r>
       <w:r>
         <w:rPr>
@@ -13408,7 +12892,7 @@
           <w:sz w:val="22"/>
           <w:szCs w:val="22"/>
         </w:rPr>
-        <w:t xml:space="preserve">Tabla </w:t>
+        <w:t>Tabla </w:t>
       </w:r>
       <w:r>
         <w:rPr>
@@ -13437,7 +12921,7 @@
           <w:sz w:val="22"/>
           <w:szCs w:val="22"/>
         </w:rPr>
-        <w:t xml:space="preserve"> </w:t>
+        <w:t> </w:t>
       </w:r>
       <w:r>
         <w:rPr>
@@ -13471,7 +12955,7 @@
           <w:sz w:val="20"/>
           <w:szCs w:val="20"/>
         </w:rPr>
-        <w:t xml:space="preserve">Tabla </w:t>
+        <w:t>Tabla </w:t>
       </w:r>
       <w:r>
         <w:rPr>
@@ -13533,7 +13017,7 @@
           <w:sz w:val="20"/>
           <w:szCs w:val="20"/>
         </w:rPr>
-        <w:t xml:space="preserve">. </w:t>
+        <w:t>. </w:t>
       </w:r>
       <w:r>
         <w:rPr>
@@ -13576,7 +13060,6 @@
         <w:tc>
           <w:tcPr>
             <w:tcW w:w="279" w:type="dxa"/>
-            <w:shd w:val="clear" w:color="auto" w:fill="004CAB"/>
             <w:vAlign w:val="center"/>
             <w:hideMark/>
           </w:tcPr>
@@ -13612,7 +13095,6 @@
         <w:tc>
           <w:tcPr>
             <w:tcW w:w="8549" w:type="dxa"/>
-            <w:shd w:val="clear" w:color="auto" w:fill="004CAB"/>
             <w:vAlign w:val="center"/>
             <w:hideMark/>
           </w:tcPr>
@@ -13708,7 +13190,7 @@
                 <w:szCs w:val="20"/>
                 <w:lang w:eastAsia="es-ES"/>
               </w:rPr>
-              <w:t xml:space="preserve">La boquilla es un dispositivo fabricado en borosilicato cuyo filo en la parte final debe estar hacia el exterior, para conservar un diámetro interno constante y evitar la interferencia con las lecturas de los tubos de </w:t>
+              <w:t>La boquilla es un dispositivo fabricado en borosilicato cuyo filo en la parte final debe estar hacia el exterior, para conservar un diámetro interno constante y evitar la interferencia con las lecturas de los tubos de </w:t>
             </w:r>
             <w:r>
               <w:rPr>
@@ -13720,7 +13202,7 @@
                 <w:lang w:eastAsia="es-ES"/>
               </w:rPr>
               <w:lastRenderedPageBreak/>
-              <w:t xml:space="preserve">Pitot, se dispone de una variedad de tamaños ya que van desde 0.32 -1.27 centímetros de diámetro interior. </w:t>
+              <w:t>Pitot, se dispone de una variedad de tamaños ya que van desde 0.32 -1.27 centímetros de diámetro interior. </w:t>
             </w:r>
           </w:p>
         </w:tc>
@@ -13927,7 +13409,7 @@
                 <w:szCs w:val="20"/>
                 <w:lang w:eastAsia="es-ES"/>
               </w:rPr>
-              <w:t xml:space="preserve">El módulo de toma de muestra </w:t>
+              <w:t>El módulo de toma de muestra </w:t>
             </w:r>
             <w:proofErr w:type="gramStart"/>
             <w:r>
@@ -13951,7 +13433,7 @@
                 <w:szCs w:val="20"/>
                 <w:lang w:eastAsia="es-ES"/>
               </w:rPr>
-              <w:t xml:space="preserve"> dos secciones: La primera es la sección caliente (horno) donde se coloca el filtro, esta sección tiene un termopar para medir la temperatura del horno y una resistencia eléctrica variable para calentar toda la sección. La segunda sección es fría (nevera), consiste en una caja aislada donde se colocan los </w:t>
+              <w:t> dos secciones: La primera es la sección caliente (horno) donde se coloca el filtro, esta sección tiene un termopar para medir la temperatura del horno y una resistencia eléctrica variable para calentar toda la sección. La segunda sección es fría (nevera), consiste en una caja aislada donde se colocan los </w:t>
             </w:r>
             <w:proofErr w:type="spellStart"/>
             <w:r>
@@ -13975,7 +13457,7 @@
                 <w:szCs w:val="20"/>
                 <w:lang w:eastAsia="es-ES"/>
               </w:rPr>
-              <w:t xml:space="preserve"> en un baño de agua o hielo.</w:t>
+              <w:t> en un baño de agua o hielo.</w:t>
             </w:r>
           </w:p>
         </w:tc>
@@ -14045,7 +13527,7 @@
                 <w:szCs w:val="20"/>
                 <w:lang w:eastAsia="es-ES"/>
               </w:rPr>
-              <w:t xml:space="preserve">Los </w:t>
+              <w:t>Los </w:t>
             </w:r>
             <w:proofErr w:type="spellStart"/>
             <w:r>
@@ -14069,7 +13551,7 @@
                 <w:szCs w:val="20"/>
                 <w:lang w:eastAsia="es-ES"/>
               </w:rPr>
-              <w:t xml:space="preserve"> son recipientes de vidrio que se unen entre sí de manera hermética para hacer pasar la muestra, luego de que esta ha sido filtrada. Se ubican en la cámara fría, que es bañada en su interior con hielo. El contenido de cada uno de los </w:t>
+              <w:t> son recipientes de vidrio que se unen entre sí de manera hermética para hacer pasar la muestra, luego de que esta ha sido filtrada. Se ubican en la cámara fría, que es bañada en su interior con hielo. El contenido de cada uno de los </w:t>
             </w:r>
             <w:proofErr w:type="spellStart"/>
             <w:r>
@@ -14093,7 +13575,7 @@
                 <w:szCs w:val="20"/>
                 <w:lang w:eastAsia="es-ES"/>
               </w:rPr>
-              <w:t xml:space="preserve"> depende del método utilizado para la determinación de los contaminantes. </w:t>
+              <w:t> depende del método utilizado para la determinación de los contaminantes. </w:t>
             </w:r>
           </w:p>
         </w:tc>
@@ -14229,7 +13711,7 @@
                 <w:szCs w:val="20"/>
                 <w:lang w:eastAsia="es-ES"/>
               </w:rPr>
-              <w:t xml:space="preserve">Con esta unidad se controlan las operaciones necesarias para la toma de la muestra. Consta de indicador de temperaturas, interruptores, un medidor de volumen para gases secos, un vacuómetro, válvulas de control y manómetros para la determinación de caídas de presión. </w:t>
+              <w:t>Con esta unidad se controlan las operaciones necesarias para la toma de la muestra. Consta de indicador de temperaturas, interruptores, un medidor de volumen para gases secos, un vacuómetro, válvulas de control y manómetros para la determinación de caídas de presión. </w:t>
             </w:r>
           </w:p>
         </w:tc>
@@ -14297,7 +13779,7 @@
                 <w:szCs w:val="20"/>
                 <w:lang w:eastAsia="es-ES"/>
               </w:rPr>
-              <w:t xml:space="preserve">La bomba se utiliza para forzar el paso continuo de la muestra por el equipo de monitoreo. </w:t>
+              <w:t>La bomba se utiliza para forzar el paso continuo de la muestra por el equipo de monitoreo. </w:t>
             </w:r>
           </w:p>
         </w:tc>
@@ -14343,7 +13825,7 @@
           <w:sz w:val="20"/>
           <w:szCs w:val="20"/>
         </w:rPr>
-        <w:t xml:space="preserve"> 20</w:t>
+        <w:t> 20</w:t>
       </w:r>
       <w:r>
         <w:rPr>
@@ -14373,7 +13855,7 @@
           <w:sz w:val="20"/>
           <w:szCs w:val="20"/>
         </w:rPr>
-        <w:t xml:space="preserve">. </w:t>
+        <w:t>. </w:t>
       </w:r>
     </w:p>
     <w:p>
@@ -14429,7 +13911,7 @@
                 <w:color w:val="303030"/>
                 <w:sz w:val="22"/>
               </w:rPr>
-              <w:t xml:space="preserve"> </w:t>
+              <w:t> </w:t>
             </w:r>
           </w:p>
           <w:p>
@@ -14460,7 +13942,6 @@
                 <w:b/>
                 <w:color w:val="303030"/>
                 <w:sz w:val="22"/>
-                <w:highlight w:val="cyan"/>
               </w:rPr>
             </w:pPr>
             <w:r>
@@ -14469,7 +13950,6 @@
                 <w:b/>
                 <w:color w:val="303030"/>
                 <w:sz w:val="22"/>
-                <w:highlight w:val="cyan"/>
               </w:rPr>
               <w:t>{var_1}</w:t>
             </w:r>
@@ -14490,7 +13970,6 @@
                 <w:b/>
                 <w:color w:val="303030"/>
                 <w:sz w:val="22"/>
-                <w:highlight w:val="cyan"/>
               </w:rPr>
               <w:t>{var_59}</w:t>
             </w:r>
@@ -14500,7 +13979,6 @@
                 <w:b/>
                 <w:color w:val="303030"/>
                 <w:sz w:val="22"/>
-                <w:highlight w:val="cyan"/>
               </w:rPr>
             </w:r>
           </w:p>
@@ -14627,7 +14105,6 @@
                 <w:b/>
                 <w:color w:val="303030"/>
                 <w:sz w:val="22"/>
-                <w:highlight w:val="cyan"/>
               </w:rPr>
             </w:pPr>
             <w:r>
@@ -14636,7 +14113,6 @@
                 <w:b/>
                 <w:color w:val="303030"/>
                 <w:sz w:val="22"/>
-                <w:highlight w:val="cyan"/>
               </w:rPr>
               <w:t>{var_60}</w:t>
             </w:r>
@@ -14646,7 +14122,6 @@
                 <w:b/>
                 <w:color w:val="303030"/>
                 <w:sz w:val="22"/>
-                <w:highlight w:val="cyan"/>
               </w:rPr>
             </w:r>
           </w:p>
@@ -14666,7 +14141,6 @@
                 <w:b/>
                 <w:color w:val="303030"/>
                 <w:sz w:val="22"/>
-                <w:highlight w:val="cyan"/>
               </w:rPr>
               <w:t>{var_61}</w:t>
             </w:r>
@@ -14676,7 +14150,6 @@
                 <w:b/>
                 <w:color w:val="303030"/>
                 <w:sz w:val="22"/>
-                <w:highlight w:val="cyan"/>
               </w:rPr>
             </w:r>
           </w:p>
@@ -14726,7 +14199,7 @@
           <w:sz w:val="40"/>
           <w:szCs w:val="40"/>
         </w:rPr>
-        <w:t xml:space="preserve"> </w:t>
+        <w:t> </w:t>
       </w:r>
     </w:p>
     <w:p/>
@@ -14753,7 +14226,7 @@
           <w:sz w:val="22"/>
           <w:szCs w:val="22"/>
         </w:rPr>
-        <w:t xml:space="preserve">Resolución 909 del 5 de </w:t>
+        <w:t>Resolución 909 del 5 de </w:t>
       </w:r>
       <w:r>
         <w:rPr>
@@ -14762,7 +14235,7 @@
           <w:sz w:val="22"/>
           <w:szCs w:val="22"/>
         </w:rPr>
-        <w:t xml:space="preserve">junio </w:t>
+        <w:t>junio </w:t>
       </w:r>
       <w:r>
         <w:rPr>
@@ -14771,7 +14244,7 @@
           <w:sz w:val="22"/>
           <w:szCs w:val="22"/>
         </w:rPr>
-        <w:t xml:space="preserve">de 2008 del </w:t>
+        <w:t>de 2008 del </w:t>
       </w:r>
       <w:r>
         <w:rPr>
@@ -14789,7 +14262,7 @@
           <w:sz w:val="22"/>
           <w:szCs w:val="22"/>
         </w:rPr>
-        <w:t xml:space="preserve"> actualmente MADS</w:t>
+        <w:t> actualmente MADS</w:t>
       </w:r>
       <w:r>
         <w:rPr>
@@ -14798,7 +14271,7 @@
           <w:sz w:val="22"/>
           <w:szCs w:val="22"/>
         </w:rPr>
-        <w:t xml:space="preserve">, </w:t>
+        <w:t>, </w:t>
       </w:r>
       <w:r>
         <w:rPr>
@@ -14842,7 +14315,7 @@
           <w:sz w:val="22"/>
           <w:szCs w:val="22"/>
         </w:rPr>
-        <w:t xml:space="preserve">Resolución </w:t>
+        <w:t>Resolución </w:t>
       </w:r>
       <w:r>
         <w:rPr>
@@ -14860,7 +14333,7 @@
           <w:sz w:val="22"/>
           <w:szCs w:val="22"/>
         </w:rPr>
-        <w:t xml:space="preserve"> del 13 de julio de 2010 del </w:t>
+        <w:t> del 13 de julio de 2010 del </w:t>
       </w:r>
       <w:r>
         <w:rPr>
@@ -14878,7 +14351,7 @@
           <w:sz w:val="22"/>
           <w:szCs w:val="22"/>
         </w:rPr>
-        <w:t xml:space="preserve"> actualmente MADS</w:t>
+        <w:t> actualmente MADS</w:t>
       </w:r>
       <w:r>
         <w:rPr>
@@ -14927,7 +14400,7 @@
           <w:sz w:val="22"/>
           <w:szCs w:val="22"/>
         </w:rPr>
-        <w:t xml:space="preserve">Protocolo para el Control y Vigilancia de la Contaminación Atmosférica Generada por fuentes Fijas de </w:t>
+        <w:t>Protocolo para el Control y Vigilancia de la Contaminación Atmosférica Generada por fuentes Fijas de </w:t>
       </w:r>
       <w:r>
         <w:rPr>
@@ -14945,7 +14418,7 @@
           <w:sz w:val="22"/>
           <w:szCs w:val="22"/>
         </w:rPr>
-        <w:t xml:space="preserve"> de 2010 del Ministerio de Ambiente, Vivienda y Desarrollo Territorial. </w:t>
+        <w:t> de 2010 del Ministerio de Ambiente, Vivienda y Desarrollo Territorial. </w:t>
       </w:r>
     </w:p>
     <w:p>
@@ -14994,7 +14467,6 @@
           <w:color w:val="303030"/>
           <w:sz w:val="22"/>
           <w:szCs w:val="22"/>
-          <w:highlight w:val="yellow"/>
         </w:rPr>
       </w:pPr>
     </w:p>
@@ -15007,7 +14479,6 @@
           <w:color w:val="303030"/>
           <w:sz w:val="22"/>
           <w:szCs w:val="22"/>
-          <w:highlight w:val="yellow"/>
         </w:rPr>
       </w:pPr>
     </w:p>
@@ -15020,7 +14491,6 @@
           <w:color w:val="303030"/>
           <w:sz w:val="22"/>
           <w:szCs w:val="22"/>
-          <w:highlight w:val="yellow"/>
         </w:rPr>
       </w:pPr>
     </w:p>
@@ -15031,8 +14501,6 @@
           <w:rFonts w:ascii="Avenir Next LT Pro" w:hAnsi="Avenir Next LT Pro" w:cs="Tahoma"/>
           <w:b/>
           <w:color w:val="303030"/>
-          <w:highlight w:val="yellow"/>
-          <w:u w:val="single"/>
         </w:rPr>
       </w:pPr>
     </w:p>
@@ -15043,8 +14511,6 @@
           <w:rFonts w:ascii="Avenir Next LT Pro" w:hAnsi="Avenir Next LT Pro" w:cs="Tahoma"/>
           <w:b/>
           <w:color w:val="303030"/>
-          <w:highlight w:val="yellow"/>
-          <w:u w:val="single"/>
         </w:rPr>
       </w:pPr>
     </w:p>
@@ -15055,8 +14521,6 @@
           <w:rFonts w:ascii="Avenir Next LT Pro" w:hAnsi="Avenir Next LT Pro" w:cs="Tahoma"/>
           <w:b/>
           <w:color w:val="303030"/>
-          <w:highlight w:val="yellow"/>
-          <w:u w:val="single"/>
         </w:rPr>
       </w:pPr>
     </w:p>
@@ -15067,8 +14531,6 @@
           <w:rFonts w:ascii="Avenir Next LT Pro" w:hAnsi="Avenir Next LT Pro" w:cs="Tahoma"/>
           <w:b/>
           <w:color w:val="303030"/>
-          <w:highlight w:val="yellow"/>
-          <w:u w:val="single"/>
         </w:rPr>
       </w:pPr>
     </w:p>
@@ -15079,8 +14541,6 @@
           <w:rFonts w:ascii="Avenir Next LT Pro" w:hAnsi="Avenir Next LT Pro" w:cs="Tahoma"/>
           <w:b/>
           <w:color w:val="303030"/>
-          <w:highlight w:val="yellow"/>
-          <w:u w:val="single"/>
         </w:rPr>
       </w:pPr>
     </w:p>
@@ -15091,8 +14551,6 @@
           <w:rFonts w:ascii="Avenir Next LT Pro" w:hAnsi="Avenir Next LT Pro" w:cs="Tahoma"/>
           <w:b/>
           <w:color w:val="303030"/>
-          <w:highlight w:val="yellow"/>
-          <w:u w:val="single"/>
         </w:rPr>
       </w:pPr>
     </w:p>
@@ -15103,8 +14561,6 @@
           <w:rFonts w:ascii="Avenir Next LT Pro" w:hAnsi="Avenir Next LT Pro" w:cs="Tahoma"/>
           <w:b/>
           <w:color w:val="303030"/>
-          <w:highlight w:val="yellow"/>
-          <w:u w:val="single"/>
         </w:rPr>
       </w:pPr>
     </w:p>
@@ -15115,8 +14571,6 @@
           <w:rFonts w:ascii="Avenir Next LT Pro" w:hAnsi="Avenir Next LT Pro" w:cs="Tahoma"/>
           <w:b/>
           <w:color w:val="303030"/>
-          <w:highlight w:val="yellow"/>
-          <w:u w:val="single"/>
         </w:rPr>
       </w:pPr>
     </w:p>
@@ -15127,8 +14581,6 @@
           <w:rFonts w:ascii="Avenir Next LT Pro" w:hAnsi="Avenir Next LT Pro" w:cs="Tahoma"/>
           <w:b/>
           <w:color w:val="303030"/>
-          <w:highlight w:val="yellow"/>
-          <w:u w:val="single"/>
         </w:rPr>
       </w:pPr>
     </w:p>
@@ -15139,8 +14591,6 @@
           <w:rFonts w:ascii="Avenir Next LT Pro" w:hAnsi="Avenir Next LT Pro" w:cs="Tahoma"/>
           <w:b/>
           <w:color w:val="303030"/>
-          <w:highlight w:val="yellow"/>
-          <w:u w:val="single"/>
         </w:rPr>
       </w:pPr>
     </w:p>
@@ -15151,8 +14601,6 @@
           <w:rFonts w:ascii="Avenir Next LT Pro" w:hAnsi="Avenir Next LT Pro" w:cs="Tahoma"/>
           <w:b/>
           <w:color w:val="303030"/>
-          <w:highlight w:val="yellow"/>
-          <w:u w:val="single"/>
         </w:rPr>
       </w:pPr>
     </w:p>
@@ -15163,8 +14611,6 @@
           <w:rFonts w:ascii="Avenir Next LT Pro" w:hAnsi="Avenir Next LT Pro" w:cs="Tahoma"/>
           <w:b/>
           <w:color w:val="303030"/>
-          <w:highlight w:val="yellow"/>
-          <w:u w:val="single"/>
         </w:rPr>
       </w:pPr>
     </w:p>
@@ -15175,8 +14621,6 @@
           <w:rFonts w:ascii="Avenir Next LT Pro" w:hAnsi="Avenir Next LT Pro" w:cs="Tahoma"/>
           <w:b/>
           <w:color w:val="303030"/>
-          <w:highlight w:val="yellow"/>
-          <w:u w:val="single"/>
         </w:rPr>
       </w:pPr>
     </w:p>
@@ -15187,8 +14631,6 @@
           <w:rFonts w:ascii="Avenir Next LT Pro" w:hAnsi="Avenir Next LT Pro" w:cs="Tahoma"/>
           <w:b/>
           <w:color w:val="303030"/>
-          <w:highlight w:val="yellow"/>
-          <w:u w:val="single"/>
         </w:rPr>
       </w:pPr>
     </w:p>
@@ -15199,8 +14641,6 @@
           <w:rFonts w:ascii="Avenir Next LT Pro" w:hAnsi="Avenir Next LT Pro" w:cs="Tahoma"/>
           <w:b/>
           <w:color w:val="303030"/>
-          <w:highlight w:val="yellow"/>
-          <w:u w:val="single"/>
         </w:rPr>
       </w:pPr>
     </w:p>
@@ -15210,8 +14650,6 @@
           <w:rFonts w:ascii="Avenir Next LT Pro" w:hAnsi="Avenir Next LT Pro" w:cs="Tahoma"/>
           <w:b/>
           <w:color w:val="303030"/>
-          <w:highlight w:val="yellow"/>
-          <w:u w:val="single"/>
         </w:rPr>
       </w:pPr>
       <w:r>
@@ -15219,8 +14657,6 @@
           <w:rFonts w:ascii="Avenir Next LT Pro" w:hAnsi="Avenir Next LT Pro" w:cs="Tahoma"/>
           <w:b/>
           <w:color w:val="303030"/>
-          <w:highlight w:val="yellow"/>
-          <w:u w:val="single"/>
         </w:rPr>
         <w:br w:type="page"/>
       </w:r>
@@ -15276,7 +14712,7 @@
           <w:sz w:val="22"/>
           <w:lang w:val="es-ES"/>
         </w:rPr>
-        <w:t xml:space="preserve">A </w:t>
+        <w:t>A </w:t>
       </w:r>
       <w:r>
         <w:rPr>
@@ -15286,7 +14722,7 @@
           <w:szCs w:val="22"/>
           <w:lang w:val="es-ES"/>
         </w:rPr>
-        <w:t xml:space="preserve">continuación, en la </w:t>
+        <w:t>continuación, en la </w:t>
       </w:r>
       <w:r>
         <w:rPr>
@@ -15339,7 +14775,7 @@
           <w:sz w:val="22"/>
           <w:szCs w:val="22"/>
         </w:rPr>
-        <w:t xml:space="preserve">Tabla </w:t>
+        <w:t>Tabla </w:t>
       </w:r>
       <w:r>
         <w:rPr>
@@ -15372,7 +14808,7 @@
           <w:szCs w:val="22"/>
           <w:lang w:val="es-ES"/>
         </w:rPr>
-        <w:t xml:space="preserve"> </w:t>
+        <w:t> </w:t>
       </w:r>
       <w:r>
         <w:rPr>
@@ -15382,7 +14818,7 @@
           <w:szCs w:val="22"/>
           <w:lang w:val="es-ES"/>
         </w:rPr>
-        <w:t xml:space="preserve">se relacionan los anexos del presente informe previo. </w:t>
+        <w:t>se relacionan los anexos del presente informe previo. </w:t>
       </w:r>
     </w:p>
     <w:p>
@@ -15416,7 +14852,7 @@
           <w:rFonts w:ascii="Avenir Next LT Pro" w:hAnsi="Avenir Next LT Pro"/>
           <w:color w:val="303030"/>
         </w:rPr>
-        <w:t xml:space="preserve">Tabla </w:t>
+        <w:t>Tabla </w:t>
       </w:r>
       <w:r>
         <w:rPr>
@@ -15500,7 +14936,6 @@
         <w:tc>
           <w:tcPr>
             <w:tcW w:w="1924" w:type="pct"/>
-            <w:shd w:val="clear" w:color="auto" w:fill="004CAB"/>
             <w:tcMar>
               <w:top w:w="0" w:type="dxa"/>
               <w:left w:w="70" w:type="dxa"/>
@@ -15552,7 +14987,6 @@
         <w:tc>
           <w:tcPr>
             <w:tcW w:w="1001" w:type="pct"/>
-            <w:shd w:val="clear" w:color="auto" w:fill="004CAB"/>
             <w:tcMar>
               <w:top w:w="0" w:type="dxa"/>
               <w:left w:w="70" w:type="dxa"/>
@@ -15600,7 +15034,6 @@
         <w:tc>
           <w:tcPr>
             <w:tcW w:w="1407" w:type="pct"/>
-            <w:shd w:val="clear" w:color="auto" w:fill="004CAB"/>
             <w:vAlign w:val="center"/>
             <w:hideMark/>
           </w:tcPr>
@@ -15642,7 +15075,6 @@
         <w:tc>
           <w:tcPr>
             <w:tcW w:w="668" w:type="pct"/>
-            <w:shd w:val="clear" w:color="auto" w:fill="004CAB"/>
             <w:vAlign w:val="center"/>
             <w:hideMark/>
           </w:tcPr>
@@ -15836,7 +15268,7 @@
                 <w:sz w:val="20"/>
                 <w:szCs w:val="20"/>
               </w:rPr>
-              <w:t xml:space="preserve"> de acreditación</w:t>
+              <w:t> de acreditación</w:t>
             </w:r>
           </w:p>
         </w:tc>
@@ -15922,7 +15354,7 @@
           <w:sz w:val="20"/>
           <w:szCs w:val="20"/>
         </w:rPr>
-        <w:t xml:space="preserve">Fuente: SERAMBIENTE S.A.S, </w:t>
+        <w:t>Fuente: SERAMBIENTE S.A.S, </w:t>
       </w:r>
       <w:commentRangeStart w:id="110"/>
       <w:r>
@@ -16034,7 +15466,7 @@
           <w:sz w:val="48"/>
           <w:szCs w:val="48"/>
         </w:rPr>
-        <w:t xml:space="preserve"> DE CAMBIOS</w:t>
+        <w:t> DE CAMBIOS</w:t>
       </w:r>
       <w:bookmarkEnd w:id="111"/>
       <w:bookmarkEnd w:id="112"/>
@@ -16073,7 +15505,7 @@
           <w:color w:val="303030"/>
           <w:lang w:val="es-419"/>
         </w:rPr>
-        <w:t xml:space="preserve">Tabla </w:t>
+        <w:t>Tabla </w:t>
       </w:r>
       <w:r>
         <w:rPr>
@@ -16119,7 +15551,7 @@
           <w:color w:val="303030"/>
           <w:lang w:val="es-419"/>
         </w:rPr>
-        <w:t xml:space="preserve">. </w:t>
+        <w:t>. </w:t>
       </w:r>
       <w:r>
         <w:rPr>
@@ -16140,7 +15572,7 @@
           <w:rFonts w:ascii="Avenir Next LT Pro" w:hAnsi="Avenir Next LT Pro" w:cs="Calibri"/>
           <w:color w:val="303030"/>
         </w:rPr>
-        <w:t xml:space="preserve"> de cambios.</w:t>
+        <w:t> de cambios.</w:t>
       </w:r>
       <w:bookmarkEnd w:id="114"/>
       <w:bookmarkEnd w:id="115"/>
@@ -16176,7 +15608,6 @@
               <w:bottom w:val="single" w:sz="8" w:space="0" w:color="808080"/>
               <w:right w:val="single" w:sz="8" w:space="0" w:color="808080"/>
             </w:tcBorders>
-            <w:shd w:val="clear" w:color="000000" w:fill="004CAB"/>
             <w:vAlign w:val="center"/>
             <w:hideMark/>
           </w:tcPr>
@@ -16216,7 +15647,6 @@
               <w:bottom w:val="single" w:sz="8" w:space="0" w:color="808080"/>
               <w:right w:val="single" w:sz="8" w:space="0" w:color="808080"/>
             </w:tcBorders>
-            <w:shd w:val="clear" w:color="000000" w:fill="004CAB"/>
             <w:vAlign w:val="center"/>
             <w:hideMark/>
           </w:tcPr>
@@ -16256,7 +15686,6 @@
               <w:bottom w:val="single" w:sz="8" w:space="0" w:color="808080"/>
               <w:right w:val="single" w:sz="8" w:space="0" w:color="808080"/>
             </w:tcBorders>
-            <w:shd w:val="clear" w:color="000000" w:fill="004CAB"/>
             <w:vAlign w:val="center"/>
             <w:hideMark/>
           </w:tcPr>
@@ -16296,7 +15725,6 @@
               <w:bottom w:val="single" w:sz="4" w:space="0" w:color="A6A6A6" w:themeColor="background1" w:themeShade="A6"/>
               <w:right w:val="single" w:sz="8" w:space="0" w:color="808080"/>
             </w:tcBorders>
-            <w:shd w:val="clear" w:color="000000" w:fill="004CAB"/>
             <w:vAlign w:val="center"/>
             <w:hideMark/>
           </w:tcPr>
@@ -16336,7 +15764,6 @@
               <w:bottom w:val="single" w:sz="4" w:space="0" w:color="A6A6A6" w:themeColor="background1" w:themeShade="A6"/>
               <w:right w:val="single" w:sz="8" w:space="0" w:color="808080"/>
             </w:tcBorders>
-            <w:shd w:val="clear" w:color="000000" w:fill="004CAB"/>
             <w:vAlign w:val="center"/>
             <w:hideMark/>
           </w:tcPr>
@@ -16376,7 +15803,6 @@
               <w:bottom w:val="single" w:sz="4" w:space="0" w:color="A6A6A6" w:themeColor="background1" w:themeShade="A6"/>
               <w:right w:val="single" w:sz="8" w:space="0" w:color="808080"/>
             </w:tcBorders>
-            <w:shd w:val="clear" w:color="000000" w:fill="004CAB"/>
             <w:vAlign w:val="center"/>
             <w:hideMark/>
           </w:tcPr>
@@ -16421,7 +15847,6 @@
               <w:left w:val="single" w:sz="8" w:space="0" w:color="808080"/>
               <w:right w:val="single" w:sz="8" w:space="0" w:color="808080"/>
             </w:tcBorders>
-            <w:shd w:val="clear" w:color="auto" w:fill="auto"/>
             <w:vAlign w:val="center"/>
             <w:hideMark/>
           </w:tcPr>
@@ -16467,7 +15892,6 @@
               <w:left w:val="nil"/>
               <w:right w:val="single" w:sz="8" w:space="0" w:color="808080"/>
             </w:tcBorders>
-            <w:shd w:val="clear" w:color="auto" w:fill="auto"/>
             <w:vAlign w:val="center"/>
             <w:hideMark/>
           </w:tcPr>
@@ -16503,7 +15927,6 @@
               <w:left w:val="nil"/>
               <w:right w:val="single" w:sz="4" w:space="0" w:color="A6A6A6" w:themeColor="background1" w:themeShade="A6"/>
             </w:tcBorders>
-            <w:shd w:val="clear" w:color="auto" w:fill="auto"/>
             <w:vAlign w:val="center"/>
             <w:hideMark/>
           </w:tcPr>
@@ -16539,7 +15962,6 @@
               <w:bottom w:val="single" w:sz="4" w:space="0" w:color="A6A6A6" w:themeColor="background1" w:themeShade="A6"/>
               <w:right w:val="single" w:sz="4" w:space="0" w:color="A6A6A6" w:themeColor="background1" w:themeShade="A6"/>
             </w:tcBorders>
-            <w:shd w:val="clear" w:color="auto" w:fill="auto"/>
             <w:vAlign w:val="center"/>
             <w:hideMark/>
           </w:tcPr>
@@ -16575,7 +15997,6 @@
               <w:bottom w:val="single" w:sz="4" w:space="0" w:color="A6A6A6" w:themeColor="background1" w:themeShade="A6"/>
               <w:right w:val="single" w:sz="4" w:space="0" w:color="A6A6A6" w:themeColor="background1" w:themeShade="A6"/>
             </w:tcBorders>
-            <w:shd w:val="clear" w:color="auto" w:fill="auto"/>
             <w:vAlign w:val="center"/>
             <w:hideMark/>
           </w:tcPr>
@@ -16611,7 +16032,6 @@
               <w:bottom w:val="single" w:sz="4" w:space="0" w:color="A6A6A6" w:themeColor="background1" w:themeShade="A6"/>
               <w:right w:val="single" w:sz="4" w:space="0" w:color="A6A6A6" w:themeColor="background1" w:themeShade="A6"/>
             </w:tcBorders>
-            <w:shd w:val="clear" w:color="auto" w:fill="auto"/>
             <w:vAlign w:val="center"/>
             <w:hideMark/>
           </w:tcPr>
@@ -16652,7 +16072,6 @@
               <w:bottom w:val="nil"/>
               <w:right w:val="single" w:sz="8" w:space="0" w:color="808080"/>
             </w:tcBorders>
-            <w:shd w:val="clear" w:color="auto" w:fill="auto"/>
             <w:vAlign w:val="center"/>
           </w:tcPr>
           <w:p>
@@ -16677,7 +16096,6 @@
               <w:bottom w:val="nil"/>
               <w:right w:val="single" w:sz="8" w:space="0" w:color="808080"/>
             </w:tcBorders>
-            <w:shd w:val="clear" w:color="auto" w:fill="auto"/>
             <w:vAlign w:val="center"/>
           </w:tcPr>
           <w:p>
@@ -16702,7 +16120,6 @@
               <w:bottom w:val="nil"/>
               <w:right w:val="single" w:sz="4" w:space="0" w:color="A6A6A6" w:themeColor="background1" w:themeShade="A6"/>
             </w:tcBorders>
-            <w:shd w:val="clear" w:color="auto" w:fill="auto"/>
             <w:vAlign w:val="center"/>
           </w:tcPr>
           <w:p>
@@ -16727,7 +16144,6 @@
               <w:bottom w:val="single" w:sz="4" w:space="0" w:color="A6A6A6" w:themeColor="background1" w:themeShade="A6"/>
               <w:right w:val="single" w:sz="4" w:space="0" w:color="A6A6A6" w:themeColor="background1" w:themeShade="A6"/>
             </w:tcBorders>
-            <w:shd w:val="clear" w:color="auto" w:fill="auto"/>
             <w:vAlign w:val="center"/>
           </w:tcPr>
           <w:p>
@@ -16762,7 +16178,6 @@
               <w:bottom w:val="single" w:sz="4" w:space="0" w:color="A6A6A6" w:themeColor="background1" w:themeShade="A6"/>
               <w:right w:val="single" w:sz="4" w:space="0" w:color="A6A6A6" w:themeColor="background1" w:themeShade="A6"/>
             </w:tcBorders>
-            <w:shd w:val="clear" w:color="auto" w:fill="auto"/>
             <w:vAlign w:val="center"/>
           </w:tcPr>
           <w:p>
@@ -16797,7 +16212,6 @@
               <w:bottom w:val="single" w:sz="4" w:space="0" w:color="A6A6A6" w:themeColor="background1" w:themeShade="A6"/>
               <w:right w:val="single" w:sz="4" w:space="0" w:color="A6A6A6" w:themeColor="background1" w:themeShade="A6"/>
             </w:tcBorders>
-            <w:shd w:val="clear" w:color="auto" w:fill="auto"/>
             <w:vAlign w:val="center"/>
           </w:tcPr>
           <w:p>
@@ -16838,7 +16252,6 @@
               <w:bottom w:val="single" w:sz="8" w:space="0" w:color="808080"/>
               <w:right w:val="single" w:sz="8" w:space="0" w:color="808080"/>
             </w:tcBorders>
-            <w:shd w:val="clear" w:color="000000" w:fill="004CAB"/>
             <w:vAlign w:val="center"/>
             <w:hideMark/>
           </w:tcPr>
@@ -16884,7 +16297,6 @@
               <w:bottom w:val="single" w:sz="8" w:space="0" w:color="808080"/>
               <w:right w:val="single" w:sz="8" w:space="0" w:color="808080"/>
             </w:tcBorders>
-            <w:shd w:val="clear" w:color="auto" w:fill="auto"/>
             <w:vAlign w:val="center"/>
             <w:hideMark/>
           </w:tcPr>
@@ -16925,7 +16337,6 @@
               <w:bottom w:val="single" w:sz="8" w:space="0" w:color="808080"/>
               <w:right w:val="single" w:sz="8" w:space="0" w:color="808080"/>
             </w:tcBorders>
-            <w:shd w:val="clear" w:color="000000" w:fill="004CAB"/>
             <w:vAlign w:val="center"/>
             <w:hideMark/>
           </w:tcPr>
@@ -16939,7 +16350,6 @@
                 <w:color w:val="FFFFFF"/>
                 <w:sz w:val="20"/>
                 <w:szCs w:val="20"/>
-                <w:highlight w:val="magenta"/>
                 <w:lang w:eastAsia="es-CO"/>
               </w:rPr>
             </w:pPr>
@@ -16951,7 +16361,6 @@
                 <w:color w:val="FFFFFF"/>
                 <w:sz w:val="20"/>
                 <w:szCs w:val="20"/>
-                <w:highlight w:val="magenta"/>
                 <w:lang w:eastAsia="es-CO"/>
               </w:rPr>
               <w:t>Versión</w:t>
@@ -16967,7 +16376,6 @@
               <w:bottom w:val="single" w:sz="8" w:space="0" w:color="808080"/>
               <w:right w:val="single" w:sz="8" w:space="0" w:color="808080"/>
             </w:tcBorders>
-            <w:shd w:val="clear" w:color="000000" w:fill="004CAB"/>
             <w:vAlign w:val="center"/>
             <w:hideMark/>
           </w:tcPr>
@@ -16981,7 +16389,6 @@
                 <w:color w:val="FFFFFF"/>
                 <w:sz w:val="20"/>
                 <w:szCs w:val="20"/>
-                <w:highlight w:val="magenta"/>
                 <w:lang w:eastAsia="es-CO"/>
               </w:rPr>
             </w:pPr>
@@ -16993,10 +16400,9 @@
                 <w:color w:val="FFFFFF"/>
                 <w:sz w:val="20"/>
                 <w:szCs w:val="20"/>
-                <w:highlight w:val="magenta"/>
                 <w:lang w:eastAsia="es-CO"/>
               </w:rPr>
-              <w:t xml:space="preserve"> Identificación </w:t>
+              <w:t> Identificación </w:t>
             </w:r>
             <w:r>
               <w:rPr>
@@ -17006,7 +16412,6 @@
                 <w:color w:val="FFFFFF"/>
                 <w:sz w:val="20"/>
                 <w:szCs w:val="20"/>
-                <w:highlight w:val="magenta"/>
                 <w:lang w:eastAsia="es-CO"/>
               </w:rPr>
               <w:t>única</w:t>
@@ -17019,10 +16424,9 @@
                 <w:color w:val="FFFFFF"/>
                 <w:sz w:val="20"/>
                 <w:szCs w:val="20"/>
-                <w:highlight w:val="magenta"/>
                 <w:lang w:eastAsia="es-CO"/>
               </w:rPr>
-              <w:t xml:space="preserve"> del informe</w:t>
+              <w:t> del informe</w:t>
             </w:r>
           </w:p>
         </w:tc>
@@ -17035,7 +16439,6 @@
               <w:bottom w:val="single" w:sz="8" w:space="0" w:color="808080"/>
               <w:right w:val="single" w:sz="8" w:space="0" w:color="808080"/>
             </w:tcBorders>
-            <w:shd w:val="clear" w:color="000000" w:fill="004CAB"/>
             <w:vAlign w:val="center"/>
             <w:hideMark/>
           </w:tcPr>
@@ -17049,7 +16452,6 @@
                 <w:color w:val="FFFFFF"/>
                 <w:sz w:val="20"/>
                 <w:szCs w:val="20"/>
-                <w:highlight w:val="magenta"/>
                 <w:lang w:eastAsia="es-CO"/>
               </w:rPr>
             </w:pPr>
@@ -17061,7 +16463,6 @@
                 <w:color w:val="FFFFFF"/>
                 <w:sz w:val="20"/>
                 <w:szCs w:val="20"/>
-                <w:highlight w:val="magenta"/>
                 <w:lang w:eastAsia="es-CO"/>
               </w:rPr>
               <w:t>Fecha de emisión</w:t>
@@ -17077,7 +16478,6 @@
               <w:bottom w:val="single" w:sz="8" w:space="0" w:color="808080"/>
               <w:right w:val="single" w:sz="8" w:space="0" w:color="808080"/>
             </w:tcBorders>
-            <w:shd w:val="clear" w:color="000000" w:fill="004CAB"/>
             <w:vAlign w:val="center"/>
             <w:hideMark/>
           </w:tcPr>
@@ -17091,7 +16491,6 @@
                 <w:color w:val="FFFFFF"/>
                 <w:sz w:val="20"/>
                 <w:szCs w:val="20"/>
-                <w:highlight w:val="magenta"/>
                 <w:lang w:eastAsia="es-CO"/>
               </w:rPr>
             </w:pPr>
@@ -17103,10 +16502,9 @@
                 <w:color w:val="FFFFFF"/>
                 <w:sz w:val="20"/>
                 <w:szCs w:val="20"/>
-                <w:highlight w:val="magenta"/>
                 <w:lang w:eastAsia="es-CO"/>
               </w:rPr>
-              <w:t xml:space="preserve">Elaborado </w:t>
+              <w:t>Elaborado </w:t>
             </w:r>
             <w:commentRangeStart w:id="117"/>
             <w:r>
@@ -17117,7 +16515,6 @@
                 <w:color w:val="FFFFFF"/>
                 <w:sz w:val="20"/>
                 <w:szCs w:val="20"/>
-                <w:highlight w:val="magenta"/>
                 <w:lang w:eastAsia="es-CO"/>
               </w:rPr>
               <w:t>por</w:t>
@@ -17143,7 +16540,6 @@
               <w:bottom w:val="single" w:sz="8" w:space="0" w:color="808080"/>
               <w:right w:val="single" w:sz="8" w:space="0" w:color="808080"/>
             </w:tcBorders>
-            <w:shd w:val="clear" w:color="000000" w:fill="004CAB"/>
             <w:vAlign w:val="center"/>
             <w:hideMark/>
           </w:tcPr>
@@ -17157,7 +16553,6 @@
                 <w:color w:val="FFFFFF"/>
                 <w:sz w:val="20"/>
                 <w:szCs w:val="20"/>
-                <w:highlight w:val="magenta"/>
                 <w:lang w:eastAsia="es-CO"/>
               </w:rPr>
             </w:pPr>
@@ -17169,7 +16564,6 @@
                 <w:color w:val="FFFFFF"/>
                 <w:sz w:val="20"/>
                 <w:szCs w:val="20"/>
-                <w:highlight w:val="magenta"/>
                 <w:lang w:eastAsia="es-CO"/>
               </w:rPr>
               <w:t>Revisado por</w:t>
@@ -17185,7 +16579,6 @@
               <w:bottom w:val="single" w:sz="8" w:space="0" w:color="808080"/>
               <w:right w:val="single" w:sz="8" w:space="0" w:color="808080"/>
             </w:tcBorders>
-            <w:shd w:val="clear" w:color="000000" w:fill="004CAB"/>
             <w:vAlign w:val="center"/>
             <w:hideMark/>
           </w:tcPr>
@@ -17199,7 +16592,6 @@
                 <w:color w:val="FFFFFF"/>
                 <w:sz w:val="20"/>
                 <w:szCs w:val="20"/>
-                <w:highlight w:val="magenta"/>
                 <w:lang w:eastAsia="es-CO"/>
               </w:rPr>
             </w:pPr>
@@ -17211,7 +16603,6 @@
                 <w:color w:val="FFFFFF"/>
                 <w:sz w:val="20"/>
                 <w:szCs w:val="20"/>
-                <w:highlight w:val="magenta"/>
                 <w:lang w:eastAsia="es-CO"/>
               </w:rPr>
               <w:t>Aprobado por</w:t>
@@ -17232,7 +16623,6 @@
               <w:left w:val="single" w:sz="8" w:space="0" w:color="808080"/>
               <w:right w:val="single" w:sz="8" w:space="0" w:color="808080"/>
             </w:tcBorders>
-            <w:shd w:val="clear" w:color="auto" w:fill="auto"/>
             <w:vAlign w:val="center"/>
             <w:hideMark/>
           </w:tcPr>
@@ -17244,7 +16634,6 @@
                 <w:color w:val="484848"/>
                 <w:sz w:val="20"/>
                 <w:szCs w:val="20"/>
-                <w:highlight w:val="magenta"/>
                 <w:lang w:eastAsia="es-CO"/>
               </w:rPr>
             </w:pPr>
@@ -17254,7 +16643,6 @@
                 <w:color w:val="484848"/>
                 <w:sz w:val="20"/>
                 <w:szCs w:val="20"/>
-                <w:highlight w:val="magenta"/>
                 <w:lang w:eastAsia="es-CO"/>
               </w:rPr>
               <w:t>0</w:t>
@@ -17265,7 +16653,6 @@
                 <w:color w:val="484848"/>
                 <w:sz w:val="20"/>
                 <w:szCs w:val="20"/>
-                <w:highlight w:val="magenta"/>
                 <w:lang w:eastAsia="es-CO"/>
               </w:rPr>
               <w:t>1</w:t>
@@ -17281,7 +16668,6 @@
               <w:left w:val="nil"/>
               <w:right w:val="single" w:sz="8" w:space="0" w:color="808080"/>
             </w:tcBorders>
-            <w:shd w:val="clear" w:color="auto" w:fill="auto"/>
             <w:vAlign w:val="center"/>
             <w:hideMark/>
           </w:tcPr>
@@ -17293,7 +16679,6 @@
                 <w:color w:val="484848"/>
                 <w:sz w:val="20"/>
                 <w:szCs w:val="20"/>
-                <w:highlight w:val="magenta"/>
                 <w:lang w:eastAsia="es-CO"/>
               </w:rPr>
             </w:pPr>
@@ -17303,7 +16688,6 @@
                 <w:color w:val="484848"/>
                 <w:sz w:val="20"/>
                 <w:szCs w:val="20"/>
-                <w:highlight w:val="magenta"/>
                 <w:lang w:eastAsia="es-CO"/>
               </w:rPr>
               <w:t> </w:t>
@@ -17319,7 +16703,6 @@
               <w:left w:val="nil"/>
               <w:right w:val="single" w:sz="8" w:space="0" w:color="808080"/>
             </w:tcBorders>
-            <w:shd w:val="clear" w:color="auto" w:fill="auto"/>
             <w:vAlign w:val="center"/>
             <w:hideMark/>
           </w:tcPr>
@@ -17331,7 +16714,6 @@
                 <w:color w:val="484848"/>
                 <w:sz w:val="20"/>
                 <w:szCs w:val="20"/>
-                <w:highlight w:val="magenta"/>
                 <w:lang w:eastAsia="es-CO"/>
               </w:rPr>
             </w:pPr>
@@ -17341,7 +16723,6 @@
                 <w:color w:val="484848"/>
                 <w:sz w:val="20"/>
                 <w:szCs w:val="20"/>
-                <w:highlight w:val="magenta"/>
                 <w:lang w:eastAsia="es-CO"/>
               </w:rPr>
               <w:t> </w:t>
@@ -17357,7 +16738,6 @@
               <w:bottom w:val="single" w:sz="8" w:space="0" w:color="808080"/>
               <w:right w:val="single" w:sz="8" w:space="0" w:color="808080"/>
             </w:tcBorders>
-            <w:shd w:val="clear" w:color="auto" w:fill="auto"/>
             <w:vAlign w:val="center"/>
             <w:hideMark/>
           </w:tcPr>
@@ -17369,7 +16749,6 @@
                 <w:color w:val="484848"/>
                 <w:sz w:val="20"/>
                 <w:szCs w:val="20"/>
-                <w:highlight w:val="magenta"/>
                 <w:lang w:eastAsia="es-CO"/>
               </w:rPr>
             </w:pPr>
@@ -17394,7 +16773,6 @@
               <w:bottom w:val="single" w:sz="8" w:space="0" w:color="808080"/>
               <w:right w:val="single" w:sz="8" w:space="0" w:color="808080"/>
             </w:tcBorders>
-            <w:shd w:val="clear" w:color="auto" w:fill="auto"/>
             <w:vAlign w:val="center"/>
             <w:hideMark/>
           </w:tcPr>
@@ -17406,7 +16784,6 @@
                 <w:color w:val="484848"/>
                 <w:sz w:val="20"/>
                 <w:szCs w:val="20"/>
-                <w:highlight w:val="magenta"/>
                 <w:lang w:eastAsia="es-CO"/>
               </w:rPr>
             </w:pPr>
@@ -17431,7 +16808,6 @@
               <w:bottom w:val="single" w:sz="8" w:space="0" w:color="808080"/>
               <w:right w:val="single" w:sz="8" w:space="0" w:color="808080"/>
             </w:tcBorders>
-            <w:shd w:val="clear" w:color="auto" w:fill="auto"/>
             <w:vAlign w:val="center"/>
             <w:hideMark/>
           </w:tcPr>
@@ -17443,7 +16819,6 @@
                 <w:color w:val="484848"/>
                 <w:sz w:val="20"/>
                 <w:szCs w:val="20"/>
-                <w:highlight w:val="magenta"/>
                 <w:lang w:eastAsia="es-CO"/>
               </w:rPr>
             </w:pPr>
@@ -17473,7 +16848,6 @@
               <w:bottom w:val="single" w:sz="8" w:space="0" w:color="808080"/>
               <w:right w:val="single" w:sz="8" w:space="0" w:color="808080"/>
             </w:tcBorders>
-            <w:shd w:val="clear" w:color="auto" w:fill="auto"/>
             <w:vAlign w:val="center"/>
           </w:tcPr>
           <w:p>
@@ -17484,7 +16858,6 @@
                 <w:color w:val="484848"/>
                 <w:sz w:val="20"/>
                 <w:szCs w:val="20"/>
-                <w:highlight w:val="magenta"/>
                 <w:lang w:eastAsia="es-CO"/>
               </w:rPr>
             </w:pPr>
@@ -17499,7 +16872,6 @@
               <w:bottom w:val="single" w:sz="8" w:space="0" w:color="808080"/>
               <w:right w:val="single" w:sz="8" w:space="0" w:color="808080"/>
             </w:tcBorders>
-            <w:shd w:val="clear" w:color="auto" w:fill="auto"/>
             <w:vAlign w:val="center"/>
           </w:tcPr>
           <w:p>
@@ -17510,7 +16882,6 @@
                 <w:color w:val="484848"/>
                 <w:sz w:val="20"/>
                 <w:szCs w:val="20"/>
-                <w:highlight w:val="magenta"/>
                 <w:lang w:eastAsia="es-CO"/>
               </w:rPr>
             </w:pPr>
@@ -17525,7 +16896,6 @@
               <w:bottom w:val="single" w:sz="8" w:space="0" w:color="808080"/>
               <w:right w:val="single" w:sz="8" w:space="0" w:color="808080"/>
             </w:tcBorders>
-            <w:shd w:val="clear" w:color="auto" w:fill="auto"/>
             <w:vAlign w:val="center"/>
           </w:tcPr>
           <w:p>
@@ -17536,7 +16906,6 @@
                 <w:color w:val="484848"/>
                 <w:sz w:val="20"/>
                 <w:szCs w:val="20"/>
-                <w:highlight w:val="magenta"/>
                 <w:lang w:eastAsia="es-CO"/>
               </w:rPr>
             </w:pPr>
@@ -17551,7 +16920,6 @@
               <w:bottom w:val="single" w:sz="8" w:space="0" w:color="808080"/>
               <w:right w:val="single" w:sz="8" w:space="0" w:color="808080"/>
             </w:tcBorders>
-            <w:shd w:val="clear" w:color="auto" w:fill="auto"/>
             <w:vAlign w:val="center"/>
           </w:tcPr>
           <w:p>
@@ -17562,7 +16930,6 @@
                 <w:color w:val="484848"/>
                 <w:sz w:val="20"/>
                 <w:szCs w:val="20"/>
-                <w:highlight w:val="magenta"/>
                 <w:lang w:eastAsia="es-CO"/>
               </w:rPr>
             </w:pPr>
@@ -17587,7 +16954,6 @@
               <w:bottom w:val="single" w:sz="8" w:space="0" w:color="808080"/>
               <w:right w:val="single" w:sz="8" w:space="0" w:color="808080"/>
             </w:tcBorders>
-            <w:shd w:val="clear" w:color="auto" w:fill="auto"/>
             <w:vAlign w:val="center"/>
           </w:tcPr>
           <w:p>
@@ -17598,7 +16964,6 @@
                 <w:color w:val="484848"/>
                 <w:sz w:val="20"/>
                 <w:szCs w:val="20"/>
-                <w:highlight w:val="magenta"/>
                 <w:lang w:eastAsia="es-CO"/>
               </w:rPr>
             </w:pPr>
@@ -17623,7 +16988,6 @@
               <w:bottom w:val="single" w:sz="8" w:space="0" w:color="808080"/>
               <w:right w:val="single" w:sz="8" w:space="0" w:color="808080"/>
             </w:tcBorders>
-            <w:shd w:val="clear" w:color="auto" w:fill="auto"/>
             <w:vAlign w:val="center"/>
           </w:tcPr>
           <w:p>
@@ -17634,7 +16998,6 @@
                 <w:color w:val="484848"/>
                 <w:sz w:val="20"/>
                 <w:szCs w:val="20"/>
-                <w:highlight w:val="magenta"/>
                 <w:lang w:eastAsia="es-CO"/>
               </w:rPr>
             </w:pPr>
@@ -17665,7 +17028,6 @@
               <w:bottom w:val="single" w:sz="8" w:space="0" w:color="808080"/>
               <w:right w:val="single" w:sz="8" w:space="0" w:color="808080"/>
             </w:tcBorders>
-            <w:shd w:val="clear" w:color="000000" w:fill="004CAB"/>
             <w:vAlign w:val="center"/>
             <w:hideMark/>
           </w:tcPr>
@@ -17679,7 +17041,6 @@
                 <w:color w:val="FFFFFF"/>
                 <w:sz w:val="20"/>
                 <w:szCs w:val="20"/>
-                <w:highlight w:val="magenta"/>
                 <w:lang w:eastAsia="es-CO"/>
               </w:rPr>
             </w:pPr>
@@ -17691,7 +17052,6 @@
                 <w:color w:val="FFFFFF"/>
                 <w:sz w:val="20"/>
                 <w:szCs w:val="20"/>
-                <w:highlight w:val="magenta"/>
                 <w:lang w:eastAsia="es-CO"/>
               </w:rPr>
               <w:t>Descripción de la modificación</w:t>
@@ -17713,7 +17073,6 @@
               <w:bottom w:val="single" w:sz="8" w:space="0" w:color="808080"/>
               <w:right w:val="single" w:sz="8" w:space="0" w:color="808080"/>
             </w:tcBorders>
-            <w:shd w:val="clear" w:color="auto" w:fill="auto"/>
             <w:vAlign w:val="center"/>
             <w:hideMark/>
           </w:tcPr>
@@ -17725,7 +17084,6 @@
                 <w:color w:val="484848"/>
                 <w:sz w:val="20"/>
                 <w:szCs w:val="20"/>
-                <w:highlight w:val="magenta"/>
                 <w:lang w:eastAsia="es-CO"/>
               </w:rPr>
             </w:pPr>
@@ -17735,7 +17093,6 @@
                 <w:color w:val="484848"/>
                 <w:sz w:val="20"/>
                 <w:szCs w:val="20"/>
-                <w:highlight w:val="magenta"/>
                 <w:lang w:eastAsia="es-CO"/>
               </w:rPr>
               <w:t>Se debe relacionar el motivo del porque se realiza el ajusta, quien lo solicita y específicamente que es lo ajustado.</w:t>
@@ -17764,7 +17121,7 @@
           <w:sz w:val="20"/>
           <w:szCs w:val="20"/>
         </w:rPr>
-        <w:t xml:space="preserve">Fuente: SERAMBIENTE S.A.S., </w:t>
+        <w:t>Fuente: SERAMBIENTE S.A.S., </w:t>
       </w:r>
       <w:commentRangeStart w:id="118"/>
       <w:r>
@@ -17805,7 +17162,7 @@
           <w:sz w:val="20"/>
           <w:szCs w:val="20"/>
         </w:rPr>
-        <w:t xml:space="preserve"> </w:t>
+        <w:t> </w:t>
       </w:r>
     </w:p>
     <w:p>
@@ -17859,7 +17216,6 @@
           <w:iCs/>
           <w:sz w:val="20"/>
           <w:szCs w:val="20"/>
-          <w:highlight w:val="cyan"/>
         </w:rPr>
         <w:t>{var_22}</w:t>
       </w:r>
@@ -17882,7 +17238,7 @@
           <w:sz w:val="20"/>
           <w:szCs w:val="20"/>
         </w:rPr>
-        <w:t xml:space="preserve">. </w:t>
+        <w:t>. </w:t>
       </w:r>
     </w:p>
     <w:p>
@@ -17901,7 +17257,6 @@
           <w:iCs/>
           <w:sz w:val="20"/>
           <w:szCs w:val="20"/>
-          <w:highlight w:val="cyan"/>
         </w:rPr>
       </w:pPr>
     </w:p>
@@ -17921,7 +17276,6 @@
           <w:iCs/>
           <w:sz w:val="20"/>
           <w:szCs w:val="20"/>
-          <w:highlight w:val="cyan"/>
         </w:rPr>
       </w:pPr>
     </w:p>
@@ -17950,60 +17304,8 @@
           <w:iCs/>
           <w:sz w:val="20"/>
           <w:szCs w:val="20"/>
-          <w:highlight w:val="cyan"/>
-        </w:rPr>
-        <w:t>{var_23}</w:t>
-      </w:r>
-      <w:r>
-        <w:rPr>
-          <w:rFonts w:ascii="Avenir Next LT Pro" w:hAnsi="Avenir Next LT Pro"/>
-          <w:i/>
-          <w:iCs/>
-          <w:sz w:val="20"/>
-          <w:szCs w:val="20"/>
-          <w:highlight w:val="cyan"/>
-        </w:rPr>
-      </w:r>
-      <w:r>
-        <w:rPr>
-          <w:rFonts w:ascii="Avenir Next LT Pro" w:hAnsi="Avenir Next LT Pro"/>
-          <w:i/>
-          <w:iCs/>
-          <w:sz w:val="20"/>
-          <w:szCs w:val="20"/>
-          <w:highlight w:val="cyan"/>
-        </w:rPr>
-      </w:r>
-      <w:commentRangeStart w:id="120"/>
-      <w:r>
-        <w:rPr>
-          <w:rFonts w:ascii="Avenir Next LT Pro" w:hAnsi="Avenir Next LT Pro"/>
-          <w:i/>
-          <w:iCs/>
-          <w:sz w:val="20"/>
-          <w:szCs w:val="20"/>
-          <w:highlight w:val="cyan"/>
-        </w:rPr>
-      </w:r>
-      <w:commentRangeEnd w:id="120"/>
-      <w:r>
-        <w:rPr>
-          <w:rStyle w:val="Refdecomentario"/>
-          <w:rFonts w:ascii="Tahoma" w:hAnsi="Tahoma"/>
-          <w:szCs w:val="20"/>
-          <w:lang w:val="es-MX" w:eastAsia="es-MX"/>
-        </w:rPr>
-        <w:commentReference w:id="120"/>
-      </w:r>
-      <w:r>
-        <w:rPr>
-          <w:rFonts w:ascii="Avenir Next LT Pro" w:hAnsi="Avenir Next LT Pro"/>
-          <w:i/>
-          <w:iCs/>
-          <w:sz w:val="20"/>
-          <w:szCs w:val="20"/>
-        </w:rPr>
-        <w:t xml:space="preserve">. </w:t>
+        </w:rPr>
+        <w:t>{var_23}. </w:t>
       </w:r>
     </w:p>
     <w:p>
@@ -18093,7 +17395,7 @@
           <w:sz w:val="22"/>
           <w:szCs w:val="22"/>
         </w:rPr>
-        <w:t xml:space="preserve"> (FIN DEL INFORME)</w:t>
+        <w:t> (FIN DEL INFORME)</w:t>
       </w:r>
     </w:p>
     <w:p>
@@ -18103,7 +17405,6 @@
           <w:rFonts w:ascii="Avenir Next LT Pro" w:hAnsi="Avenir Next LT Pro" w:cs="Tahoma"/>
           <w:b/>
           <w:color w:val="303030"/>
-          <w:u w:val="single"/>
         </w:rPr>
       </w:pPr>
     </w:p>
@@ -19018,7 +18319,6 @@
       <w:tc>
         <w:tcPr>
           <w:tcW w:w="2166" w:type="pct"/>
-          <w:shd w:val="clear" w:color="auto" w:fill="auto"/>
           <w:vAlign w:val="center"/>
         </w:tcPr>
         <w:p>
@@ -19051,7 +18351,6 @@
         <w:tcPr>
           <w:tcW w:w="1493" w:type="pct"/>
           <w:vMerge w:val="restart"/>
-          <w:shd w:val="clear" w:color="auto" w:fill="auto"/>
           <w:vAlign w:val="center"/>
         </w:tcPr>
         <w:p>
@@ -19129,7 +18428,7 @@
               <w:sz w:val="20"/>
               <w:lang w:val="en-US"/>
             </w:rPr>
-            <w:t xml:space="preserve">: </w:t>
+            <w:t>: </w:t>
           </w:r>
           <w:r>
             <w:rPr>
@@ -19183,7 +18482,7 @@
               <w:color w:val="303030"/>
               <w:sz w:val="20"/>
             </w:rPr>
-            <w:t xml:space="preserve">Página </w:t>
+            <w:t>Página </w:t>
           </w:r>
           <w:r>
             <w:rPr>
@@ -19232,7 +18531,7 @@
               <w:color w:val="303030"/>
               <w:sz w:val="20"/>
             </w:rPr>
-            <w:t xml:space="preserve"> de </w:t>
+            <w:t> de </w:t>
           </w:r>
           <w:r>
             <w:rPr>
@@ -19309,7 +18608,6 @@
       <w:tc>
         <w:tcPr>
           <w:tcW w:w="2166" w:type="pct"/>
-          <w:shd w:val="clear" w:color="auto" w:fill="auto"/>
           <w:vAlign w:val="center"/>
         </w:tcPr>
         <w:p>
@@ -19319,7 +18617,6 @@
               <w:rFonts w:ascii="Avenir Next LT Pro" w:hAnsi="Avenir Next LT Pro" w:cs="Calibri"/>
               <w:color w:val="303030"/>
               <w:sz w:val="20"/>
-              <w:highlight w:val="cyan"/>
             </w:rPr>
           </w:pPr>
           <w:r>
@@ -19329,7 +18626,6 @@
               <w:bCs/>
               <w:color w:val="303030"/>
               <w:sz w:val="20"/>
-              <w:highlight w:val="cyan"/>
               <w:lang w:val="en-US"/>
             </w:rPr>
             <w:t>{var_62}</w:t>
@@ -19339,7 +18635,6 @@
               <w:rFonts w:ascii="Avenir Next LT Pro" w:hAnsi="Avenir Next LT Pro" w:cs="Calibri"/>
               <w:color w:val="303030"/>
               <w:sz w:val="20"/>
-              <w:highlight w:val="cyan"/>
               <w:lang w:val="en-US"/>
             </w:rPr>
           </w:r>
@@ -19350,7 +18645,6 @@
               <w:bCs/>
               <w:color w:val="303030"/>
               <w:sz w:val="20"/>
-              <w:highlight w:val="cyan"/>
               <w:lang w:val="en-US"/>
             </w:rPr>
           </w:r>
@@ -19359,7 +18653,6 @@
               <w:rFonts w:ascii="Avenir Next LT Pro" w:hAnsi="Avenir Next LT Pro" w:cs="Calibri"/>
               <w:color w:val="303030"/>
               <w:sz w:val="20"/>
-              <w:highlight w:val="cyan"/>
               <w:lang w:val="en-US"/>
             </w:rPr>
           </w:r>
@@ -19368,7 +18661,6 @@
               <w:rFonts w:ascii="Avenir Next LT Pro" w:hAnsi="Avenir Next LT Pro" w:cs="Calibri"/>
               <w:color w:val="303030"/>
               <w:sz w:val="20"/>
-              <w:highlight w:val="cyan"/>
               <w:lang w:val="en-US"/>
             </w:rPr>
           </w:r>
@@ -19379,7 +18671,6 @@
               <w:bCs/>
               <w:color w:val="303030"/>
               <w:sz w:val="20"/>
-              <w:highlight w:val="cyan"/>
               <w:lang w:val="en-US"/>
             </w:rPr>
           </w:r>
@@ -19388,7 +18679,6 @@
               <w:rFonts w:ascii="Avenir Next LT Pro" w:hAnsi="Avenir Next LT Pro" w:cs="Calibri"/>
               <w:color w:val="303030"/>
               <w:sz w:val="20"/>
-              <w:highlight w:val="cyan"/>
               <w:lang w:val="en-US"/>
             </w:rPr>
           </w:r>
@@ -19398,7 +18688,6 @@
         <w:tcPr>
           <w:tcW w:w="1493" w:type="pct"/>
           <w:vMerge/>
-          <w:shd w:val="clear" w:color="auto" w:fill="auto"/>
           <w:vAlign w:val="center"/>
         </w:tcPr>
         <w:p>

--- a/server/templates/reports/FO-PO-PSM-67-10 FORMATO PARA LA ELABORACIÓN DE INFORMES PREVIOS EN FUENTES FIJAS-plantilla.docx
+++ b/server/templates/reports/FO-PO-PSM-67-10 FORMATO PARA LA ELABORACIÓN DE INFORMES PREVIOS EN FUENTES FIJAS-plantilla.docx
@@ -5549,7 +5549,7 @@
           <w:sz w:val="22"/>
           <w:szCs w:val="22"/>
         </w:rPr>
-        <w:t>S</w:t>
+        <w:t>ALS ENVIRONMENTAL S.A.S.</w:t>
       </w:r>
       <w:r>
         <w:rPr>
@@ -5559,7 +5559,7 @@
           <w:sz w:val="22"/>
           <w:szCs w:val="22"/>
         </w:rPr>
-        <w:t>ERAMBIENTE</w:t>
+        <w:t/>
       </w:r>
       <w:r>
         <w:rPr>
@@ -5569,7 +5569,7 @@
           <w:sz w:val="22"/>
           <w:szCs w:val="22"/>
         </w:rPr>
-        <w:t> S.A</w:t>
+        <w:t/>
       </w:r>
       <w:r>
         <w:rPr>
@@ -5579,7 +5579,7 @@
           <w:sz w:val="22"/>
           <w:szCs w:val="22"/>
         </w:rPr>
-        <w:t>.S.</w:t>
+        <w:t/>
       </w:r>
       <w:r>
         <w:rPr>
@@ -9595,7 +9595,7 @@
           <w:sz w:val="20"/>
           <w:szCs w:val="20"/>
         </w:rPr>
-        <w:t>Fuente: SERAMBIENTE S.A.S</w:t>
+        <w:t>Fuente: ALS ENVIRONMENTAL S.A.S.</w:t>
       </w:r>
       <w:r>
         <w:rPr>
@@ -9605,7 +9605,7 @@
           <w:sz w:val="20"/>
           <w:szCs w:val="20"/>
         </w:rPr>
-        <w:t>.,</w:t>
+        <w:t>,</w:t>
       </w:r>
       <w:r>
         <w:rPr>
@@ -11840,7 +11840,7 @@
           <w:sz w:val="22"/>
           <w:szCs w:val="22"/>
         </w:rPr>
-        <w:t>Serambiente</w:t>
+        <w:t>ALS ENVIRONMENTAL S.A.S.</w:t>
       </w:r>
       <w:proofErr w:type="spellEnd"/>
       <w:r>
@@ -11850,7 +11850,7 @@
           <w:sz w:val="22"/>
           <w:szCs w:val="22"/>
         </w:rPr>
-        <w:t> </w:t>
+        <w:t/>
       </w:r>
       <w:r>
         <w:rPr>
@@ -11859,7 +11859,7 @@
           <w:sz w:val="22"/>
           <w:szCs w:val="22"/>
         </w:rPr>
-        <w:t>S.A.S.</w:t>
+        <w:t/>
       </w:r>
       <w:r>
         <w:rPr>
@@ -12568,7 +12568,7 @@
           <w:szCs w:val="20"/>
           <w:lang w:eastAsia="es-ES"/>
         </w:rPr>
-        <w:t>Fuente: SERAMBIENTE S.A.S </w:t>
+        <w:t>Fuente: ALS ENVIRONMENTAL S.A.S. </w:t>
       </w:r>
       <w:commentRangeStart w:id="86"/>
       <w:r>
@@ -13805,7 +13805,7 @@
           <w:sz w:val="20"/>
           <w:szCs w:val="20"/>
         </w:rPr>
-        <w:t>Fuente: SERAMBIENTE S.A.S</w:t>
+        <w:t>Fuente: ALS ENVIRONMENTAL S.A.S.</w:t>
       </w:r>
       <w:r>
         <w:rPr>
@@ -13815,7 +13815,7 @@
           <w:sz w:val="20"/>
           <w:szCs w:val="20"/>
         </w:rPr>
-        <w:t>.,</w:t>
+        <w:t>,</w:t>
       </w:r>
       <w:r>
         <w:rPr>
@@ -15354,7 +15354,7 @@
           <w:sz w:val="20"/>
           <w:szCs w:val="20"/>
         </w:rPr>
-        <w:t>Fuente: SERAMBIENTE S.A.S, </w:t>
+        <w:t>Fuente: ALS ENVIRONMENTAL S.A.S., </w:t>
       </w:r>
       <w:commentRangeStart w:id="110"/>
       <w:r>
@@ -17121,7 +17121,7 @@
           <w:sz w:val="20"/>
           <w:szCs w:val="20"/>
         </w:rPr>
-        <w:t>Fuente: SERAMBIENTE S.A.S., </w:t>
+        <w:t>Fuente: ALS ENVIRONMENTAL S.A.S., </w:t>
       </w:r>
       <w:commentRangeStart w:id="118"/>
       <w:r>
